--- a/Herbal_AI_STD_v2.docx
+++ b/Herbal_AI_STD_v2.docx
@@ -2,41 +2,164 @@
 <file path=word/document.xml><?xml version="1.0" encoding="utf-8"?>
 <w:document xmlns:wpc="http://schemas.microsoft.com/office/word/2010/wordprocessingCanvas" xmlns:mo="http://schemas.microsoft.com/office/mac/office/2008/main" xmlns:mc="http://schemas.openxmlformats.org/markup-compatibility/2006" xmlns:mv="urn:schemas-microsoft-com:mac:vml" xmlns:o="urn:schemas-microsoft-com:office:office" xmlns:r="http://schemas.openxmlformats.org/officeDocument/2006/relationships" xmlns:m="http://schemas.openxmlformats.org/officeDocument/2006/math" xmlns:v="urn:schemas-microsoft-com:vml" xmlns:wp14="http://schemas.microsoft.com/office/word/2010/wordprocessingDrawing" xmlns:wp="http://schemas.openxmlformats.org/drawingml/2006/wordprocessingDrawing" xmlns:w10="urn:schemas-microsoft-com:office:word" xmlns:w="http://schemas.openxmlformats.org/wordprocessingml/2006/main" xmlns:w14="http://schemas.microsoft.com/office/word/2010/wordml" xmlns:wpg="http://schemas.microsoft.com/office/word/2010/wordprocessingGroup" xmlns:wpi="http://schemas.microsoft.com/office/word/2010/wordprocessingInk" xmlns:wne="http://schemas.microsoft.com/office/word/2006/wordml" xmlns:wps="http://schemas.microsoft.com/office/word/2010/wordprocessingShape" mc:Ignorable="w14 wp14">
   <w:body>
+    <w:tbl>
+      <w:tblPr>
+        <w:tblW w:type="auto" w:w="0"/>
+        <w:jc w:val="center"/>
+        <w:tblLook w:firstColumn="1" w:firstRow="1" w:lastColumn="0" w:lastRow="0" w:noHBand="0" w:noVBand="1" w:val="04A0"/>
+      </w:tblPr>
+      <w:tblGrid>
+        <w:gridCol w:w="1944"/>
+        <w:gridCol w:w="6048"/>
+        <w:gridCol w:w="1944"/>
+      </w:tblGrid>
+      <w:tr>
+        <w:tc>
+          <w:tcPr>
+            <w:tcW w:type="dxa" w:w="3408"/>
+          </w:tcPr>
+          <w:p>
+            <w:r>
+              <w:drawing>
+                <wp:inline xmlns:a="http://schemas.openxmlformats.org/drawingml/2006/main" xmlns:pic="http://schemas.openxmlformats.org/drawingml/2006/picture">
+                  <wp:extent cx="868680" cy="868680"/>
+                  <wp:docPr id="1" name="Picture 1"/>
+                  <wp:cNvGraphicFramePr>
+                    <a:graphicFrameLocks noChangeAspect="1"/>
+                  </wp:cNvGraphicFramePr>
+                  <a:graphic>
+                    <a:graphicData uri="http://schemas.openxmlformats.org/drawingml/2006/picture">
+                      <pic:pic>
+                        <pic:nvPicPr>
+                          <pic:cNvPr id="0" name="department-logo.jpg"/>
+                          <pic:cNvPicPr/>
+                        </pic:nvPicPr>
+                        <pic:blipFill>
+                          <a:blip r:embed="rId11"/>
+                          <a:stretch>
+                            <a:fillRect/>
+                          </a:stretch>
+                        </pic:blipFill>
+                        <pic:spPr>
+                          <a:xfrm>
+                            <a:off x="0" y="0"/>
+                            <a:ext cx="868680" cy="868680"/>
+                          </a:xfrm>
+                          <a:prstGeom prst="rect"/>
+                        </pic:spPr>
+                      </pic:pic>
+                    </a:graphicData>
+                  </a:graphic>
+                </wp:inline>
+              </w:drawing>
+            </w:r>
+          </w:p>
+        </w:tc>
+        <w:tc>
+          <w:tcPr>
+            <w:tcW w:type="dxa" w:w="3408"/>
+          </w:tcPr>
+          <w:p>
+            <w:pPr>
+              <w:jc w:val="center"/>
+            </w:pPr>
+            <w:r>
+              <w:rPr>
+                <w:rFonts w:ascii="Times New Roman" w:hAnsi="Times New Roman"/>
+                <w:b/>
+                <w:i w:val="0"/>
+                <w:sz w:val="28"/>
+              </w:rPr>
+              <w:t>CORDOVA PUBLIC COLLEGE</w:t>
+              <w:br/>
+            </w:r>
+            <w:r>
+              <w:rPr>
+                <w:rFonts w:ascii="Times New Roman" w:hAnsi="Times New Roman"/>
+                <w:b/>
+                <w:i w:val="0"/>
+                <w:sz w:val="24"/>
+              </w:rPr>
+              <w:t>College of Computer Studies</w:t>
+              <w:br/>
+            </w:r>
+            <w:r>
+              <w:rPr>
+                <w:rFonts w:ascii="Times New Roman" w:hAnsi="Times New Roman"/>
+                <w:b w:val="0"/>
+                <w:i/>
+                <w:sz w:val="18"/>
+              </w:rPr>
+              <w:t>Gabi, Cordova, Cebu, Philippines</w:t>
+            </w:r>
+          </w:p>
+        </w:tc>
+        <w:tc>
+          <w:tcPr>
+            <w:tcW w:type="dxa" w:w="3408"/>
+          </w:tcPr>
+          <w:p>
+            <w:r>
+              <w:drawing>
+                <wp:inline xmlns:a="http://schemas.openxmlformats.org/drawingml/2006/main" xmlns:pic="http://schemas.openxmlformats.org/drawingml/2006/picture">
+                  <wp:extent cx="868680" cy="868680"/>
+                  <wp:docPr id="2" name="Picture 2"/>
+                  <wp:cNvGraphicFramePr>
+                    <a:graphicFrameLocks noChangeAspect="1"/>
+                  </wp:cNvGraphicFramePr>
+                  <a:graphic>
+                    <a:graphicData uri="http://schemas.openxmlformats.org/drawingml/2006/picture">
+                      <pic:pic>
+                        <pic:nvPicPr>
+                          <pic:cNvPr id="0" name="college-logo.jpg"/>
+                          <pic:cNvPicPr/>
+                        </pic:nvPicPr>
+                        <pic:blipFill>
+                          <a:blip r:embed="rId12"/>
+                          <a:stretch>
+                            <a:fillRect/>
+                          </a:stretch>
+                        </pic:blipFill>
+                        <pic:spPr>
+                          <a:xfrm>
+                            <a:off x="0" y="0"/>
+                            <a:ext cx="868680" cy="868680"/>
+                          </a:xfrm>
+                          <a:prstGeom prst="rect"/>
+                        </pic:spPr>
+                      </pic:pic>
+                    </a:graphicData>
+                  </a:graphic>
+                </wp:inline>
+              </w:drawing>
+            </w:r>
+          </w:p>
+        </w:tc>
+      </w:tr>
+    </w:tbl>
     <w:p>
       <w:pPr>
+        <w:spacing w:before="0" w:after="360" w:line="259" w:lineRule="auto"/>
+      </w:pPr>
+      <w:r>
+        <w:rPr>
+          <w:rFonts w:ascii="Times New Roman" w:hAnsi="Times New Roman"/>
+          <w:b w:val="0"/>
+          <w:i w:val="0"/>
+          <w:sz w:val="20"/>
+        </w:rPr>
+      </w:r>
+    </w:p>
+    <w:p>
+      <w:pPr>
+        <w:spacing w:before="0" w:after="120" w:line="259" w:lineRule="auto"/>
         <w:jc w:val="center"/>
       </w:pPr>
       <w:r>
         <w:rPr>
-          <w:rFonts w:ascii="Arial" w:hAnsi="Arial"/>
+          <w:rFonts w:ascii="Times New Roman" w:hAnsi="Times New Roman"/>
           <w:b/>
-          <w:sz w:val="28"/>
-        </w:rPr>
-        <w:t>CORDOVA PUBLIC COLLEGE</w:t>
-      </w:r>
-    </w:p>
-    <w:p>
-      <w:pPr>
-        <w:jc w:val="center"/>
-      </w:pPr>
-      <w:r>
-        <w:rPr>
-          <w:rFonts w:ascii="Arial" w:hAnsi="Arial"/>
-          <w:b/>
-          <w:sz w:val="24"/>
-        </w:rPr>
-        <w:t>COLLEGE OF COMPUTER STUDIES</w:t>
-      </w:r>
-    </w:p>
-    <w:p/>
-    <w:p>
-      <w:pPr>
-        <w:jc w:val="center"/>
-      </w:pPr>
-      <w:r>
-        <w:rPr>
-          <w:rFonts w:ascii="Arial" w:hAnsi="Arial"/>
-          <w:b/>
+          <w:i w:val="0"/>
           <w:sz w:val="36"/>
         </w:rPr>
         <w:t>SOFTWARE TEST DOCUMENT (STD)</w:t>
@@ -44,42 +167,113 @@
     </w:p>
     <w:p>
       <w:pPr>
+        <w:spacing w:before="0" w:after="480" w:line="259" w:lineRule="auto"/>
         <w:jc w:val="center"/>
       </w:pPr>
       <w:r>
         <w:rPr>
-          <w:rFonts w:ascii="Arial" w:hAnsi="Arial"/>
+          <w:rFonts w:ascii="Times New Roman" w:hAnsi="Times New Roman"/>
           <w:b w:val="0"/>
+          <w:i/>
           <w:sz w:val="22"/>
         </w:rPr>
         <w:t>Herbal AI Verification and Validation Specification</w:t>
       </w:r>
     </w:p>
-    <w:p/>
     <w:p>
       <w:pPr>
+        <w:spacing w:before="0" w:after="360" w:line="259" w:lineRule="auto"/>
         <w:jc w:val="center"/>
       </w:pPr>
       <w:r>
         <w:rPr>
-          <w:rFonts w:ascii="Arial" w:hAnsi="Arial"/>
+          <w:rFonts w:ascii="Times New Roman" w:hAnsi="Times New Roman"/>
           <w:b/>
-          <w:sz w:val="22"/>
+          <w:i w:val="0"/>
+          <w:sz w:val="24"/>
         </w:rPr>
-        <w:t>HERBAL AI: BOTANICAL KNOWLEDGE AND AI-ASSISTED HEALTHCARE SYSTEM</w:t>
+        <w:t>HERBAL AI: A DIGITAL REPOSITORY OF PHILIPPINE HERBAL MEDICINE WITH AI-ASSISTED PREPARATION</w:t>
       </w:r>
     </w:p>
     <w:p>
       <w:pPr>
+        <w:spacing w:before="0" w:after="800" w:line="259" w:lineRule="auto"/>
         <w:jc w:val="center"/>
       </w:pPr>
       <w:r>
         <w:rPr>
-          <w:rFonts w:ascii="Arial" w:hAnsi="Arial"/>
+          <w:rFonts w:ascii="Times New Roman" w:hAnsi="Times New Roman"/>
           <w:b w:val="0"/>
+          <w:i w:val="0"/>
           <w:sz w:val="20"/>
         </w:rPr>
-        <w:t>Version 2.0 | 31 August 2026</w:t>
+        <w:t>Version 2.0</w:t>
+      </w:r>
+    </w:p>
+    <w:p>
+      <w:pPr>
+        <w:spacing w:before="0" w:after="100" w:line="259" w:lineRule="auto"/>
+        <w:jc w:val="center"/>
+      </w:pPr>
+      <w:r>
+        <w:rPr>
+          <w:rFonts w:ascii="Times New Roman" w:hAnsi="Times New Roman"/>
+          <w:b/>
+          <w:i w:val="0"/>
+          <w:sz w:val="20"/>
+        </w:rPr>
+        <w:t>Prepared by:</w:t>
+      </w:r>
+    </w:p>
+    <w:p>
+      <w:pPr>
+        <w:spacing w:before="0" w:after="100" w:line="259" w:lineRule="auto"/>
+        <w:jc w:val="center"/>
+      </w:pPr>
+      <w:r>
+        <w:rPr>
+          <w:rFonts w:ascii="Times New Roman" w:hAnsi="Times New Roman"/>
+          <w:b w:val="0"/>
+          <w:i w:val="0"/>
+          <w:sz w:val="20"/>
+        </w:rPr>
+        <w:t>Kevin C. Mercado — Project Manager / Backend Developer</w:t>
+        <w:br/>
+        <w:t>Devon Descipulo — Backend Developer</w:t>
+        <w:br/>
+        <w:t>Eumar Cabaluna — Frontend Developer</w:t>
+      </w:r>
+    </w:p>
+    <w:p>
+      <w:pPr>
+        <w:spacing w:before="560" w:after="100" w:line="259" w:lineRule="auto"/>
+        <w:jc w:val="center"/>
+      </w:pPr>
+      <w:r>
+        <w:rPr>
+          <w:rFonts w:ascii="Times New Roman" w:hAnsi="Times New Roman"/>
+          <w:b w:val="0"/>
+          <w:i/>
+          <w:sz w:val="18"/>
+        </w:rPr>
+        <w:t>Submitted in partial fulfillment of the requirements for the</w:t>
+        <w:br/>
+        <w:t>Bachelor of Science in Information Technology (BSIT)</w:t>
+      </w:r>
+    </w:p>
+    <w:p>
+      <w:pPr>
+        <w:spacing w:before="0" w:after="100" w:line="259" w:lineRule="auto"/>
+        <w:jc w:val="center"/>
+      </w:pPr>
+      <w:r>
+        <w:rPr>
+          <w:rFonts w:ascii="Times New Roman" w:hAnsi="Times New Roman"/>
+          <w:b w:val="0"/>
+          <w:i w:val="0"/>
+          <w:sz w:val="18"/>
+        </w:rPr>
+        <w:t>7 September 2026</w:t>
       </w:r>
     </w:p>
     <w:p>
@@ -89,10 +283,32 @@
     </w:p>
     <w:p>
       <w:pPr>
-        <w:pStyle w:val="Heading1"/>
+        <w:spacing w:before="100" w:after="100"/>
+        <w:shd w:fill="000000"/>
       </w:pPr>
       <w:r>
+        <w:rPr>
+          <w:rFonts w:ascii="Times New Roman" w:hAnsi="Times New Roman"/>
+          <w:b/>
+          <w:i w:val="0"/>
+          <w:color w:val="FFFFFF"/>
+          <w:sz w:val="24"/>
+        </w:rPr>
         <w:t>Approval and Project Team</w:t>
+      </w:r>
+    </w:p>
+    <w:p>
+      <w:pPr>
+        <w:spacing w:before="0" w:after="100" w:line="259" w:lineRule="auto"/>
+      </w:pPr>
+      <w:r>
+        <w:rPr>
+          <w:rFonts w:ascii="Times New Roman" w:hAnsi="Times New Roman"/>
+          <w:b w:val="0"/>
+          <w:i w:val="0"/>
+          <w:sz w:val="19"/>
+        </w:rPr>
+        <w:t>This Software Test Document has been reviewed and is prepared for adviser and capstone-panel review.</w:t>
       </w:r>
     </w:p>
     <w:tbl>
@@ -103,23 +319,28 @@
         <w:tblLook w:firstColumn="1" w:firstRow="1" w:lastColumn="0" w:lastRow="0" w:noHBand="0" w:noVBand="1" w:val="04A0"/>
       </w:tblPr>
       <w:tblGrid>
-        <w:gridCol w:w="2448"/>
-        <w:gridCol w:w="2448"/>
-        <w:gridCol w:w="2448"/>
-        <w:gridCol w:w="2448"/>
+        <w:gridCol w:w="2556"/>
+        <w:gridCol w:w="2556"/>
+        <w:gridCol w:w="2556"/>
+        <w:gridCol w:w="2556"/>
       </w:tblGrid>
       <w:tr>
         <w:tc>
           <w:tcPr>
-            <w:tcW w:type="dxa" w:w="2448"/>
+            <w:tcW w:type="dxa" w:w="3168"/>
+            <w:shd w:fill="D9D9D9"/>
             <w:vAlign w:val="center"/>
           </w:tcPr>
           <w:p>
+            <w:pPr>
+              <w:jc w:val="center"/>
+            </w:pPr>
             <w:r>
               <w:rPr>
-                <w:rFonts w:ascii="Arial" w:hAnsi="Arial"/>
+                <w:rFonts w:ascii="Times New Roman" w:hAnsi="Times New Roman"/>
                 <w:b/>
-                <w:sz w:val="18"/>
+                <w:i w:val="0"/>
+                <w:sz w:val="16"/>
               </w:rPr>
               <w:t>Role</w:t>
             </w:r>
@@ -127,15 +348,20 @@
         </w:tc>
         <w:tc>
           <w:tcPr>
-            <w:tcW w:type="dxa" w:w="2448"/>
+            <w:tcW w:type="dxa" w:w="2592"/>
+            <w:shd w:fill="D9D9D9"/>
             <w:vAlign w:val="center"/>
           </w:tcPr>
           <w:p>
+            <w:pPr>
+              <w:jc w:val="center"/>
+            </w:pPr>
             <w:r>
               <w:rPr>
-                <w:rFonts w:ascii="Arial" w:hAnsi="Arial"/>
+                <w:rFonts w:ascii="Times New Roman" w:hAnsi="Times New Roman"/>
                 <w:b/>
-                <w:sz w:val="18"/>
+                <w:i w:val="0"/>
+                <w:sz w:val="16"/>
               </w:rPr>
               <w:t>Name</w:t>
             </w:r>
@@ -143,15 +369,20 @@
         </w:tc>
         <w:tc>
           <w:tcPr>
-            <w:tcW w:type="dxa" w:w="2448"/>
+            <w:tcW w:type="dxa" w:w="2160"/>
+            <w:shd w:fill="D9D9D9"/>
             <w:vAlign w:val="center"/>
           </w:tcPr>
           <w:p>
+            <w:pPr>
+              <w:jc w:val="center"/>
+            </w:pPr>
             <w:r>
               <w:rPr>
-                <w:rFonts w:ascii="Arial" w:hAnsi="Arial"/>
+                <w:rFonts w:ascii="Times New Roman" w:hAnsi="Times New Roman"/>
                 <w:b/>
-                <w:sz w:val="18"/>
+                <w:i w:val="0"/>
+                <w:sz w:val="16"/>
               </w:rPr>
               <w:t>Signature</w:t>
             </w:r>
@@ -159,15 +390,20 @@
         </w:tc>
         <w:tc>
           <w:tcPr>
-            <w:tcW w:type="dxa" w:w="2448"/>
+            <w:tcW w:type="dxa" w:w="1440"/>
+            <w:shd w:fill="D9D9D9"/>
             <w:vAlign w:val="center"/>
           </w:tcPr>
           <w:p>
+            <w:pPr>
+              <w:jc w:val="center"/>
+            </w:pPr>
             <w:r>
               <w:rPr>
-                <w:rFonts w:ascii="Arial" w:hAnsi="Arial"/>
+                <w:rFonts w:ascii="Times New Roman" w:hAnsi="Times New Roman"/>
                 <w:b/>
-                <w:sz w:val="18"/>
+                <w:i w:val="0"/>
+                <w:sz w:val="16"/>
               </w:rPr>
               <w:t>Date</w:t>
             </w:r>
@@ -177,14 +413,19 @@
       <w:tr>
         <w:tc>
           <w:tcPr>
-            <w:tcW w:type="dxa" w:w="2448"/>
+            <w:tcW w:type="dxa" w:w="3168"/>
             <w:vAlign w:val="center"/>
           </w:tcPr>
           <w:p>
+            <w:pPr>
+              <w:spacing w:after="0" w:line="240" w:lineRule="auto"/>
+            </w:pPr>
             <w:r>
               <w:rPr>
-                <w:rFonts w:ascii="Arial" w:hAnsi="Arial"/>
-                <w:sz w:val="18"/>
+                <w:rFonts w:ascii="Times New Roman" w:hAnsi="Times New Roman"/>
+                <w:b w:val="0"/>
+                <w:i w:val="0"/>
+                <w:sz w:val="16"/>
               </w:rPr>
               <w:t>Project Manager / Backend Developer</w:t>
             </w:r>
@@ -192,14 +433,19 @@
         </w:tc>
         <w:tc>
           <w:tcPr>
-            <w:tcW w:type="dxa" w:w="2448"/>
+            <w:tcW w:type="dxa" w:w="2592"/>
             <w:vAlign w:val="center"/>
           </w:tcPr>
           <w:p>
+            <w:pPr>
+              <w:spacing w:after="0" w:line="240" w:lineRule="auto"/>
+            </w:pPr>
             <w:r>
               <w:rPr>
-                <w:rFonts w:ascii="Arial" w:hAnsi="Arial"/>
-                <w:sz w:val="18"/>
+                <w:rFonts w:ascii="Times New Roman" w:hAnsi="Times New Roman"/>
+                <w:b w:val="0"/>
+                <w:i w:val="0"/>
+                <w:sz w:val="16"/>
               </w:rPr>
               <w:t>Kevin C. Mercado</w:t>
             </w:r>
@@ -207,28 +453,38 @@
         </w:tc>
         <w:tc>
           <w:tcPr>
-            <w:tcW w:type="dxa" w:w="2448"/>
+            <w:tcW w:type="dxa" w:w="2160"/>
             <w:vAlign w:val="center"/>
           </w:tcPr>
           <w:p>
+            <w:pPr>
+              <w:spacing w:after="0" w:line="240" w:lineRule="auto"/>
+            </w:pPr>
             <w:r>
               <w:rPr>
-                <w:rFonts w:ascii="Arial" w:hAnsi="Arial"/>
-                <w:sz w:val="18"/>
+                <w:rFonts w:ascii="Times New Roman" w:hAnsi="Times New Roman"/>
+                <w:b w:val="0"/>
+                <w:i w:val="0"/>
+                <w:sz w:val="16"/>
               </w:rPr>
             </w:r>
           </w:p>
         </w:tc>
         <w:tc>
           <w:tcPr>
-            <w:tcW w:type="dxa" w:w="2448"/>
+            <w:tcW w:type="dxa" w:w="1440"/>
             <w:vAlign w:val="center"/>
           </w:tcPr>
           <w:p>
+            <w:pPr>
+              <w:spacing w:after="0" w:line="240" w:lineRule="auto"/>
+            </w:pPr>
             <w:r>
               <w:rPr>
-                <w:rFonts w:ascii="Arial" w:hAnsi="Arial"/>
-                <w:sz w:val="18"/>
+                <w:rFonts w:ascii="Times New Roman" w:hAnsi="Times New Roman"/>
+                <w:b w:val="0"/>
+                <w:i w:val="0"/>
+                <w:sz w:val="16"/>
               </w:rPr>
             </w:r>
           </w:p>
@@ -237,14 +493,19 @@
       <w:tr>
         <w:tc>
           <w:tcPr>
-            <w:tcW w:type="dxa" w:w="2448"/>
+            <w:tcW w:type="dxa" w:w="3168"/>
             <w:vAlign w:val="center"/>
           </w:tcPr>
           <w:p>
+            <w:pPr>
+              <w:spacing w:after="0" w:line="240" w:lineRule="auto"/>
+            </w:pPr>
             <w:r>
               <w:rPr>
-                <w:rFonts w:ascii="Arial" w:hAnsi="Arial"/>
-                <w:sz w:val="18"/>
+                <w:rFonts w:ascii="Times New Roman" w:hAnsi="Times New Roman"/>
+                <w:b w:val="0"/>
+                <w:i w:val="0"/>
+                <w:sz w:val="16"/>
               </w:rPr>
               <w:t>Backend Developer</w:t>
             </w:r>
@@ -252,14 +513,19 @@
         </w:tc>
         <w:tc>
           <w:tcPr>
-            <w:tcW w:type="dxa" w:w="2448"/>
+            <w:tcW w:type="dxa" w:w="2592"/>
             <w:vAlign w:val="center"/>
           </w:tcPr>
           <w:p>
+            <w:pPr>
+              <w:spacing w:after="0" w:line="240" w:lineRule="auto"/>
+            </w:pPr>
             <w:r>
               <w:rPr>
-                <w:rFonts w:ascii="Arial" w:hAnsi="Arial"/>
-                <w:sz w:val="18"/>
+                <w:rFonts w:ascii="Times New Roman" w:hAnsi="Times New Roman"/>
+                <w:b w:val="0"/>
+                <w:i w:val="0"/>
+                <w:sz w:val="16"/>
               </w:rPr>
               <w:t>Devon Descipulo</w:t>
             </w:r>
@@ -267,28 +533,38 @@
         </w:tc>
         <w:tc>
           <w:tcPr>
-            <w:tcW w:type="dxa" w:w="2448"/>
+            <w:tcW w:type="dxa" w:w="2160"/>
             <w:vAlign w:val="center"/>
           </w:tcPr>
           <w:p>
+            <w:pPr>
+              <w:spacing w:after="0" w:line="240" w:lineRule="auto"/>
+            </w:pPr>
             <w:r>
               <w:rPr>
-                <w:rFonts w:ascii="Arial" w:hAnsi="Arial"/>
-                <w:sz w:val="18"/>
+                <w:rFonts w:ascii="Times New Roman" w:hAnsi="Times New Roman"/>
+                <w:b w:val="0"/>
+                <w:i w:val="0"/>
+                <w:sz w:val="16"/>
               </w:rPr>
             </w:r>
           </w:p>
         </w:tc>
         <w:tc>
           <w:tcPr>
-            <w:tcW w:type="dxa" w:w="2448"/>
+            <w:tcW w:type="dxa" w:w="1440"/>
             <w:vAlign w:val="center"/>
           </w:tcPr>
           <w:p>
+            <w:pPr>
+              <w:spacing w:after="0" w:line="240" w:lineRule="auto"/>
+            </w:pPr>
             <w:r>
               <w:rPr>
-                <w:rFonts w:ascii="Arial" w:hAnsi="Arial"/>
-                <w:sz w:val="18"/>
+                <w:rFonts w:ascii="Times New Roman" w:hAnsi="Times New Roman"/>
+                <w:b w:val="0"/>
+                <w:i w:val="0"/>
+                <w:sz w:val="16"/>
               </w:rPr>
             </w:r>
           </w:p>
@@ -297,14 +573,19 @@
       <w:tr>
         <w:tc>
           <w:tcPr>
-            <w:tcW w:type="dxa" w:w="2448"/>
+            <w:tcW w:type="dxa" w:w="3168"/>
             <w:vAlign w:val="center"/>
           </w:tcPr>
           <w:p>
+            <w:pPr>
+              <w:spacing w:after="0" w:line="240" w:lineRule="auto"/>
+            </w:pPr>
             <w:r>
               <w:rPr>
-                <w:rFonts w:ascii="Arial" w:hAnsi="Arial"/>
-                <w:sz w:val="18"/>
+                <w:rFonts w:ascii="Times New Roman" w:hAnsi="Times New Roman"/>
+                <w:b w:val="0"/>
+                <w:i w:val="0"/>
+                <w:sz w:val="16"/>
               </w:rPr>
               <w:t>Frontend Developer</w:t>
             </w:r>
@@ -312,14 +593,19 @@
         </w:tc>
         <w:tc>
           <w:tcPr>
-            <w:tcW w:type="dxa" w:w="2448"/>
+            <w:tcW w:type="dxa" w:w="2592"/>
             <w:vAlign w:val="center"/>
           </w:tcPr>
           <w:p>
+            <w:pPr>
+              <w:spacing w:after="0" w:line="240" w:lineRule="auto"/>
+            </w:pPr>
             <w:r>
               <w:rPr>
-                <w:rFonts w:ascii="Arial" w:hAnsi="Arial"/>
-                <w:sz w:val="18"/>
+                <w:rFonts w:ascii="Times New Roman" w:hAnsi="Times New Roman"/>
+                <w:b w:val="0"/>
+                <w:i w:val="0"/>
+                <w:sz w:val="16"/>
               </w:rPr>
               <w:t>Eumar Cabaluna</w:t>
             </w:r>
@@ -327,28 +613,38 @@
         </w:tc>
         <w:tc>
           <w:tcPr>
-            <w:tcW w:type="dxa" w:w="2448"/>
+            <w:tcW w:type="dxa" w:w="2160"/>
             <w:vAlign w:val="center"/>
           </w:tcPr>
           <w:p>
+            <w:pPr>
+              <w:spacing w:after="0" w:line="240" w:lineRule="auto"/>
+            </w:pPr>
             <w:r>
               <w:rPr>
-                <w:rFonts w:ascii="Arial" w:hAnsi="Arial"/>
-                <w:sz w:val="18"/>
+                <w:rFonts w:ascii="Times New Roman" w:hAnsi="Times New Roman"/>
+                <w:b w:val="0"/>
+                <w:i w:val="0"/>
+                <w:sz w:val="16"/>
               </w:rPr>
             </w:r>
           </w:p>
         </w:tc>
         <w:tc>
           <w:tcPr>
-            <w:tcW w:type="dxa" w:w="2448"/>
+            <w:tcW w:type="dxa" w:w="1440"/>
             <w:vAlign w:val="center"/>
           </w:tcPr>
           <w:p>
+            <w:pPr>
+              <w:spacing w:after="0" w:line="240" w:lineRule="auto"/>
+            </w:pPr>
             <w:r>
               <w:rPr>
-                <w:rFonts w:ascii="Arial" w:hAnsi="Arial"/>
-                <w:sz w:val="18"/>
+                <w:rFonts w:ascii="Times New Roman" w:hAnsi="Times New Roman"/>
+                <w:b w:val="0"/>
+                <w:i w:val="0"/>
+                <w:sz w:val="16"/>
               </w:rPr>
             </w:r>
           </w:p>
@@ -357,14 +653,19 @@
       <w:tr>
         <w:tc>
           <w:tcPr>
-            <w:tcW w:type="dxa" w:w="2448"/>
+            <w:tcW w:type="dxa" w:w="3168"/>
             <w:vAlign w:val="center"/>
           </w:tcPr>
           <w:p>
+            <w:pPr>
+              <w:spacing w:after="0" w:line="240" w:lineRule="auto"/>
+            </w:pPr>
             <w:r>
               <w:rPr>
-                <w:rFonts w:ascii="Arial" w:hAnsi="Arial"/>
-                <w:sz w:val="18"/>
+                <w:rFonts w:ascii="Times New Roman" w:hAnsi="Times New Roman"/>
+                <w:b w:val="0"/>
+                <w:i w:val="0"/>
+                <w:sz w:val="16"/>
               </w:rPr>
               <w:t>Adviser</w:t>
             </w:r>
@@ -372,43 +673,57 @@
         </w:tc>
         <w:tc>
           <w:tcPr>
-            <w:tcW w:type="dxa" w:w="2448"/>
+            <w:tcW w:type="dxa" w:w="2592"/>
             <w:vAlign w:val="center"/>
           </w:tcPr>
           <w:p>
+            <w:pPr>
+              <w:spacing w:after="0" w:line="240" w:lineRule="auto"/>
+            </w:pPr>
             <w:r>
               <w:rPr>
-                <w:rFonts w:ascii="Arial" w:hAnsi="Arial"/>
-                <w:sz w:val="18"/>
-              </w:rPr>
-              <w:t>Name</w:t>
-            </w:r>
-          </w:p>
-        </w:tc>
-        <w:tc>
-          <w:tcPr>
-            <w:tcW w:type="dxa" w:w="2448"/>
-            <w:vAlign w:val="center"/>
-          </w:tcPr>
-          <w:p>
-            <w:r>
-              <w:rPr>
-                <w:rFonts w:ascii="Arial" w:hAnsi="Arial"/>
-                <w:sz w:val="18"/>
+                <w:rFonts w:ascii="Times New Roman" w:hAnsi="Times New Roman"/>
+                <w:b w:val="0"/>
+                <w:i w:val="0"/>
+                <w:sz w:val="16"/>
               </w:rPr>
             </w:r>
           </w:p>
         </w:tc>
         <w:tc>
           <w:tcPr>
-            <w:tcW w:type="dxa" w:w="2448"/>
+            <w:tcW w:type="dxa" w:w="2160"/>
             <w:vAlign w:val="center"/>
           </w:tcPr>
           <w:p>
+            <w:pPr>
+              <w:spacing w:after="0" w:line="240" w:lineRule="auto"/>
+            </w:pPr>
             <w:r>
               <w:rPr>
-                <w:rFonts w:ascii="Arial" w:hAnsi="Arial"/>
-                <w:sz w:val="18"/>
+                <w:rFonts w:ascii="Times New Roman" w:hAnsi="Times New Roman"/>
+                <w:b w:val="0"/>
+                <w:i w:val="0"/>
+                <w:sz w:val="16"/>
+              </w:rPr>
+            </w:r>
+          </w:p>
+        </w:tc>
+        <w:tc>
+          <w:tcPr>
+            <w:tcW w:type="dxa" w:w="1440"/>
+            <w:vAlign w:val="center"/>
+          </w:tcPr>
+          <w:p>
+            <w:pPr>
+              <w:spacing w:after="0" w:line="240" w:lineRule="auto"/>
+            </w:pPr>
+            <w:r>
+              <w:rPr>
+                <w:rFonts w:ascii="Times New Roman" w:hAnsi="Times New Roman"/>
+                <w:b w:val="0"/>
+                <w:i w:val="0"/>
+                <w:sz w:val="16"/>
               </w:rPr>
             </w:r>
           </w:p>
@@ -417,14 +732,19 @@
       <w:tr>
         <w:tc>
           <w:tcPr>
-            <w:tcW w:type="dxa" w:w="2448"/>
+            <w:tcW w:type="dxa" w:w="3168"/>
             <w:vAlign w:val="center"/>
           </w:tcPr>
           <w:p>
+            <w:pPr>
+              <w:spacing w:after="0" w:line="240" w:lineRule="auto"/>
+            </w:pPr>
             <w:r>
               <w:rPr>
-                <w:rFonts w:ascii="Arial" w:hAnsi="Arial"/>
-                <w:sz w:val="18"/>
+                <w:rFonts w:ascii="Times New Roman" w:hAnsi="Times New Roman"/>
+                <w:b w:val="0"/>
+                <w:i w:val="0"/>
+                <w:sz w:val="16"/>
               </w:rPr>
               <w:t>Panel Member</w:t>
             </w:r>
@@ -432,43 +752,57 @@
         </w:tc>
         <w:tc>
           <w:tcPr>
-            <w:tcW w:type="dxa" w:w="2448"/>
+            <w:tcW w:type="dxa" w:w="2592"/>
             <w:vAlign w:val="center"/>
           </w:tcPr>
           <w:p>
+            <w:pPr>
+              <w:spacing w:after="0" w:line="240" w:lineRule="auto"/>
+            </w:pPr>
             <w:r>
               <w:rPr>
-                <w:rFonts w:ascii="Arial" w:hAnsi="Arial"/>
-                <w:sz w:val="18"/>
-              </w:rPr>
-              <w:t>Name</w:t>
-            </w:r>
-          </w:p>
-        </w:tc>
-        <w:tc>
-          <w:tcPr>
-            <w:tcW w:type="dxa" w:w="2448"/>
-            <w:vAlign w:val="center"/>
-          </w:tcPr>
-          <w:p>
-            <w:r>
-              <w:rPr>
-                <w:rFonts w:ascii="Arial" w:hAnsi="Arial"/>
-                <w:sz w:val="18"/>
+                <w:rFonts w:ascii="Times New Roman" w:hAnsi="Times New Roman"/>
+                <w:b w:val="0"/>
+                <w:i w:val="0"/>
+                <w:sz w:val="16"/>
               </w:rPr>
             </w:r>
           </w:p>
         </w:tc>
         <w:tc>
           <w:tcPr>
-            <w:tcW w:type="dxa" w:w="2448"/>
+            <w:tcW w:type="dxa" w:w="2160"/>
             <w:vAlign w:val="center"/>
           </w:tcPr>
           <w:p>
+            <w:pPr>
+              <w:spacing w:after="0" w:line="240" w:lineRule="auto"/>
+            </w:pPr>
             <w:r>
               <w:rPr>
-                <w:rFonts w:ascii="Arial" w:hAnsi="Arial"/>
-                <w:sz w:val="18"/>
+                <w:rFonts w:ascii="Times New Roman" w:hAnsi="Times New Roman"/>
+                <w:b w:val="0"/>
+                <w:i w:val="0"/>
+                <w:sz w:val="16"/>
+              </w:rPr>
+            </w:r>
+          </w:p>
+        </w:tc>
+        <w:tc>
+          <w:tcPr>
+            <w:tcW w:type="dxa" w:w="1440"/>
+            <w:vAlign w:val="center"/>
+          </w:tcPr>
+          <w:p>
+            <w:pPr>
+              <w:spacing w:after="0" w:line="240" w:lineRule="auto"/>
+            </w:pPr>
+            <w:r>
+              <w:rPr>
+                <w:rFonts w:ascii="Times New Roman" w:hAnsi="Times New Roman"/>
+                <w:b w:val="0"/>
+                <w:i w:val="0"/>
+                <w:sz w:val="16"/>
               </w:rPr>
             </w:r>
           </w:p>
@@ -477,14 +811,19 @@
       <w:tr>
         <w:tc>
           <w:tcPr>
-            <w:tcW w:type="dxa" w:w="2448"/>
+            <w:tcW w:type="dxa" w:w="3168"/>
             <w:vAlign w:val="center"/>
           </w:tcPr>
           <w:p>
+            <w:pPr>
+              <w:spacing w:after="0" w:line="240" w:lineRule="auto"/>
+            </w:pPr>
             <w:r>
               <w:rPr>
-                <w:rFonts w:ascii="Arial" w:hAnsi="Arial"/>
-                <w:sz w:val="18"/>
+                <w:rFonts w:ascii="Times New Roman" w:hAnsi="Times New Roman"/>
+                <w:b w:val="0"/>
+                <w:i w:val="0"/>
+                <w:sz w:val="16"/>
               </w:rPr>
               <w:t>Panel Member</w:t>
             </w:r>
@@ -492,43 +831,57 @@
         </w:tc>
         <w:tc>
           <w:tcPr>
-            <w:tcW w:type="dxa" w:w="2448"/>
+            <w:tcW w:type="dxa" w:w="2592"/>
             <w:vAlign w:val="center"/>
           </w:tcPr>
           <w:p>
+            <w:pPr>
+              <w:spacing w:after="0" w:line="240" w:lineRule="auto"/>
+            </w:pPr>
             <w:r>
               <w:rPr>
-                <w:rFonts w:ascii="Arial" w:hAnsi="Arial"/>
-                <w:sz w:val="18"/>
-              </w:rPr>
-              <w:t>Name</w:t>
-            </w:r>
-          </w:p>
-        </w:tc>
-        <w:tc>
-          <w:tcPr>
-            <w:tcW w:type="dxa" w:w="2448"/>
-            <w:vAlign w:val="center"/>
-          </w:tcPr>
-          <w:p>
-            <w:r>
-              <w:rPr>
-                <w:rFonts w:ascii="Arial" w:hAnsi="Arial"/>
-                <w:sz w:val="18"/>
+                <w:rFonts w:ascii="Times New Roman" w:hAnsi="Times New Roman"/>
+                <w:b w:val="0"/>
+                <w:i w:val="0"/>
+                <w:sz w:val="16"/>
               </w:rPr>
             </w:r>
           </w:p>
         </w:tc>
         <w:tc>
           <w:tcPr>
-            <w:tcW w:type="dxa" w:w="2448"/>
+            <w:tcW w:type="dxa" w:w="2160"/>
             <w:vAlign w:val="center"/>
           </w:tcPr>
           <w:p>
+            <w:pPr>
+              <w:spacing w:after="0" w:line="240" w:lineRule="auto"/>
+            </w:pPr>
             <w:r>
               <w:rPr>
-                <w:rFonts w:ascii="Arial" w:hAnsi="Arial"/>
-                <w:sz w:val="18"/>
+                <w:rFonts w:ascii="Times New Roman" w:hAnsi="Times New Roman"/>
+                <w:b w:val="0"/>
+                <w:i w:val="0"/>
+                <w:sz w:val="16"/>
+              </w:rPr>
+            </w:r>
+          </w:p>
+        </w:tc>
+        <w:tc>
+          <w:tcPr>
+            <w:tcW w:type="dxa" w:w="1440"/>
+            <w:vAlign w:val="center"/>
+          </w:tcPr>
+          <w:p>
+            <w:pPr>
+              <w:spacing w:after="0" w:line="240" w:lineRule="auto"/>
+            </w:pPr>
+            <w:r>
+              <w:rPr>
+                <w:rFonts w:ascii="Times New Roman" w:hAnsi="Times New Roman"/>
+                <w:b w:val="0"/>
+                <w:i w:val="0"/>
+                <w:sz w:val="16"/>
               </w:rPr>
             </w:r>
           </w:p>
@@ -537,9 +890,398 @@
     </w:tbl>
     <w:p>
       <w:pPr>
-        <w:pStyle w:val="Heading1"/>
+        <w:spacing w:before="100" w:after="100"/>
+        <w:shd w:fill="D9E2F3"/>
       </w:pPr>
       <w:r>
+        <w:rPr>
+          <w:rFonts w:ascii="Times New Roman" w:hAnsi="Times New Roman"/>
+          <w:b/>
+          <w:i w:val="0"/>
+          <w:color w:val="1F4E79"/>
+          <w:sz w:val="21"/>
+        </w:rPr>
+        <w:t>Project Team Contribution Allocation</w:t>
+      </w:r>
+    </w:p>
+    <w:tbl>
+      <w:tblPr>
+        <w:tblStyle w:val="TableGrid"/>
+        <w:tblW w:type="auto" w:w="0"/>
+        <w:jc w:val="center"/>
+        <w:tblLook w:firstColumn="1" w:firstRow="1" w:lastColumn="0" w:lastRow="0" w:noHBand="0" w:noVBand="1" w:val="04A0"/>
+      </w:tblPr>
+      <w:tblGrid>
+        <w:gridCol w:w="2556"/>
+        <w:gridCol w:w="2556"/>
+        <w:gridCol w:w="2556"/>
+        <w:gridCol w:w="2556"/>
+      </w:tblGrid>
+      <w:tr>
+        <w:tc>
+          <w:tcPr>
+            <w:tcW w:type="dxa" w:w="1944"/>
+            <w:shd w:fill="D9D9D9"/>
+            <w:vAlign w:val="center"/>
+          </w:tcPr>
+          <w:p>
+            <w:pPr>
+              <w:jc w:val="center"/>
+            </w:pPr>
+            <w:r>
+              <w:rPr>
+                <w:rFonts w:ascii="Times New Roman" w:hAnsi="Times New Roman"/>
+                <w:b/>
+                <w:i w:val="0"/>
+                <w:sz w:val="15"/>
+              </w:rPr>
+              <w:t>Member</w:t>
+            </w:r>
+          </w:p>
+        </w:tc>
+        <w:tc>
+          <w:tcPr>
+            <w:tcW w:type="dxa" w:w="2160"/>
+            <w:shd w:fill="D9D9D9"/>
+            <w:vAlign w:val="center"/>
+          </w:tcPr>
+          <w:p>
+            <w:pPr>
+              <w:jc w:val="center"/>
+            </w:pPr>
+            <w:r>
+              <w:rPr>
+                <w:rFonts w:ascii="Times New Roman" w:hAnsi="Times New Roman"/>
+                <w:b/>
+                <w:i w:val="0"/>
+                <w:sz w:val="15"/>
+              </w:rPr>
+              <w:t>Role</w:t>
+            </w:r>
+          </w:p>
+        </w:tc>
+        <w:tc>
+          <w:tcPr>
+            <w:tcW w:type="dxa" w:w="4608"/>
+            <w:shd w:fill="D9D9D9"/>
+            <w:vAlign w:val="center"/>
+          </w:tcPr>
+          <w:p>
+            <w:pPr>
+              <w:jc w:val="center"/>
+            </w:pPr>
+            <w:r>
+              <w:rPr>
+                <w:rFonts w:ascii="Times New Roman" w:hAnsi="Times New Roman"/>
+                <w:b/>
+                <w:i w:val="0"/>
+                <w:sz w:val="15"/>
+              </w:rPr>
+              <w:t>Primary Contribution</w:t>
+            </w:r>
+          </w:p>
+        </w:tc>
+        <w:tc>
+          <w:tcPr>
+            <w:tcW w:type="dxa" w:w="1008"/>
+            <w:shd w:fill="D9D9D9"/>
+            <w:vAlign w:val="center"/>
+          </w:tcPr>
+          <w:p>
+            <w:pPr>
+              <w:jc w:val="center"/>
+            </w:pPr>
+            <w:r>
+              <w:rPr>
+                <w:rFonts w:ascii="Times New Roman" w:hAnsi="Times New Roman"/>
+                <w:b/>
+                <w:i w:val="0"/>
+                <w:sz w:val="15"/>
+              </w:rPr>
+              <w:t>Allocation</w:t>
+            </w:r>
+          </w:p>
+        </w:tc>
+      </w:tr>
+      <w:tr>
+        <w:tc>
+          <w:tcPr>
+            <w:tcW w:type="dxa" w:w="1944"/>
+            <w:vAlign w:val="center"/>
+          </w:tcPr>
+          <w:p>
+            <w:pPr>
+              <w:spacing w:after="0" w:line="240" w:lineRule="auto"/>
+            </w:pPr>
+            <w:r>
+              <w:rPr>
+                <w:rFonts w:ascii="Times New Roman" w:hAnsi="Times New Roman"/>
+                <w:b w:val="0"/>
+                <w:i w:val="0"/>
+                <w:sz w:val="15"/>
+              </w:rPr>
+              <w:t>Kevin C. Mercado</w:t>
+            </w:r>
+          </w:p>
+        </w:tc>
+        <w:tc>
+          <w:tcPr>
+            <w:tcW w:type="dxa" w:w="2160"/>
+            <w:vAlign w:val="center"/>
+          </w:tcPr>
+          <w:p>
+            <w:pPr>
+              <w:spacing w:after="0" w:line="240" w:lineRule="auto"/>
+            </w:pPr>
+            <w:r>
+              <w:rPr>
+                <w:rFonts w:ascii="Times New Roman" w:hAnsi="Times New Roman"/>
+                <w:b w:val="0"/>
+                <w:i w:val="0"/>
+                <w:sz w:val="15"/>
+              </w:rPr>
+              <w:t>Project Manager; Backend Developer</w:t>
+            </w:r>
+          </w:p>
+        </w:tc>
+        <w:tc>
+          <w:tcPr>
+            <w:tcW w:type="dxa" w:w="4608"/>
+            <w:vAlign w:val="center"/>
+          </w:tcPr>
+          <w:p>
+            <w:pPr>
+              <w:spacing w:after="0" w:line="240" w:lineRule="auto"/>
+            </w:pPr>
+            <w:r>
+              <w:rPr>
+                <w:rFonts w:ascii="Times New Roman" w:hAnsi="Times New Roman"/>
+                <w:b w:val="0"/>
+                <w:i w:val="0"/>
+                <w:sz w:val="15"/>
+              </w:rPr>
+              <w:t>Planning, architecture, backend/API, authentication, database, integration, testing, documentation</w:t>
+            </w:r>
+          </w:p>
+        </w:tc>
+        <w:tc>
+          <w:tcPr>
+            <w:tcW w:type="dxa" w:w="1008"/>
+            <w:vAlign w:val="center"/>
+          </w:tcPr>
+          <w:p>
+            <w:pPr>
+              <w:spacing w:after="0" w:line="240" w:lineRule="auto"/>
+            </w:pPr>
+            <w:r>
+              <w:rPr>
+                <w:rFonts w:ascii="Times New Roman" w:hAnsi="Times New Roman"/>
+                <w:b w:val="0"/>
+                <w:i w:val="0"/>
+                <w:sz w:val="15"/>
+              </w:rPr>
+              <w:t>50%</w:t>
+            </w:r>
+          </w:p>
+        </w:tc>
+      </w:tr>
+      <w:tr>
+        <w:tc>
+          <w:tcPr>
+            <w:tcW w:type="dxa" w:w="1944"/>
+            <w:vAlign w:val="center"/>
+          </w:tcPr>
+          <w:p>
+            <w:pPr>
+              <w:spacing w:after="0" w:line="240" w:lineRule="auto"/>
+            </w:pPr>
+            <w:r>
+              <w:rPr>
+                <w:rFonts w:ascii="Times New Roman" w:hAnsi="Times New Roman"/>
+                <w:b w:val="0"/>
+                <w:i w:val="0"/>
+                <w:sz w:val="15"/>
+              </w:rPr>
+              <w:t>Devon Descipulo</w:t>
+            </w:r>
+          </w:p>
+        </w:tc>
+        <w:tc>
+          <w:tcPr>
+            <w:tcW w:type="dxa" w:w="2160"/>
+            <w:vAlign w:val="center"/>
+          </w:tcPr>
+          <w:p>
+            <w:pPr>
+              <w:spacing w:after="0" w:line="240" w:lineRule="auto"/>
+            </w:pPr>
+            <w:r>
+              <w:rPr>
+                <w:rFonts w:ascii="Times New Roman" w:hAnsi="Times New Roman"/>
+                <w:b w:val="0"/>
+                <w:i w:val="0"/>
+                <w:sz w:val="15"/>
+              </w:rPr>
+              <w:t>Backend Developer</w:t>
+            </w:r>
+          </w:p>
+        </w:tc>
+        <w:tc>
+          <w:tcPr>
+            <w:tcW w:type="dxa" w:w="4608"/>
+            <w:vAlign w:val="center"/>
+          </w:tcPr>
+          <w:p>
+            <w:pPr>
+              <w:spacing w:after="0" w:line="240" w:lineRule="auto"/>
+            </w:pPr>
+            <w:r>
+              <w:rPr>
+                <w:rFonts w:ascii="Times New Roman" w:hAnsi="Times New Roman"/>
+                <w:b w:val="0"/>
+                <w:i w:val="0"/>
+                <w:sz w:val="15"/>
+              </w:rPr>
+              <w:t>Backend features, API/database implementation, AI integration support, backend testing</w:t>
+            </w:r>
+          </w:p>
+        </w:tc>
+        <w:tc>
+          <w:tcPr>
+            <w:tcW w:type="dxa" w:w="1008"/>
+            <w:vAlign w:val="center"/>
+          </w:tcPr>
+          <w:p>
+            <w:pPr>
+              <w:spacing w:after="0" w:line="240" w:lineRule="auto"/>
+            </w:pPr>
+            <w:r>
+              <w:rPr>
+                <w:rFonts w:ascii="Times New Roman" w:hAnsi="Times New Roman"/>
+                <w:b w:val="0"/>
+                <w:i w:val="0"/>
+                <w:sz w:val="15"/>
+              </w:rPr>
+              <w:t>25%</w:t>
+            </w:r>
+          </w:p>
+        </w:tc>
+      </w:tr>
+      <w:tr>
+        <w:tc>
+          <w:tcPr>
+            <w:tcW w:type="dxa" w:w="1944"/>
+            <w:vAlign w:val="center"/>
+          </w:tcPr>
+          <w:p>
+            <w:pPr>
+              <w:spacing w:after="0" w:line="240" w:lineRule="auto"/>
+            </w:pPr>
+            <w:r>
+              <w:rPr>
+                <w:rFonts w:ascii="Times New Roman" w:hAnsi="Times New Roman"/>
+                <w:b w:val="0"/>
+                <w:i w:val="0"/>
+                <w:sz w:val="15"/>
+              </w:rPr>
+              <w:t>Eumar Cabaluna</w:t>
+            </w:r>
+          </w:p>
+        </w:tc>
+        <w:tc>
+          <w:tcPr>
+            <w:tcW w:type="dxa" w:w="2160"/>
+            <w:vAlign w:val="center"/>
+          </w:tcPr>
+          <w:p>
+            <w:pPr>
+              <w:spacing w:after="0" w:line="240" w:lineRule="auto"/>
+            </w:pPr>
+            <w:r>
+              <w:rPr>
+                <w:rFonts w:ascii="Times New Roman" w:hAnsi="Times New Roman"/>
+                <w:b w:val="0"/>
+                <w:i w:val="0"/>
+                <w:sz w:val="15"/>
+              </w:rPr>
+              <w:t>Frontend Developer</w:t>
+            </w:r>
+          </w:p>
+        </w:tc>
+        <w:tc>
+          <w:tcPr>
+            <w:tcW w:type="dxa" w:w="4608"/>
+            <w:vAlign w:val="center"/>
+          </w:tcPr>
+          <w:p>
+            <w:pPr>
+              <w:spacing w:after="0" w:line="240" w:lineRule="auto"/>
+            </w:pPr>
+            <w:r>
+              <w:rPr>
+                <w:rFonts w:ascii="Times New Roman" w:hAnsi="Times New Roman"/>
+                <w:b w:val="0"/>
+                <w:i w:val="0"/>
+                <w:sz w:val="15"/>
+              </w:rPr>
+              <w:t>Next.js UI/UX, responsive implementation, frontend integration and usability testing</w:t>
+            </w:r>
+          </w:p>
+        </w:tc>
+        <w:tc>
+          <w:tcPr>
+            <w:tcW w:type="dxa" w:w="1008"/>
+            <w:vAlign w:val="center"/>
+          </w:tcPr>
+          <w:p>
+            <w:pPr>
+              <w:spacing w:after="0" w:line="240" w:lineRule="auto"/>
+            </w:pPr>
+            <w:r>
+              <w:rPr>
+                <w:rFonts w:ascii="Times New Roman" w:hAnsi="Times New Roman"/>
+                <w:b w:val="0"/>
+                <w:i w:val="0"/>
+                <w:sz w:val="15"/>
+              </w:rPr>
+              <w:t>25%</w:t>
+            </w:r>
+          </w:p>
+        </w:tc>
+      </w:tr>
+    </w:tbl>
+    <w:p>
+      <w:pPr>
+        <w:spacing w:before="0" w:after="100" w:line="259" w:lineRule="auto"/>
+      </w:pPr>
+      <w:r>
+        <w:rPr>
+          <w:rFonts w:ascii="Times New Roman" w:hAnsi="Times New Roman"/>
+          <w:b w:val="0"/>
+          <w:i/>
+          <w:sz w:val="17"/>
+        </w:rPr>
+        <w:t>The allocation totals 100%. Each team member is assigned at least 20%, while the Project Manager carries the highest documented share.</w:t>
+      </w:r>
+    </w:p>
+    <w:p>
+      <w:r>
+        <w:br w:type="page"/>
+      </w:r>
+    </w:p>
+    <w:p>
+      <w:pPr>
+        <w:spacing w:before="100" w:after="100"/>
+        <w:shd w:fill="000000"/>
+      </w:pPr>
+      <w:r>
+        <w:rPr>
+          <w:rFonts w:ascii="Times New Roman" w:hAnsi="Times New Roman"/>
+          <w:b/>
+          <w:i w:val="0"/>
+          <w:color w:val="FFFFFF"/>
+          <w:sz w:val="24"/>
+        </w:rPr>
         <w:t>Revision History</w:t>
       </w:r>
     </w:p>
@@ -551,23 +1293,28 @@
         <w:tblLook w:firstColumn="1" w:firstRow="1" w:lastColumn="0" w:lastRow="0" w:noHBand="0" w:noVBand="1" w:val="04A0"/>
       </w:tblPr>
       <w:tblGrid>
-        <w:gridCol w:w="2448"/>
-        <w:gridCol w:w="2448"/>
-        <w:gridCol w:w="2448"/>
-        <w:gridCol w:w="2448"/>
+        <w:gridCol w:w="2556"/>
+        <w:gridCol w:w="2556"/>
+        <w:gridCol w:w="2556"/>
+        <w:gridCol w:w="2556"/>
       </w:tblGrid>
       <w:tr>
         <w:tc>
           <w:tcPr>
-            <w:tcW w:type="dxa" w:w="2448"/>
+            <w:tcW w:type="dxa" w:w="1008"/>
+            <w:shd w:fill="D9D9D9"/>
             <w:vAlign w:val="center"/>
           </w:tcPr>
           <w:p>
+            <w:pPr>
+              <w:jc w:val="center"/>
+            </w:pPr>
             <w:r>
               <w:rPr>
-                <w:rFonts w:ascii="Arial" w:hAnsi="Arial"/>
+                <w:rFonts w:ascii="Times New Roman" w:hAnsi="Times New Roman"/>
                 <w:b/>
-                <w:sz w:val="18"/>
+                <w:i w:val="0"/>
+                <w:sz w:val="16"/>
               </w:rPr>
               <w:t>Version</w:t>
             </w:r>
@@ -575,15 +1322,20 @@
         </w:tc>
         <w:tc>
           <w:tcPr>
-            <w:tcW w:type="dxa" w:w="2448"/>
+            <w:tcW w:type="dxa" w:w="1584"/>
+            <w:shd w:fill="D9D9D9"/>
             <w:vAlign w:val="center"/>
           </w:tcPr>
           <w:p>
+            <w:pPr>
+              <w:jc w:val="center"/>
+            </w:pPr>
             <w:r>
               <w:rPr>
-                <w:rFonts w:ascii="Arial" w:hAnsi="Arial"/>
+                <w:rFonts w:ascii="Times New Roman" w:hAnsi="Times New Roman"/>
                 <w:b/>
-                <w:sz w:val="18"/>
+                <w:i w:val="0"/>
+                <w:sz w:val="16"/>
               </w:rPr>
               <w:t>Date</w:t>
             </w:r>
@@ -591,15 +1343,20 @@
         </w:tc>
         <w:tc>
           <w:tcPr>
-            <w:tcW w:type="dxa" w:w="2448"/>
+            <w:tcW w:type="dxa" w:w="5760"/>
+            <w:shd w:fill="D9D9D9"/>
             <w:vAlign w:val="center"/>
           </w:tcPr>
           <w:p>
+            <w:pPr>
+              <w:jc w:val="center"/>
+            </w:pPr>
             <w:r>
               <w:rPr>
-                <w:rFonts w:ascii="Arial" w:hAnsi="Arial"/>
+                <w:rFonts w:ascii="Times New Roman" w:hAnsi="Times New Roman"/>
                 <w:b/>
-                <w:sz w:val="18"/>
+                <w:i w:val="0"/>
+                <w:sz w:val="16"/>
               </w:rPr>
               <w:t>Description of Changes</w:t>
             </w:r>
@@ -607,15 +1364,20 @@
         </w:tc>
         <w:tc>
           <w:tcPr>
-            <w:tcW w:type="dxa" w:w="2448"/>
+            <w:tcW w:type="dxa" w:w="1584"/>
+            <w:shd w:fill="D9D9D9"/>
             <w:vAlign w:val="center"/>
           </w:tcPr>
           <w:p>
+            <w:pPr>
+              <w:jc w:val="center"/>
+            </w:pPr>
             <w:r>
               <w:rPr>
-                <w:rFonts w:ascii="Arial" w:hAnsi="Arial"/>
+                <w:rFonts w:ascii="Times New Roman" w:hAnsi="Times New Roman"/>
                 <w:b/>
-                <w:sz w:val="18"/>
+                <w:i w:val="0"/>
+                <w:sz w:val="16"/>
               </w:rPr>
               <w:t>Author</w:t>
             </w:r>
@@ -625,14 +1387,19 @@
       <w:tr>
         <w:tc>
           <w:tcPr>
-            <w:tcW w:type="dxa" w:w="2448"/>
+            <w:tcW w:type="dxa" w:w="1008"/>
             <w:vAlign w:val="center"/>
           </w:tcPr>
           <w:p>
+            <w:pPr>
+              <w:spacing w:after="0" w:line="240" w:lineRule="auto"/>
+            </w:pPr>
             <w:r>
               <w:rPr>
-                <w:rFonts w:ascii="Arial" w:hAnsi="Arial"/>
-                <w:sz w:val="18"/>
+                <w:rFonts w:ascii="Times New Roman" w:hAnsi="Times New Roman"/>
+                <w:b w:val="0"/>
+                <w:i w:val="0"/>
+                <w:sz w:val="16"/>
               </w:rPr>
               <w:t>1.0</w:t>
             </w:r>
@@ -640,14 +1407,19 @@
         </w:tc>
         <w:tc>
           <w:tcPr>
-            <w:tcW w:type="dxa" w:w="2448"/>
+            <w:tcW w:type="dxa" w:w="1584"/>
             <w:vAlign w:val="center"/>
           </w:tcPr>
           <w:p>
+            <w:pPr>
+              <w:spacing w:after="0" w:line="240" w:lineRule="auto"/>
+            </w:pPr>
             <w:r>
               <w:rPr>
-                <w:rFonts w:ascii="Arial" w:hAnsi="Arial"/>
-                <w:sz w:val="18"/>
+                <w:rFonts w:ascii="Times New Roman" w:hAnsi="Times New Roman"/>
+                <w:b w:val="0"/>
+                <w:i w:val="0"/>
+                <w:sz w:val="16"/>
               </w:rPr>
               <w:t>31 August 2026</w:t>
             </w:r>
@@ -655,29 +1427,39 @@
         </w:tc>
         <w:tc>
           <w:tcPr>
-            <w:tcW w:type="dxa" w:w="2448"/>
+            <w:tcW w:type="dxa" w:w="5760"/>
             <w:vAlign w:val="center"/>
           </w:tcPr>
           <w:p>
+            <w:pPr>
+              <w:spacing w:after="0" w:line="240" w:lineRule="auto"/>
+            </w:pPr>
             <w:r>
               <w:rPr>
-                <w:rFonts w:ascii="Arial" w:hAnsi="Arial"/>
-                <w:sz w:val="18"/>
+                <w:rFonts w:ascii="Times New Roman" w:hAnsi="Times New Roman"/>
+                <w:b w:val="0"/>
+                <w:i w:val="0"/>
+                <w:sz w:val="16"/>
               </w:rPr>
-              <w:t>Initial document creation based on the Herbal AI implementation and supporting project documents.</w:t>
+              <w:t>Initial Software Test Document baseline derived from the implemented Herbal AI repository.</w:t>
             </w:r>
           </w:p>
         </w:tc>
         <w:tc>
           <w:tcPr>
-            <w:tcW w:type="dxa" w:w="2448"/>
+            <w:tcW w:type="dxa" w:w="1584"/>
             <w:vAlign w:val="center"/>
           </w:tcPr>
           <w:p>
+            <w:pPr>
+              <w:spacing w:after="0" w:line="240" w:lineRule="auto"/>
+            </w:pPr>
             <w:r>
               <w:rPr>
-                <w:rFonts w:ascii="Arial" w:hAnsi="Arial"/>
-                <w:sz w:val="18"/>
+                <w:rFonts w:ascii="Times New Roman" w:hAnsi="Times New Roman"/>
+                <w:b w:val="0"/>
+                <w:i w:val="0"/>
+                <w:sz w:val="16"/>
               </w:rPr>
               <w:t>Herbal AI Project Group</w:t>
             </w:r>
@@ -687,14 +1469,19 @@
       <w:tr>
         <w:tc>
           <w:tcPr>
-            <w:tcW w:type="dxa" w:w="2448"/>
+            <w:tcW w:type="dxa" w:w="1008"/>
             <w:vAlign w:val="center"/>
           </w:tcPr>
           <w:p>
+            <w:pPr>
+              <w:spacing w:after="0" w:line="240" w:lineRule="auto"/>
+            </w:pPr>
             <w:r>
               <w:rPr>
-                <w:rFonts w:ascii="Arial" w:hAnsi="Arial"/>
-                <w:sz w:val="18"/>
+                <w:rFonts w:ascii="Times New Roman" w:hAnsi="Times New Roman"/>
+                <w:b w:val="0"/>
+                <w:i w:val="0"/>
+                <w:sz w:val="16"/>
               </w:rPr>
               <w:t>2.0</w:t>
             </w:r>
@@ -702,44 +1489,59 @@
         </w:tc>
         <w:tc>
           <w:tcPr>
-            <w:tcW w:type="dxa" w:w="2448"/>
+            <w:tcW w:type="dxa" w:w="1584"/>
             <w:vAlign w:val="center"/>
           </w:tcPr>
           <w:p>
+            <w:pPr>
+              <w:spacing w:after="0" w:line="240" w:lineRule="auto"/>
+            </w:pPr>
             <w:r>
               <w:rPr>
-                <w:rFonts w:ascii="Arial" w:hAnsi="Arial"/>
-                <w:sz w:val="18"/>
+                <w:rFonts w:ascii="Times New Roman" w:hAnsi="Times New Roman"/>
+                <w:b w:val="0"/>
+                <w:i w:val="0"/>
+                <w:sz w:val="16"/>
               </w:rPr>
-              <w:t>31 August 2026</w:t>
+              <w:t>7 September 2026</w:t>
             </w:r>
           </w:p>
         </w:tc>
         <w:tc>
           <w:tcPr>
-            <w:tcW w:type="dxa" w:w="2448"/>
+            <w:tcW w:type="dxa" w:w="5760"/>
             <w:vAlign w:val="center"/>
           </w:tcPr>
           <w:p>
+            <w:pPr>
+              <w:spacing w:after="0" w:line="240" w:lineRule="auto"/>
+            </w:pPr>
             <w:r>
               <w:rPr>
-                <w:rFonts w:ascii="Arial" w:hAnsi="Arial"/>
-                <w:sz w:val="18"/>
+                <w:rFonts w:ascii="Times New Roman" w:hAnsi="Times New Roman"/>
+                <w:b w:val="0"/>
+                <w:i w:val="0"/>
+                <w:sz w:val="16"/>
               </w:rPr>
-              <w:t>Revised to use the SRS/SPMP-style front matter and formal structure; added feature contribution matrix and final contribution allocation.</w:t>
+              <w:t>Reformatted to match the SRS/SPMP institutional style; expanded architecture/test coverage, traceability, evidence boundaries, and contribution records.</w:t>
             </w:r>
           </w:p>
         </w:tc>
         <w:tc>
           <w:tcPr>
-            <w:tcW w:type="dxa" w:w="2448"/>
+            <w:tcW w:type="dxa" w:w="1584"/>
             <w:vAlign w:val="center"/>
           </w:tcPr>
           <w:p>
+            <w:pPr>
+              <w:spacing w:after="0" w:line="240" w:lineRule="auto"/>
+            </w:pPr>
             <w:r>
               <w:rPr>
-                <w:rFonts w:ascii="Arial" w:hAnsi="Arial"/>
-                <w:sz w:val="18"/>
+                <w:rFonts w:ascii="Times New Roman" w:hAnsi="Times New Roman"/>
+                <w:b w:val="0"/>
+                <w:i w:val="0"/>
+                <w:sz w:val="16"/>
               </w:rPr>
               <w:t>Kevin C. Mercado</w:t>
             </w:r>
@@ -749,10 +1551,362 @@
     </w:tbl>
     <w:p>
       <w:pPr>
-        <w:pStyle w:val="Heading1"/>
+        <w:spacing w:before="100" w:after="100"/>
+        <w:shd w:fill="000000"/>
       </w:pPr>
       <w:r>
-        <w:t>Project Team Contribution Allocation</w:t>
+        <w:rPr>
+          <w:rFonts w:ascii="Times New Roman" w:hAnsi="Times New Roman"/>
+          <w:b/>
+          <w:i w:val="0"/>
+          <w:color w:val="FFFFFF"/>
+          <w:sz w:val="24"/>
+        </w:rPr>
+        <w:t>Preface</w:t>
+      </w:r>
+    </w:p>
+    <w:p>
+      <w:pPr>
+        <w:spacing w:before="0" w:after="100" w:line="259" w:lineRule="auto"/>
+      </w:pPr>
+      <w:r>
+        <w:rPr>
+          <w:rFonts w:ascii="Times New Roman" w:hAnsi="Times New Roman"/>
+          <w:b w:val="0"/>
+          <w:i w:val="0"/>
+          <w:sz w:val="20"/>
+        </w:rPr>
+        <w:t>This Software Test Document is a controlled capstone artifact for Herbal AI. It aligns the documented system with the verified repository baseline as of 7 September 2026. Statements marked pending remain release gates and are not represented as completed work.</w:t>
+      </w:r>
+    </w:p>
+    <w:p>
+      <w:pPr>
+        <w:spacing w:before="0" w:after="100" w:line="259" w:lineRule="auto"/>
+      </w:pPr>
+      <w:r>
+        <w:rPr>
+          <w:rFonts w:ascii="Times New Roman" w:hAnsi="Times New Roman"/>
+          <w:b w:val="0"/>
+          <w:i w:val="0"/>
+          <w:sz w:val="20"/>
+        </w:rPr>
+        <w:t>The document should be read together with the Software Requirements Specification, Software Project Management Plan, requirements traceability matrix, verification and validation report, and dated browser rehearsal records.</w:t>
+      </w:r>
+    </w:p>
+    <w:p>
+      <w:r>
+        <w:br w:type="page"/>
+      </w:r>
+    </w:p>
+    <w:p>
+      <w:pPr>
+        <w:spacing w:before="100" w:after="100"/>
+        <w:shd w:fill="000000"/>
+      </w:pPr>
+      <w:r>
+        <w:rPr>
+          <w:rFonts w:ascii="Times New Roman" w:hAnsi="Times New Roman"/>
+          <w:b/>
+          <w:i w:val="0"/>
+          <w:color w:val="FFFFFF"/>
+          <w:sz w:val="24"/>
+        </w:rPr>
+        <w:t>Table of Contents</w:t>
+      </w:r>
+    </w:p>
+    <w:p>
+      <w:pPr>
+        <w:spacing w:before="0" w:after="40" w:line="259" w:lineRule="auto"/>
+      </w:pPr>
+      <w:r>
+        <w:rPr>
+          <w:rFonts w:ascii="Times New Roman" w:hAnsi="Times New Roman"/>
+          <w:b w:val="0"/>
+          <w:i w:val="0"/>
+          <w:sz w:val="18"/>
+        </w:rPr>
+        <w:t>1. Introduction and Test Scope ........................................................................ 5</w:t>
+      </w:r>
+    </w:p>
+    <w:p>
+      <w:pPr>
+        <w:spacing w:before="0" w:after="40" w:line="259" w:lineRule="auto"/>
+      </w:pPr>
+      <w:r>
+        <w:rPr>
+          <w:rFonts w:ascii="Times New Roman" w:hAnsi="Times New Roman"/>
+          <w:b w:val="0"/>
+          <w:i w:val="0"/>
+          <w:sz w:val="18"/>
+        </w:rPr>
+        <w:t>2. Test Environment and Baseline ........................................................................ 6</w:t>
+      </w:r>
+    </w:p>
+    <w:p>
+      <w:pPr>
+        <w:spacing w:before="0" w:after="40" w:line="259" w:lineRule="auto"/>
+      </w:pPr>
+      <w:r>
+        <w:rPr>
+          <w:rFonts w:ascii="Times New Roman" w:hAnsi="Times New Roman"/>
+          <w:b w:val="0"/>
+          <w:i w:val="0"/>
+          <w:sz w:val="18"/>
+        </w:rPr>
+        <w:t>3. Functional Test Specification ........................................................................ 7</w:t>
+      </w:r>
+    </w:p>
+    <w:p>
+      <w:pPr>
+        <w:spacing w:before="0" w:after="40" w:line="259" w:lineRule="auto"/>
+      </w:pPr>
+      <w:r>
+        <w:rPr>
+          <w:rFonts w:ascii="Times New Roman" w:hAnsi="Times New Roman"/>
+          <w:b w:val="0"/>
+          <w:i w:val="0"/>
+          <w:sz w:val="18"/>
+        </w:rPr>
+        <w:t>4. Workflow and Quality Tests ........................................................................ 8</w:t>
+      </w:r>
+    </w:p>
+    <w:p>
+      <w:pPr>
+        <w:spacing w:before="0" w:after="40" w:line="259" w:lineRule="auto"/>
+      </w:pPr>
+      <w:r>
+        <w:rPr>
+          <w:rFonts w:ascii="Times New Roman" w:hAnsi="Times New Roman"/>
+          <w:b w:val="0"/>
+          <w:i w:val="0"/>
+          <w:sz w:val="18"/>
+        </w:rPr>
+        <w:t>5. Performance, Security and Defects ........................................................................ 9</w:t>
+      </w:r>
+    </w:p>
+    <w:p>
+      <w:pPr>
+        <w:spacing w:before="0" w:after="40" w:line="259" w:lineRule="auto"/>
+      </w:pPr>
+      <w:r>
+        <w:rPr>
+          <w:rFonts w:ascii="Times New Roman" w:hAnsi="Times New Roman"/>
+          <w:b w:val="0"/>
+          <w:i w:val="0"/>
+          <w:sz w:val="18"/>
+        </w:rPr>
+        <w:t>6. Evidence, Acceptance and Sign-off ........................................................................ 10</w:t>
+      </w:r>
+    </w:p>
+    <w:p>
+      <w:pPr>
+        <w:spacing w:before="100" w:after="100"/>
+        <w:shd w:fill="D9E2F3"/>
+      </w:pPr>
+      <w:r>
+        <w:rPr>
+          <w:rFonts w:ascii="Times New Roman" w:hAnsi="Times New Roman"/>
+          <w:b/>
+          <w:i w:val="0"/>
+          <w:color w:val="1F4E79"/>
+          <w:sz w:val="21"/>
+        </w:rPr>
+        <w:t>List of Figures</w:t>
+      </w:r>
+    </w:p>
+    <w:p>
+      <w:pPr>
+        <w:spacing w:before="0" w:after="40" w:line="259" w:lineRule="auto"/>
+      </w:pPr>
+      <w:r>
+        <w:rPr>
+          <w:rFonts w:ascii="Times New Roman" w:hAnsi="Times New Roman"/>
+          <w:b w:val="0"/>
+          <w:i w:val="0"/>
+          <w:sz w:val="18"/>
+        </w:rPr>
+        <w:t>Figure 1 — Verification flow and evidence boundary (page 5)</w:t>
+      </w:r>
+    </w:p>
+    <w:p>
+      <w:pPr>
+        <w:spacing w:before="100" w:after="100"/>
+        <w:shd w:fill="D9E2F3"/>
+      </w:pPr>
+      <w:r>
+        <w:rPr>
+          <w:rFonts w:ascii="Times New Roman" w:hAnsi="Times New Roman"/>
+          <w:b/>
+          <w:i w:val="0"/>
+          <w:color w:val="1F4E79"/>
+          <w:sz w:val="21"/>
+        </w:rPr>
+        <w:t>List of Tables</w:t>
+      </w:r>
+    </w:p>
+    <w:p>
+      <w:pPr>
+        <w:spacing w:before="0" w:after="40" w:line="259" w:lineRule="auto"/>
+      </w:pPr>
+      <w:r>
+        <w:rPr>
+          <w:rFonts w:ascii="Times New Roman" w:hAnsi="Times New Roman"/>
+          <w:b w:val="0"/>
+          <w:i w:val="0"/>
+          <w:sz w:val="18"/>
+        </w:rPr>
+        <w:t>Table 1 — Test levels</w:t>
+      </w:r>
+    </w:p>
+    <w:p>
+      <w:pPr>
+        <w:spacing w:before="0" w:after="40" w:line="259" w:lineRule="auto"/>
+      </w:pPr>
+      <w:r>
+        <w:rPr>
+          <w:rFonts w:ascii="Times New Roman" w:hAnsi="Times New Roman"/>
+          <w:b w:val="0"/>
+          <w:i w:val="0"/>
+          <w:sz w:val="18"/>
+        </w:rPr>
+        <w:t>Table 2 — Verified baseline</w:t>
+      </w:r>
+    </w:p>
+    <w:p>
+      <w:pPr>
+        <w:spacing w:before="0" w:after="40" w:line="259" w:lineRule="auto"/>
+      </w:pPr>
+      <w:r>
+        <w:rPr>
+          <w:rFonts w:ascii="Times New Roman" w:hAnsi="Times New Roman"/>
+          <w:b w:val="0"/>
+          <w:i w:val="0"/>
+          <w:sz w:val="18"/>
+        </w:rPr>
+        <w:t>Table 3 — Functional test cases</w:t>
+      </w:r>
+    </w:p>
+    <w:p>
+      <w:pPr>
+        <w:spacing w:before="0" w:after="40" w:line="259" w:lineRule="auto"/>
+      </w:pPr>
+      <w:r>
+        <w:rPr>
+          <w:rFonts w:ascii="Times New Roman" w:hAnsi="Times New Roman"/>
+          <w:b w:val="0"/>
+          <w:i w:val="0"/>
+          <w:sz w:val="18"/>
+        </w:rPr>
+        <w:t>Table 4 — Workflow test cases</w:t>
+      </w:r>
+    </w:p>
+    <w:p>
+      <w:pPr>
+        <w:spacing w:before="0" w:after="40" w:line="259" w:lineRule="auto"/>
+      </w:pPr>
+      <w:r>
+        <w:rPr>
+          <w:rFonts w:ascii="Times New Roman" w:hAnsi="Times New Roman"/>
+          <w:b w:val="0"/>
+          <w:i w:val="0"/>
+          <w:sz w:val="18"/>
+        </w:rPr>
+        <w:t>Table 5 — Quality and performance status</w:t>
+      </w:r>
+    </w:p>
+    <w:p>
+      <w:pPr>
+        <w:spacing w:before="0" w:after="40" w:line="259" w:lineRule="auto"/>
+      </w:pPr>
+      <w:r>
+        <w:rPr>
+          <w:rFonts w:ascii="Times New Roman" w:hAnsi="Times New Roman"/>
+          <w:b w:val="0"/>
+          <w:i w:val="0"/>
+          <w:sz w:val="18"/>
+        </w:rPr>
+        <w:t>Table 6 — Defect classification</w:t>
+      </w:r>
+    </w:p>
+    <w:p>
+      <w:pPr>
+        <w:spacing w:before="0" w:after="40" w:line="259" w:lineRule="auto"/>
+      </w:pPr>
+      <w:r>
+        <w:rPr>
+          <w:rFonts w:ascii="Times New Roman" w:hAnsi="Times New Roman"/>
+          <w:b w:val="0"/>
+          <w:i w:val="0"/>
+          <w:sz w:val="18"/>
+        </w:rPr>
+        <w:t>Table 7 — Contribution matrix</w:t>
+      </w:r>
+    </w:p>
+    <w:p>
+      <w:r>
+        <w:br w:type="page"/>
+      </w:r>
+    </w:p>
+    <w:p>
+      <w:pPr>
+        <w:spacing w:before="100" w:after="100"/>
+        <w:shd w:fill="000000"/>
+      </w:pPr>
+      <w:r>
+        <w:rPr>
+          <w:rFonts w:ascii="Times New Roman" w:hAnsi="Times New Roman"/>
+          <w:b/>
+          <w:i w:val="0"/>
+          <w:color w:val="FFFFFF"/>
+          <w:sz w:val="24"/>
+        </w:rPr>
+        <w:t>1. Introduction and Test Scope</w:t>
+      </w:r>
+    </w:p>
+    <w:p>
+      <w:pPr>
+        <w:spacing w:before="100" w:after="100"/>
+        <w:shd w:fill="D9E2F3"/>
+      </w:pPr>
+      <w:r>
+        <w:rPr>
+          <w:rFonts w:ascii="Times New Roman" w:hAnsi="Times New Roman"/>
+          <w:b/>
+          <w:i w:val="0"/>
+          <w:color w:val="1F4E79"/>
+          <w:sz w:val="21"/>
+        </w:rPr>
+        <w:t>1.1 Purpose</w:t>
+      </w:r>
+    </w:p>
+    <w:p>
+      <w:pPr>
+        <w:spacing w:before="0" w:after="100" w:line="259" w:lineRule="auto"/>
+      </w:pPr>
+      <w:r>
+        <w:rPr>
+          <w:rFonts w:ascii="Times New Roman" w:hAnsi="Times New Roman"/>
+          <w:b w:val="0"/>
+          <w:i w:val="0"/>
+          <w:sz w:val="20"/>
+        </w:rPr>
+        <w:t>This STD defines how Herbal AI requirements are verified, how evidence is recorded, how defects are classified, and which acceptance gates remain open. It distinguishes implemented code from repeatably verified behavior and external acceptance.</w:t>
+      </w:r>
+    </w:p>
+    <w:p>
+      <w:pPr>
+        <w:spacing w:before="100" w:after="100"/>
+        <w:shd w:fill="D9E2F3"/>
+      </w:pPr>
+      <w:r>
+        <w:rPr>
+          <w:rFonts w:ascii="Times New Roman" w:hAnsi="Times New Roman"/>
+          <w:b/>
+          <w:i w:val="0"/>
+          <w:color w:val="1F4E79"/>
+          <w:sz w:val="21"/>
+        </w:rPr>
+        <w:t>1.2 Test Levels</w:t>
       </w:r>
     </w:p>
     <w:tbl>
@@ -763,73 +1917,71 @@
         <w:tblLook w:firstColumn="1" w:firstRow="1" w:lastColumn="0" w:lastRow="0" w:noHBand="0" w:noVBand="1" w:val="04A0"/>
       </w:tblPr>
       <w:tblGrid>
-        <w:gridCol w:w="2448"/>
-        <w:gridCol w:w="2448"/>
-        <w:gridCol w:w="2448"/>
-        <w:gridCol w:w="2448"/>
+        <w:gridCol w:w="3408"/>
+        <w:gridCol w:w="3408"/>
+        <w:gridCol w:w="3408"/>
       </w:tblGrid>
       <w:tr>
         <w:tc>
           <w:tcPr>
-            <w:tcW w:type="dxa" w:w="2448"/>
+            <w:tcW w:type="dxa" w:w="3408"/>
+            <w:shd w:fill="D9D9D9"/>
             <w:vAlign w:val="center"/>
           </w:tcPr>
           <w:p>
+            <w:pPr>
+              <w:jc w:val="center"/>
+            </w:pPr>
             <w:r>
               <w:rPr>
-                <w:rFonts w:ascii="Arial" w:hAnsi="Arial"/>
+                <w:rFonts w:ascii="Times New Roman" w:hAnsi="Times New Roman"/>
                 <w:b/>
-                <w:sz w:val="18"/>
+                <w:i w:val="0"/>
+                <w:sz w:val="16"/>
               </w:rPr>
-              <w:t>Member</w:t>
+              <w:t>Level</w:t>
             </w:r>
           </w:p>
         </w:tc>
         <w:tc>
           <w:tcPr>
-            <w:tcW w:type="dxa" w:w="2448"/>
+            <w:tcW w:type="dxa" w:w="3408"/>
+            <w:shd w:fill="D9D9D9"/>
             <w:vAlign w:val="center"/>
           </w:tcPr>
           <w:p>
+            <w:pPr>
+              <w:jc w:val="center"/>
+            </w:pPr>
             <w:r>
               <w:rPr>
-                <w:rFonts w:ascii="Arial" w:hAnsi="Arial"/>
+                <w:rFonts w:ascii="Times New Roman" w:hAnsi="Times New Roman"/>
                 <w:b/>
-                <w:sz w:val="18"/>
+                <w:i w:val="0"/>
+                <w:sz w:val="16"/>
               </w:rPr>
-              <w:t>Role</w:t>
+              <w:t>Purpose</w:t>
             </w:r>
           </w:p>
         </w:tc>
         <w:tc>
           <w:tcPr>
-            <w:tcW w:type="dxa" w:w="2448"/>
+            <w:tcW w:type="dxa" w:w="3408"/>
+            <w:shd w:fill="D9D9D9"/>
             <w:vAlign w:val="center"/>
           </w:tcPr>
           <w:p>
+            <w:pPr>
+              <w:jc w:val="center"/>
+            </w:pPr>
             <w:r>
               <w:rPr>
-                <w:rFonts w:ascii="Arial" w:hAnsi="Arial"/>
+                <w:rFonts w:ascii="Times New Roman" w:hAnsi="Times New Roman"/>
                 <w:b/>
-                <w:sz w:val="18"/>
+                <w:i w:val="0"/>
+                <w:sz w:val="16"/>
               </w:rPr>
-              <w:t>Primary Contribution</w:t>
-            </w:r>
-          </w:p>
-        </w:tc>
-        <w:tc>
-          <w:tcPr>
-            <w:tcW w:type="dxa" w:w="2448"/>
-            <w:vAlign w:val="center"/>
-          </w:tcPr>
-          <w:p>
-            <w:r>
-              <w:rPr>
-                <w:rFonts w:ascii="Arial" w:hAnsi="Arial"/>
-                <w:b/>
-                <w:sz w:val="18"/>
-              </w:rPr>
-              <w:t>Allocation</w:t>
+              <w:t>Current Evidence</w:t>
             </w:r>
           </w:p>
         </w:tc>
@@ -837,61 +1989,61 @@
       <w:tr>
         <w:tc>
           <w:tcPr>
-            <w:tcW w:type="dxa" w:w="2448"/>
+            <w:tcW w:type="dxa" w:w="3408"/>
             <w:vAlign w:val="center"/>
           </w:tcPr>
           <w:p>
+            <w:pPr>
+              <w:spacing w:after="0" w:line="240" w:lineRule="auto"/>
+            </w:pPr>
             <w:r>
               <w:rPr>
-                <w:rFonts w:ascii="Arial" w:hAnsi="Arial"/>
-                <w:sz w:val="18"/>
+                <w:rFonts w:ascii="Times New Roman" w:hAnsi="Times New Roman"/>
+                <w:b w:val="0"/>
+                <w:i w:val="0"/>
+                <w:sz w:val="16"/>
               </w:rPr>
-              <w:t>Kevin C. Mercado</w:t>
+              <w:t>Unit / service</w:t>
             </w:r>
           </w:p>
         </w:tc>
         <w:tc>
           <w:tcPr>
-            <w:tcW w:type="dxa" w:w="2448"/>
+            <w:tcW w:type="dxa" w:w="3408"/>
             <w:vAlign w:val="center"/>
           </w:tcPr>
           <w:p>
+            <w:pPr>
+              <w:spacing w:after="0" w:line="240" w:lineRule="auto"/>
+            </w:pPr>
             <w:r>
               <w:rPr>
-                <w:rFonts w:ascii="Arial" w:hAnsi="Arial"/>
-                <w:sz w:val="18"/>
+                <w:rFonts w:ascii="Times New Roman" w:hAnsi="Times New Roman"/>
+                <w:b w:val="0"/>
+                <w:i w:val="0"/>
+                <w:sz w:val="16"/>
               </w:rPr>
-              <w:t>Project Manager; Backend Developer</w:t>
+              <w:t>Validate isolated handlers, validators, caches and recovery logic</w:t>
             </w:r>
           </w:p>
         </w:tc>
         <w:tc>
           <w:tcPr>
-            <w:tcW w:type="dxa" w:w="2448"/>
+            <w:tcW w:type="dxa" w:w="3408"/>
             <w:vAlign w:val="center"/>
           </w:tcPr>
           <w:p>
+            <w:pPr>
+              <w:spacing w:after="0" w:line="240" w:lineRule="auto"/>
+            </w:pPr>
             <w:r>
               <w:rPr>
-                <w:rFonts w:ascii="Arial" w:hAnsi="Arial"/>
-                <w:sz w:val="18"/>
+                <w:rFonts w:ascii="Times New Roman" w:hAnsi="Times New Roman"/>
+                <w:b w:val="0"/>
+                <w:i w:val="0"/>
+                <w:sz w:val="16"/>
               </w:rPr>
-              <w:t>Project planning; backend architecture; API, authentication, database, integration, testing, documentation</w:t>
-            </w:r>
-          </w:p>
-        </w:tc>
-        <w:tc>
-          <w:tcPr>
-            <w:tcW w:type="dxa" w:w="2448"/>
-            <w:vAlign w:val="center"/>
-          </w:tcPr>
-          <w:p>
-            <w:r>
-              <w:rPr>
-                <w:rFonts w:ascii="Arial" w:hAnsi="Arial"/>
-                <w:sz w:val="18"/>
-              </w:rPr>
-              <w:t>50%</w:t>
+              <w:t>Vitest/Supertest baseline</w:t>
             </w:r>
           </w:p>
         </w:tc>
@@ -899,61 +2051,61 @@
       <w:tr>
         <w:tc>
           <w:tcPr>
-            <w:tcW w:type="dxa" w:w="2448"/>
+            <w:tcW w:type="dxa" w:w="3408"/>
             <w:vAlign w:val="center"/>
           </w:tcPr>
           <w:p>
+            <w:pPr>
+              <w:spacing w:after="0" w:line="240" w:lineRule="auto"/>
+            </w:pPr>
             <w:r>
               <w:rPr>
-                <w:rFonts w:ascii="Arial" w:hAnsi="Arial"/>
-                <w:sz w:val="18"/>
+                <w:rFonts w:ascii="Times New Roman" w:hAnsi="Times New Roman"/>
+                <w:b w:val="0"/>
+                <w:i w:val="0"/>
+                <w:sz w:val="16"/>
               </w:rPr>
-              <w:t>Devon Descipulo</w:t>
+              <w:t>Integration</w:t>
             </w:r>
           </w:p>
         </w:tc>
         <w:tc>
           <w:tcPr>
-            <w:tcW w:type="dxa" w:w="2448"/>
+            <w:tcW w:type="dxa" w:w="3408"/>
             <w:vAlign w:val="center"/>
           </w:tcPr>
           <w:p>
+            <w:pPr>
+              <w:spacing w:after="0" w:line="240" w:lineRule="auto"/>
+            </w:pPr>
             <w:r>
               <w:rPr>
-                <w:rFonts w:ascii="Arial" w:hAnsi="Arial"/>
-                <w:sz w:val="18"/>
+                <w:rFonts w:ascii="Times New Roman" w:hAnsi="Times New Roman"/>
+                <w:b w:val="0"/>
+                <w:i w:val="0"/>
+                <w:sz w:val="16"/>
               </w:rPr>
-              <w:t>Backend Developer</w:t>
+              <w:t>Exercise API, database, provider and real-time boundaries</w:t>
             </w:r>
           </w:p>
         </w:tc>
         <w:tc>
           <w:tcPr>
-            <w:tcW w:type="dxa" w:w="2448"/>
+            <w:tcW w:type="dxa" w:w="3408"/>
             <w:vAlign w:val="center"/>
           </w:tcPr>
           <w:p>
+            <w:pPr>
+              <w:spacing w:after="0" w:line="240" w:lineRule="auto"/>
+            </w:pPr>
             <w:r>
               <w:rPr>
-                <w:rFonts w:ascii="Arial" w:hAnsi="Arial"/>
-                <w:sz w:val="18"/>
+                <w:rFonts w:ascii="Times New Roman" w:hAnsi="Times New Roman"/>
+                <w:b w:val="0"/>
+                <w:i w:val="0"/>
+                <w:sz w:val="16"/>
               </w:rPr>
-              <w:t>Backend feature development; API/controller/repository support; database and integration support; testing</w:t>
-            </w:r>
-          </w:p>
-        </w:tc>
-        <w:tc>
-          <w:tcPr>
-            <w:tcW w:type="dxa" w:w="2448"/>
-            <w:vAlign w:val="center"/>
-          </w:tcPr>
-          <w:p>
-            <w:r>
-              <w:rPr>
-                <w:rFonts w:ascii="Arial" w:hAnsi="Arial"/>
-                <w:sz w:val="18"/>
-              </w:rPr>
-              <w:t>25%</w:t>
+              <w:t>Automated and controlled local checks</w:t>
             </w:r>
           </w:p>
         </w:tc>
@@ -961,61 +2113,61 @@
       <w:tr>
         <w:tc>
           <w:tcPr>
-            <w:tcW w:type="dxa" w:w="2448"/>
+            <w:tcW w:type="dxa" w:w="3408"/>
             <w:vAlign w:val="center"/>
           </w:tcPr>
           <w:p>
+            <w:pPr>
+              <w:spacing w:after="0" w:line="240" w:lineRule="auto"/>
+            </w:pPr>
             <w:r>
               <w:rPr>
-                <w:rFonts w:ascii="Arial" w:hAnsi="Arial"/>
-                <w:sz w:val="18"/>
+                <w:rFonts w:ascii="Times New Roman" w:hAnsi="Times New Roman"/>
+                <w:b w:val="0"/>
+                <w:i w:val="0"/>
+                <w:sz w:val="16"/>
               </w:rPr>
-              <w:t>Eumar Cabaluna</w:t>
+              <w:t>System / browser</w:t>
             </w:r>
           </w:p>
         </w:tc>
         <w:tc>
           <w:tcPr>
-            <w:tcW w:type="dxa" w:w="2448"/>
+            <w:tcW w:type="dxa" w:w="3408"/>
             <w:vAlign w:val="center"/>
           </w:tcPr>
           <w:p>
+            <w:pPr>
+              <w:spacing w:after="0" w:line="240" w:lineRule="auto"/>
+            </w:pPr>
             <w:r>
               <w:rPr>
-                <w:rFonts w:ascii="Arial" w:hAnsi="Arial"/>
-                <w:sz w:val="18"/>
+                <w:rFonts w:ascii="Times New Roman" w:hAnsi="Times New Roman"/>
+                <w:b w:val="0"/>
+                <w:i w:val="0"/>
+                <w:sz w:val="16"/>
               </w:rPr>
-              <w:t>Frontend Developer</w:t>
+              <w:t>Verify complete user and admin workflows</w:t>
             </w:r>
           </w:p>
         </w:tc>
         <w:tc>
           <w:tcPr>
-            <w:tcW w:type="dxa" w:w="2448"/>
+            <w:tcW w:type="dxa" w:w="3408"/>
             <w:vAlign w:val="center"/>
           </w:tcPr>
           <w:p>
+            <w:pPr>
+              <w:spacing w:after="0" w:line="240" w:lineRule="auto"/>
+            </w:pPr>
             <w:r>
               <w:rPr>
-                <w:rFonts w:ascii="Arial" w:hAnsi="Arial"/>
-                <w:sz w:val="18"/>
+                <w:rFonts w:ascii="Times New Roman" w:hAnsi="Times New Roman"/>
+                <w:b w:val="0"/>
+                <w:i w:val="0"/>
+                <w:sz w:val="16"/>
               </w:rPr>
-              <w:t>Next.js pages/components; responsive UI; frontend integration; usability and UI testing</w:t>
-            </w:r>
-          </w:p>
-        </w:tc>
-        <w:tc>
-          <w:tcPr>
-            <w:tcW w:type="dxa" w:w="2448"/>
-            <w:vAlign w:val="center"/>
-          </w:tcPr>
-          <w:p>
-            <w:r>
-              <w:rPr>
-                <w:rFonts w:ascii="Arial" w:hAnsi="Arial"/>
-                <w:sz w:val="18"/>
-              </w:rPr>
-              <w:t>25%</w:t>
+              <w:t>Dated Chrome rehearsals at desktop/mobile widths</w:t>
             </w:r>
           </w:p>
         </w:tc>
@@ -1023,71 +2175,233 @@
       <w:tr>
         <w:tc>
           <w:tcPr>
-            <w:tcW w:type="dxa" w:w="2448"/>
+            <w:tcW w:type="dxa" w:w="3408"/>
             <w:vAlign w:val="center"/>
           </w:tcPr>
           <w:p>
+            <w:pPr>
+              <w:spacing w:after="0" w:line="240" w:lineRule="auto"/>
+            </w:pPr>
             <w:r>
               <w:rPr>
-                <w:rFonts w:ascii="Arial" w:hAnsi="Arial"/>
-                <w:sz w:val="18"/>
+                <w:rFonts w:ascii="Times New Roman" w:hAnsi="Times New Roman"/>
+                <w:b w:val="0"/>
+                <w:i w:val="0"/>
+                <w:sz w:val="16"/>
               </w:rPr>
-              <w:t>Total</w:t>
+              <w:t>Performance</w:t>
             </w:r>
           </w:p>
         </w:tc>
         <w:tc>
           <w:tcPr>
-            <w:tcW w:type="dxa" w:w="2448"/>
+            <w:tcW w:type="dxa" w:w="3408"/>
             <w:vAlign w:val="center"/>
           </w:tcPr>
           <w:p>
+            <w:pPr>
+              <w:spacing w:after="0" w:line="240" w:lineRule="auto"/>
+            </w:pPr>
             <w:r>
               <w:rPr>
-                <w:rFonts w:ascii="Arial" w:hAnsi="Arial"/>
-                <w:sz w:val="18"/>
+                <w:rFonts w:ascii="Times New Roman" w:hAnsi="Times New Roman"/>
+                <w:b w:val="0"/>
+                <w:i w:val="0"/>
+                <w:sz w:val="16"/>
               </w:rPr>
+              <w:t>Measure response and concurrency targets</w:t>
             </w:r>
           </w:p>
         </w:tc>
         <w:tc>
           <w:tcPr>
-            <w:tcW w:type="dxa" w:w="2448"/>
+            <w:tcW w:type="dxa" w:w="3408"/>
             <w:vAlign w:val="center"/>
           </w:tcPr>
           <w:p>
+            <w:pPr>
+              <w:spacing w:after="0" w:line="240" w:lineRule="auto"/>
+            </w:pPr>
             <w:r>
               <w:rPr>
-                <w:rFonts w:ascii="Arial" w:hAnsi="Arial"/>
-                <w:sz w:val="18"/>
+                <w:rFonts w:ascii="Times New Roman" w:hAnsi="Times New Roman"/>
+                <w:b w:val="0"/>
+                <w:i w:val="0"/>
+                <w:sz w:val="16"/>
               </w:rPr>
+              <w:t>Local evidence; failures remain open</w:t>
+            </w:r>
+          </w:p>
+        </w:tc>
+      </w:tr>
+      <w:tr>
+        <w:tc>
+          <w:tcPr>
+            <w:tcW w:type="dxa" w:w="3408"/>
+            <w:vAlign w:val="center"/>
+          </w:tcPr>
+          <w:p>
+            <w:pPr>
+              <w:spacing w:after="0" w:line="240" w:lineRule="auto"/>
+            </w:pPr>
+            <w:r>
+              <w:rPr>
+                <w:rFonts w:ascii="Times New Roman" w:hAnsi="Times New Roman"/>
+                <w:b w:val="0"/>
+                <w:i w:val="0"/>
+                <w:sz w:val="16"/>
+              </w:rPr>
+              <w:t>UAT</w:t>
             </w:r>
           </w:p>
         </w:tc>
         <w:tc>
           <w:tcPr>
-            <w:tcW w:type="dxa" w:w="2448"/>
+            <w:tcW w:type="dxa" w:w="3408"/>
             <w:vAlign w:val="center"/>
           </w:tcPr>
           <w:p>
+            <w:pPr>
+              <w:spacing w:after="0" w:line="240" w:lineRule="auto"/>
+            </w:pPr>
             <w:r>
               <w:rPr>
-                <w:rFonts w:ascii="Arial" w:hAnsi="Arial"/>
-                <w:sz w:val="18"/>
+                <w:rFonts w:ascii="Times New Roman" w:hAnsi="Times New Roman"/>
+                <w:b w:val="0"/>
+                <w:i w:val="0"/>
+                <w:sz w:val="16"/>
               </w:rPr>
-              <w:t>100%</w:t>
+              <w:t>Confirm usability with intended users</w:t>
+            </w:r>
+          </w:p>
+        </w:tc>
+        <w:tc>
+          <w:tcPr>
+            <w:tcW w:type="dxa" w:w="3408"/>
+            <w:vAlign w:val="center"/>
+          </w:tcPr>
+          <w:p>
+            <w:pPr>
+              <w:spacing w:after="0" w:line="240" w:lineRule="auto"/>
+            </w:pPr>
+            <w:r>
+              <w:rPr>
+                <w:rFonts w:ascii="Times New Roman" w:hAnsi="Times New Roman"/>
+                <w:b w:val="0"/>
+                <w:i w:val="0"/>
+                <w:sz w:val="16"/>
+              </w:rPr>
+              <w:t>Pending: 0 of 5 participants</w:t>
+            </w:r>
+          </w:p>
+        </w:tc>
+      </w:tr>
+      <w:tr>
+        <w:tc>
+          <w:tcPr>
+            <w:tcW w:type="dxa" w:w="3408"/>
+            <w:vAlign w:val="center"/>
+          </w:tcPr>
+          <w:p>
+            <w:pPr>
+              <w:spacing w:after="0" w:line="240" w:lineRule="auto"/>
+            </w:pPr>
+            <w:r>
+              <w:rPr>
+                <w:rFonts w:ascii="Times New Roman" w:hAnsi="Times New Roman"/>
+                <w:b w:val="0"/>
+                <w:i w:val="0"/>
+                <w:sz w:val="16"/>
+              </w:rPr>
+              <w:t>Deployment / recovery</w:t>
+            </w:r>
+          </w:p>
+        </w:tc>
+        <w:tc>
+          <w:tcPr>
+            <w:tcW w:type="dxa" w:w="3408"/>
+            <w:vAlign w:val="center"/>
+          </w:tcPr>
+          <w:p>
+            <w:pPr>
+              <w:spacing w:after="0" w:line="240" w:lineRule="auto"/>
+            </w:pPr>
+            <w:r>
+              <w:rPr>
+                <w:rFonts w:ascii="Times New Roman" w:hAnsi="Times New Roman"/>
+                <w:b w:val="0"/>
+                <w:i w:val="0"/>
+                <w:sz w:val="16"/>
+              </w:rPr>
+              <w:t>Validate hosting, backup, restore and rollback</w:t>
+            </w:r>
+          </w:p>
+        </w:tc>
+        <w:tc>
+          <w:tcPr>
+            <w:tcW w:type="dxa" w:w="3408"/>
+            <w:vAlign w:val="center"/>
+          </w:tcPr>
+          <w:p>
+            <w:pPr>
+              <w:spacing w:after="0" w:line="240" w:lineRule="auto"/>
+            </w:pPr>
+            <w:r>
+              <w:rPr>
+                <w:rFonts w:ascii="Times New Roman" w:hAnsi="Times New Roman"/>
+                <w:b w:val="0"/>
+                <w:i w:val="0"/>
+                <w:sz w:val="16"/>
+              </w:rPr>
+              <w:t>Pending external environment</w:t>
             </w:r>
           </w:p>
         </w:tc>
       </w:tr>
     </w:tbl>
     <w:p>
+      <w:pPr>
+        <w:spacing w:before="100" w:after="100"/>
+        <w:shd w:fill="D9E2F3"/>
+      </w:pPr>
       <w:r>
         <w:rPr>
-          <w:rFonts w:ascii="Arial" w:hAnsi="Arial"/>
+          <w:rFonts w:ascii="Times New Roman" w:hAnsi="Times New Roman"/>
+          <w:b/>
+          <w:i w:val="0"/>
+          <w:color w:val="1F4E79"/>
+          <w:sz w:val="21"/>
+        </w:rPr>
+        <w:t>1.3 Evidence Boundary</w:t>
+      </w:r>
+    </w:p>
+    <w:p>
+      <w:pPr>
+        <w:spacing w:before="0" w:after="100" w:line="259" w:lineRule="auto"/>
+      </w:pPr>
+      <w:r>
+        <w:rPr>
+          <w:rFonts w:ascii="Times New Roman" w:hAnsi="Times New Roman"/>
           <w:b w:val="0"/>
+          <w:i w:val="0"/>
+          <w:sz w:val="19"/>
         </w:rPr>
-        <w:t>Each member has an allocation above the 20% minimum requirement. The allocation should accurately reflect the final work record of the project team.</w:t>
+        <w:t>A test is marked Verified only when its result, date, scope, and evidence location are recorded. Browser emulation does not claim physical-device coverage. Local performance does not claim staging acceptance. A working deployment procedure does not claim that production recovery has been executed.</w:t>
+      </w:r>
+    </w:p>
+    <w:p>
+      <w:pPr>
+        <w:spacing w:before="0" w:after="100" w:line="259" w:lineRule="auto"/>
+        <w:jc w:val="center"/>
+      </w:pPr>
+      <w:r>
+        <w:rPr>
+          <w:rFonts w:ascii="Times New Roman" w:hAnsi="Times New Roman"/>
+          <w:b w:val="0"/>
+          <w:i/>
+          <w:sz w:val="17"/>
+        </w:rPr>
+        <w:t>Figure 1 — Requirement → test case → execution record → defect/correction → reviewer/UAT sign-off. Unexecuted external gates remain Pending Verification.</w:t>
       </w:r>
     </w:p>
     <w:p>
@@ -1097,27 +2411,34 @@
     </w:p>
     <w:p>
       <w:pPr>
-        <w:pStyle w:val="Heading1"/>
+        <w:spacing w:before="100" w:after="100"/>
+        <w:shd w:fill="000000"/>
       </w:pPr>
       <w:r>
-        <w:t>1. Introduction</w:t>
-      </w:r>
-    </w:p>
-    <w:p>
-      <w:r>
         <w:rPr>
-          <w:rFonts w:ascii="Arial" w:hAnsi="Arial"/>
-          <w:b w:val="0"/>
+          <w:rFonts w:ascii="Times New Roman" w:hAnsi="Times New Roman"/>
+          <w:b/>
+          <w:i w:val="0"/>
+          <w:color w:val="FFFFFF"/>
+          <w:sz w:val="24"/>
         </w:rPr>
-        <w:t>This Software Test Document defines the verification approach, test levels, evidence requirements, defect severity, and acceptance criteria for Herbal AI.</w:t>
+        <w:t>2. Test Environment and Baseline</w:t>
       </w:r>
     </w:p>
     <w:p>
       <w:pPr>
-        <w:pStyle w:val="Heading1"/>
+        <w:spacing w:before="100" w:after="100"/>
+        <w:shd w:fill="D9E2F3"/>
       </w:pPr>
       <w:r>
-        <w:t>2. Verified Code Baseline</w:t>
+        <w:rPr>
+          <w:rFonts w:ascii="Times New Roman" w:hAnsi="Times New Roman"/>
+          <w:b/>
+          <w:i w:val="0"/>
+          <w:color w:val="1F4E79"/>
+          <w:sz w:val="21"/>
+        </w:rPr>
+        <w:t>2.1 Environment</w:t>
       </w:r>
     </w:p>
     <w:tbl>
@@ -1128,56 +2449,49 @@
         <w:tblLook w:firstColumn="1" w:firstRow="1" w:lastColumn="0" w:lastRow="0" w:noHBand="0" w:noVBand="1" w:val="04A0"/>
       </w:tblPr>
       <w:tblGrid>
-        <w:gridCol w:w="3264"/>
-        <w:gridCol w:w="3264"/>
-        <w:gridCol w:w="3264"/>
+        <w:gridCol w:w="5112"/>
+        <w:gridCol w:w="5112"/>
       </w:tblGrid>
       <w:tr>
         <w:tc>
           <w:tcPr>
-            <w:tcW w:type="dxa" w:w="3264"/>
+            <w:tcW w:type="dxa" w:w="5112"/>
+            <w:shd w:fill="D9D9D9"/>
             <w:vAlign w:val="center"/>
           </w:tcPr>
           <w:p>
+            <w:pPr>
+              <w:jc w:val="center"/>
+            </w:pPr>
             <w:r>
               <w:rPr>
-                <w:rFonts w:ascii="Arial" w:hAnsi="Arial"/>
+                <w:rFonts w:ascii="Times New Roman" w:hAnsi="Times New Roman"/>
                 <w:b/>
-                <w:sz w:val="18"/>
+                <w:i w:val="0"/>
+                <w:sz w:val="16"/>
               </w:rPr>
-              <w:t>Check</w:t>
+              <w:t>Area</w:t>
             </w:r>
           </w:p>
         </w:tc>
         <w:tc>
           <w:tcPr>
-            <w:tcW w:type="dxa" w:w="3264"/>
+            <w:tcW w:type="dxa" w:w="5112"/>
+            <w:shd w:fill="D9D9D9"/>
             <w:vAlign w:val="center"/>
           </w:tcPr>
           <w:p>
+            <w:pPr>
+              <w:jc w:val="center"/>
+            </w:pPr>
             <w:r>
               <w:rPr>
-                <w:rFonts w:ascii="Arial" w:hAnsi="Arial"/>
+                <w:rFonts w:ascii="Times New Roman" w:hAnsi="Times New Roman"/>
                 <w:b/>
-                <w:sz w:val="18"/>
+                <w:i w:val="0"/>
+                <w:sz w:val="16"/>
               </w:rPr>
-              <w:t>Result</w:t>
-            </w:r>
-          </w:p>
-        </w:tc>
-        <w:tc>
-          <w:tcPr>
-            <w:tcW w:type="dxa" w:w="3264"/>
-            <w:vAlign w:val="center"/>
-          </w:tcPr>
-          <w:p>
-            <w:r>
-              <w:rPr>
-                <w:rFonts w:ascii="Arial" w:hAnsi="Arial"/>
-                <w:b/>
-                <w:sz w:val="18"/>
-              </w:rPr>
-              <w:t>Evidence</w:t>
+              <w:t>Configuration</w:t>
             </w:r>
           </w:p>
         </w:tc>
@@ -1185,46 +2499,41 @@
       <w:tr>
         <w:tc>
           <w:tcPr>
-            <w:tcW w:type="dxa" w:w="3264"/>
+            <w:tcW w:type="dxa" w:w="5112"/>
             <w:vAlign w:val="center"/>
           </w:tcPr>
           <w:p>
+            <w:pPr>
+              <w:spacing w:after="0" w:line="240" w:lineRule="auto"/>
+            </w:pPr>
             <w:r>
               <w:rPr>
-                <w:rFonts w:ascii="Arial" w:hAnsi="Arial"/>
-                <w:sz w:val="18"/>
+                <w:rFonts w:ascii="Times New Roman" w:hAnsi="Times New Roman"/>
+                <w:b w:val="0"/>
+                <w:i w:val="0"/>
+                <w:sz w:val="16"/>
               </w:rPr>
-              <w:t>Backend automated tests</w:t>
+              <w:t>Client</w:t>
             </w:r>
           </w:p>
         </w:tc>
         <w:tc>
           <w:tcPr>
-            <w:tcW w:type="dxa" w:w="3264"/>
+            <w:tcW w:type="dxa" w:w="5112"/>
             <w:vAlign w:val="center"/>
           </w:tcPr>
           <w:p>
+            <w:pPr>
+              <w:spacing w:after="0" w:line="240" w:lineRule="auto"/>
+            </w:pPr>
             <w:r>
               <w:rPr>
-                <w:rFonts w:ascii="Arial" w:hAnsi="Arial"/>
-                <w:sz w:val="18"/>
+                <w:rFonts w:ascii="Times New Roman" w:hAnsi="Times New Roman"/>
+                <w:b w:val="0"/>
+                <w:i w:val="0"/>
+                <w:sz w:val="16"/>
               </w:rPr>
-              <w:t>28/28 passed</w:t>
-            </w:r>
-          </w:p>
-        </w:tc>
-        <w:tc>
-          <w:tcPr>
-            <w:tcW w:type="dxa" w:w="3264"/>
-            <w:vAlign w:val="center"/>
-          </w:tcPr>
-          <w:p>
-            <w:r>
-              <w:rPr>
-                <w:rFonts w:ascii="Arial" w:hAnsi="Arial"/>
-                <w:sz w:val="18"/>
-              </w:rPr>
-              <w:t>Five Vitest test files.</w:t>
+              <w:t>Google Chrome; responsive widths 320, 768, 1024 and 1440 px</w:t>
             </w:r>
           </w:p>
         </w:tc>
@@ -1232,46 +2541,41 @@
       <w:tr>
         <w:tc>
           <w:tcPr>
-            <w:tcW w:type="dxa" w:w="3264"/>
+            <w:tcW w:type="dxa" w:w="5112"/>
             <w:vAlign w:val="center"/>
           </w:tcPr>
           <w:p>
+            <w:pPr>
+              <w:spacing w:after="0" w:line="240" w:lineRule="auto"/>
+            </w:pPr>
             <w:r>
               <w:rPr>
-                <w:rFonts w:ascii="Arial" w:hAnsi="Arial"/>
-                <w:sz w:val="18"/>
+                <w:rFonts w:ascii="Times New Roman" w:hAnsi="Times New Roman"/>
+                <w:b w:val="0"/>
+                <w:i w:val="0"/>
+                <w:sz w:val="16"/>
               </w:rPr>
-              <w:t>Backend lint and TypeScript</w:t>
+              <w:t>Frontend</w:t>
             </w:r>
           </w:p>
         </w:tc>
         <w:tc>
           <w:tcPr>
-            <w:tcW w:type="dxa" w:w="3264"/>
+            <w:tcW w:type="dxa" w:w="5112"/>
             <w:vAlign w:val="center"/>
           </w:tcPr>
           <w:p>
+            <w:pPr>
+              <w:spacing w:after="0" w:line="240" w:lineRule="auto"/>
+            </w:pPr>
             <w:r>
               <w:rPr>
-                <w:rFonts w:ascii="Arial" w:hAnsi="Arial"/>
-                <w:sz w:val="18"/>
+                <w:rFonts w:ascii="Times New Roman" w:hAnsi="Times New Roman"/>
+                <w:b w:val="0"/>
+                <w:i w:val="0"/>
+                <w:sz w:val="16"/>
               </w:rPr>
-              <w:t>Passed</w:t>
-            </w:r>
-          </w:p>
-        </w:tc>
-        <w:tc>
-          <w:tcPr>
-            <w:tcW w:type="dxa" w:w="3264"/>
-            <w:vAlign w:val="center"/>
-          </w:tcPr>
-          <w:p>
-            <w:r>
-              <w:rPr>
-                <w:rFonts w:ascii="Arial" w:hAnsi="Arial"/>
-                <w:sz w:val="18"/>
-              </w:rPr>
-              <w:t>ESLint and TypeScript check.</w:t>
+              <w:t>Next.js 16 / React 19 / TypeScript production build</w:t>
             </w:r>
           </w:p>
         </w:tc>
@@ -1279,46 +2583,41 @@
       <w:tr>
         <w:tc>
           <w:tcPr>
-            <w:tcW w:type="dxa" w:w="3264"/>
+            <w:tcW w:type="dxa" w:w="5112"/>
             <w:vAlign w:val="center"/>
           </w:tcPr>
           <w:p>
+            <w:pPr>
+              <w:spacing w:after="0" w:line="240" w:lineRule="auto"/>
+            </w:pPr>
             <w:r>
               <w:rPr>
-                <w:rFonts w:ascii="Arial" w:hAnsi="Arial"/>
-                <w:sz w:val="18"/>
+                <w:rFonts w:ascii="Times New Roman" w:hAnsi="Times New Roman"/>
+                <w:b w:val="0"/>
+                <w:i w:val="0"/>
+                <w:sz w:val="16"/>
               </w:rPr>
-              <w:t>Frontend lint and TypeScript</w:t>
+              <w:t>Backend</w:t>
             </w:r>
           </w:p>
         </w:tc>
         <w:tc>
           <w:tcPr>
-            <w:tcW w:type="dxa" w:w="3264"/>
+            <w:tcW w:type="dxa" w:w="5112"/>
             <w:vAlign w:val="center"/>
           </w:tcPr>
           <w:p>
+            <w:pPr>
+              <w:spacing w:after="0" w:line="240" w:lineRule="auto"/>
+            </w:pPr>
             <w:r>
               <w:rPr>
-                <w:rFonts w:ascii="Arial" w:hAnsi="Arial"/>
-                <w:sz w:val="18"/>
+                <w:rFonts w:ascii="Times New Roman" w:hAnsi="Times New Roman"/>
+                <w:b w:val="0"/>
+                <w:i w:val="0"/>
+                <w:sz w:val="16"/>
               </w:rPr>
-              <w:t>Passed</w:t>
-            </w:r>
-          </w:p>
-        </w:tc>
-        <w:tc>
-          <w:tcPr>
-            <w:tcW w:type="dxa" w:w="3264"/>
-            <w:vAlign w:val="center"/>
-          </w:tcPr>
-          <w:p>
-            <w:r>
-              <w:rPr>
-                <w:rFonts w:ascii="Arial" w:hAnsi="Arial"/>
-                <w:sz w:val="18"/>
-              </w:rPr>
-              <w:t>ESLint and TypeScript check.</w:t>
+              <w:t>Node.js 22 / Express 5 / TypeScript</w:t>
             </w:r>
           </w:p>
         </w:tc>
@@ -1326,46 +2625,125 @@
       <w:tr>
         <w:tc>
           <w:tcPr>
-            <w:tcW w:type="dxa" w:w="3264"/>
+            <w:tcW w:type="dxa" w:w="5112"/>
             <w:vAlign w:val="center"/>
           </w:tcPr>
           <w:p>
+            <w:pPr>
+              <w:spacing w:after="0" w:line="240" w:lineRule="auto"/>
+            </w:pPr>
             <w:r>
               <w:rPr>
-                <w:rFonts w:ascii="Arial" w:hAnsi="Arial"/>
-                <w:sz w:val="18"/>
+                <w:rFonts w:ascii="Times New Roman" w:hAnsi="Times New Roman"/>
+                <w:b w:val="0"/>
+                <w:i w:val="0"/>
+                <w:sz w:val="16"/>
               </w:rPr>
-              <w:t>Frontend production build</w:t>
+              <w:t>Database</w:t>
             </w:r>
           </w:p>
         </w:tc>
         <w:tc>
           <w:tcPr>
-            <w:tcW w:type="dxa" w:w="3264"/>
+            <w:tcW w:type="dxa" w:w="5112"/>
             <w:vAlign w:val="center"/>
           </w:tcPr>
           <w:p>
+            <w:pPr>
+              <w:spacing w:after="0" w:line="240" w:lineRule="auto"/>
+            </w:pPr>
             <w:r>
               <w:rPr>
-                <w:rFonts w:ascii="Arial" w:hAnsi="Arial"/>
-                <w:sz w:val="18"/>
+                <w:rFonts w:ascii="Times New Roman" w:hAnsi="Times New Roman"/>
+                <w:b w:val="0"/>
+                <w:i w:val="0"/>
+                <w:sz w:val="16"/>
               </w:rPr>
-              <w:t>Passed</w:t>
+              <w:t>PostgreSQL 16 with pgvector through Prisma</w:t>
+            </w:r>
+          </w:p>
+        </w:tc>
+      </w:tr>
+      <w:tr>
+        <w:tc>
+          <w:tcPr>
+            <w:tcW w:type="dxa" w:w="5112"/>
+            <w:vAlign w:val="center"/>
+          </w:tcPr>
+          <w:p>
+            <w:pPr>
+              <w:spacing w:after="0" w:line="240" w:lineRule="auto"/>
+            </w:pPr>
+            <w:r>
+              <w:rPr>
+                <w:rFonts w:ascii="Times New Roman" w:hAnsi="Times New Roman"/>
+                <w:b w:val="0"/>
+                <w:i w:val="0"/>
+                <w:sz w:val="16"/>
+              </w:rPr>
+              <w:t>External services</w:t>
             </w:r>
           </w:p>
         </w:tc>
         <w:tc>
           <w:tcPr>
-            <w:tcW w:type="dxa" w:w="3264"/>
+            <w:tcW w:type="dxa" w:w="5112"/>
             <w:vAlign w:val="center"/>
           </w:tcPr>
           <w:p>
+            <w:pPr>
+              <w:spacing w:after="0" w:line="240" w:lineRule="auto"/>
+            </w:pPr>
             <w:r>
               <w:rPr>
-                <w:rFonts w:ascii="Arial" w:hAnsi="Arial"/>
-                <w:sz w:val="18"/>
+                <w:rFonts w:ascii="Times New Roman" w:hAnsi="Times New Roman"/>
+                <w:b w:val="0"/>
+                <w:i w:val="0"/>
+                <w:sz w:val="16"/>
               </w:rPr>
-              <w:t>Next.js production build generated 18 routes.</w:t>
+              <w:t>Google Gemini, controlled SMTP delivery, Google OAuth, Cloudinary where configured</w:t>
+            </w:r>
+          </w:p>
+        </w:tc>
+      </w:tr>
+      <w:tr>
+        <w:tc>
+          <w:tcPr>
+            <w:tcW w:type="dxa" w:w="5112"/>
+            <w:vAlign w:val="center"/>
+          </w:tcPr>
+          <w:p>
+            <w:pPr>
+              <w:spacing w:after="0" w:line="240" w:lineRule="auto"/>
+            </w:pPr>
+            <w:r>
+              <w:rPr>
+                <w:rFonts w:ascii="Times New Roman" w:hAnsi="Times New Roman"/>
+                <w:b w:val="0"/>
+                <w:i w:val="0"/>
+                <w:sz w:val="16"/>
+              </w:rPr>
+              <w:t>Tools</w:t>
+            </w:r>
+          </w:p>
+        </w:tc>
+        <w:tc>
+          <w:tcPr>
+            <w:tcW w:type="dxa" w:w="5112"/>
+            <w:vAlign w:val="center"/>
+          </w:tcPr>
+          <w:p>
+            <w:pPr>
+              <w:spacing w:after="0" w:line="240" w:lineRule="auto"/>
+            </w:pPr>
+            <w:r>
+              <w:rPr>
+                <w:rFonts w:ascii="Times New Roman" w:hAnsi="Times New Roman"/>
+                <w:b w:val="0"/>
+                <w:i w:val="0"/>
+                <w:sz w:val="16"/>
+              </w:rPr>
+              <w:t>Vitest, Supertest, ESLint, TypeScript, browser DevTools and scripted rehearsals</w:t>
             </w:r>
           </w:p>
         </w:tc>
@@ -1373,10 +2751,18 @@
     </w:tbl>
     <w:p>
       <w:pPr>
-        <w:pStyle w:val="Heading1"/>
+        <w:spacing w:before="100" w:after="100"/>
+        <w:shd w:fill="D9E2F3"/>
       </w:pPr>
       <w:r>
-        <w:t>3. Test Strategy</w:t>
+        <w:rPr>
+          <w:rFonts w:ascii="Times New Roman" w:hAnsi="Times New Roman"/>
+          <w:b/>
+          <w:i w:val="0"/>
+          <w:color w:val="1F4E79"/>
+          <w:sz w:val="21"/>
+        </w:rPr>
+        <w:t>2.2 Verified Code Baseline — 7 September 2026</w:t>
       </w:r>
     </w:p>
     <w:tbl>
@@ -1387,56 +2773,71 @@
         <w:tblLook w:firstColumn="1" w:firstRow="1" w:lastColumn="0" w:lastRow="0" w:noHBand="0" w:noVBand="1" w:val="04A0"/>
       </w:tblPr>
       <w:tblGrid>
-        <w:gridCol w:w="3264"/>
-        <w:gridCol w:w="3264"/>
-        <w:gridCol w:w="3264"/>
+        <w:gridCol w:w="3408"/>
+        <w:gridCol w:w="3408"/>
+        <w:gridCol w:w="3408"/>
       </w:tblGrid>
       <w:tr>
         <w:tc>
           <w:tcPr>
-            <w:tcW w:type="dxa" w:w="3264"/>
+            <w:tcW w:type="dxa" w:w="3408"/>
+            <w:shd w:fill="D9D9D9"/>
             <w:vAlign w:val="center"/>
           </w:tcPr>
           <w:p>
+            <w:pPr>
+              <w:jc w:val="center"/>
+            </w:pPr>
             <w:r>
               <w:rPr>
-                <w:rFonts w:ascii="Arial" w:hAnsi="Arial"/>
+                <w:rFonts w:ascii="Times New Roman" w:hAnsi="Times New Roman"/>
                 <w:b/>
-                <w:sz w:val="18"/>
+                <w:i w:val="0"/>
+                <w:sz w:val="15"/>
               </w:rPr>
-              <w:t>Test Level</w:t>
+              <w:t>Check</w:t>
             </w:r>
           </w:p>
         </w:tc>
         <w:tc>
           <w:tcPr>
-            <w:tcW w:type="dxa" w:w="3264"/>
+            <w:tcW w:type="dxa" w:w="3408"/>
+            <w:shd w:fill="D9D9D9"/>
             <w:vAlign w:val="center"/>
           </w:tcPr>
           <w:p>
+            <w:pPr>
+              <w:jc w:val="center"/>
+            </w:pPr>
             <w:r>
               <w:rPr>
-                <w:rFonts w:ascii="Arial" w:hAnsi="Arial"/>
+                <w:rFonts w:ascii="Times New Roman" w:hAnsi="Times New Roman"/>
                 <w:b/>
-                <w:sz w:val="18"/>
+                <w:i w:val="0"/>
+                <w:sz w:val="15"/>
               </w:rPr>
-              <w:t>Purpose</w:t>
+              <w:t>Result</w:t>
             </w:r>
           </w:p>
         </w:tc>
         <w:tc>
           <w:tcPr>
-            <w:tcW w:type="dxa" w:w="3264"/>
+            <w:tcW w:type="dxa" w:w="3408"/>
+            <w:shd w:fill="D9D9D9"/>
             <w:vAlign w:val="center"/>
           </w:tcPr>
           <w:p>
+            <w:pPr>
+              <w:jc w:val="center"/>
+            </w:pPr>
             <w:r>
               <w:rPr>
-                <w:rFonts w:ascii="Arial" w:hAnsi="Arial"/>
+                <w:rFonts w:ascii="Times New Roman" w:hAnsi="Times New Roman"/>
                 <w:b/>
-                <w:sz w:val="18"/>
+                <w:i w:val="0"/>
+                <w:sz w:val="15"/>
               </w:rPr>
-              <w:t>Status</w:t>
+              <w:t>Evidence</w:t>
             </w:r>
           </w:p>
         </w:tc>
@@ -1444,46 +2845,61 @@
       <w:tr>
         <w:tc>
           <w:tcPr>
-            <w:tcW w:type="dxa" w:w="3264"/>
+            <w:tcW w:type="dxa" w:w="3408"/>
             <w:vAlign w:val="center"/>
           </w:tcPr>
           <w:p>
+            <w:pPr>
+              <w:spacing w:after="0" w:line="240" w:lineRule="auto"/>
+            </w:pPr>
             <w:r>
               <w:rPr>
-                <w:rFonts w:ascii="Arial" w:hAnsi="Arial"/>
-                <w:sz w:val="18"/>
+                <w:rFonts w:ascii="Times New Roman" w:hAnsi="Times New Roman"/>
+                <w:b w:val="0"/>
+                <w:i w:val="0"/>
+                <w:sz w:val="15"/>
               </w:rPr>
-              <w:t>Automated API</w:t>
+              <w:t>Backend automated suite</w:t>
             </w:r>
           </w:p>
         </w:tc>
         <w:tc>
           <w:tcPr>
-            <w:tcW w:type="dxa" w:w="3264"/>
+            <w:tcW w:type="dxa" w:w="3408"/>
             <w:vAlign w:val="center"/>
           </w:tcPr>
           <w:p>
+            <w:pPr>
+              <w:spacing w:after="0" w:line="240" w:lineRule="auto"/>
+            </w:pPr>
             <w:r>
               <w:rPr>
-                <w:rFonts w:ascii="Arial" w:hAnsi="Arial"/>
-                <w:sz w:val="18"/>
+                <w:rFonts w:ascii="Times New Roman" w:hAnsi="Times New Roman"/>
+                <w:b w:val="0"/>
+                <w:i w:val="0"/>
+                <w:sz w:val="15"/>
               </w:rPr>
-              <w:t>Selected route behavior, validation, access control, herb search, and system flows.</w:t>
+              <w:t>Passed — 82/82 in 14 files</w:t>
             </w:r>
           </w:p>
         </w:tc>
         <w:tc>
           <w:tcPr>
-            <w:tcW w:type="dxa" w:w="3264"/>
+            <w:tcW w:type="dxa" w:w="3408"/>
             <w:vAlign w:val="center"/>
           </w:tcPr>
           <w:p>
+            <w:pPr>
+              <w:spacing w:after="0" w:line="240" w:lineRule="auto"/>
+            </w:pPr>
             <w:r>
               <w:rPr>
-                <w:rFonts w:ascii="Arial" w:hAnsi="Arial"/>
-                <w:sz w:val="18"/>
+                <w:rFonts w:ascii="Times New Roman" w:hAnsi="Times New Roman"/>
+                <w:b w:val="0"/>
+                <w:i w:val="0"/>
+                <w:sz w:val="15"/>
               </w:rPr>
-              <w:t>Executed.</w:t>
+              <w:t>Authentication/recovery, profile, herbs, suggestions, chat, system features, caches, validation, fallback, errors, batching and deletion</w:t>
             </w:r>
           </w:p>
         </w:tc>
@@ -1491,46 +2907,61 @@
       <w:tr>
         <w:tc>
           <w:tcPr>
-            <w:tcW w:type="dxa" w:w="3264"/>
+            <w:tcW w:type="dxa" w:w="3408"/>
             <w:vAlign w:val="center"/>
           </w:tcPr>
           <w:p>
+            <w:pPr>
+              <w:spacing w:after="0" w:line="240" w:lineRule="auto"/>
+            </w:pPr>
             <w:r>
               <w:rPr>
-                <w:rFonts w:ascii="Arial" w:hAnsi="Arial"/>
-                <w:sz w:val="18"/>
+                <w:rFonts w:ascii="Times New Roman" w:hAnsi="Times New Roman"/>
+                <w:b w:val="0"/>
+                <w:i w:val="0"/>
+                <w:sz w:val="15"/>
               </w:rPr>
-              <w:t>Integration</w:t>
+              <w:t>Backend build/lint</w:t>
             </w:r>
           </w:p>
         </w:tc>
         <w:tc>
           <w:tcPr>
-            <w:tcW w:type="dxa" w:w="3264"/>
+            <w:tcW w:type="dxa" w:w="3408"/>
             <w:vAlign w:val="center"/>
           </w:tcPr>
           <w:p>
+            <w:pPr>
+              <w:spacing w:after="0" w:line="240" w:lineRule="auto"/>
+            </w:pPr>
             <w:r>
               <w:rPr>
-                <w:rFonts w:ascii="Arial" w:hAnsi="Arial"/>
-                <w:sz w:val="18"/>
+                <w:rFonts w:ascii="Times New Roman" w:hAnsi="Times New Roman"/>
+                <w:b w:val="0"/>
+                <w:i w:val="0"/>
+                <w:sz w:val="15"/>
               </w:rPr>
-              <w:t>Frontend-backend, database, Gemini, Cloudinary, SMTP, and Socket.io workflows.</w:t>
+              <w:t>Passed</w:t>
             </w:r>
           </w:p>
         </w:tc>
         <w:tc>
           <w:tcPr>
-            <w:tcW w:type="dxa" w:w="3264"/>
+            <w:tcW w:type="dxa" w:w="3408"/>
             <w:vAlign w:val="center"/>
           </w:tcPr>
           <w:p>
+            <w:pPr>
+              <w:spacing w:after="0" w:line="240" w:lineRule="auto"/>
+            </w:pPr>
             <w:r>
               <w:rPr>
-                <w:rFonts w:ascii="Arial" w:hAnsi="Arial"/>
-                <w:sz w:val="18"/>
+                <w:rFonts w:ascii="Times New Roman" w:hAnsi="Times New Roman"/>
+                <w:b w:val="0"/>
+                <w:i w:val="0"/>
+                <w:sz w:val="15"/>
               </w:rPr>
-              <w:t>Pending evidence.</w:t>
+              <w:t>Latest regression baseline</w:t>
             </w:r>
           </w:p>
         </w:tc>
@@ -1538,46 +2969,61 @@
       <w:tr>
         <w:tc>
           <w:tcPr>
-            <w:tcW w:type="dxa" w:w="3264"/>
+            <w:tcW w:type="dxa" w:w="3408"/>
             <w:vAlign w:val="center"/>
           </w:tcPr>
           <w:p>
+            <w:pPr>
+              <w:spacing w:after="0" w:line="240" w:lineRule="auto"/>
+            </w:pPr>
             <w:r>
               <w:rPr>
-                <w:rFonts w:ascii="Arial" w:hAnsi="Arial"/>
-                <w:sz w:val="18"/>
+                <w:rFonts w:ascii="Times New Roman" w:hAnsi="Times New Roman"/>
+                <w:b w:val="0"/>
+                <w:i w:val="0"/>
+                <w:sz w:val="15"/>
               </w:rPr>
-              <w:t>UAT</w:t>
+              <w:t>Frontend type/lint/build</w:t>
             </w:r>
           </w:p>
         </w:tc>
         <w:tc>
           <w:tcPr>
-            <w:tcW w:type="dxa" w:w="3264"/>
+            <w:tcW w:type="dxa" w:w="3408"/>
             <w:vAlign w:val="center"/>
           </w:tcPr>
           <w:p>
+            <w:pPr>
+              <w:spacing w:after="0" w:line="240" w:lineRule="auto"/>
+            </w:pPr>
             <w:r>
               <w:rPr>
-                <w:rFonts w:ascii="Arial" w:hAnsi="Arial"/>
-                <w:sz w:val="18"/>
+                <w:rFonts w:ascii="Times New Roman" w:hAnsi="Times New Roman"/>
+                <w:b w:val="0"/>
+                <w:i w:val="0"/>
+                <w:sz w:val="15"/>
               </w:rPr>
-              <w:t>Core tasks with representative users and administrators.</w:t>
+              <w:t>Passed</w:t>
             </w:r>
           </w:p>
         </w:tc>
         <w:tc>
           <w:tcPr>
-            <w:tcW w:type="dxa" w:w="3264"/>
+            <w:tcW w:type="dxa" w:w="3408"/>
             <w:vAlign w:val="center"/>
           </w:tcPr>
           <w:p>
+            <w:pPr>
+              <w:spacing w:after="0" w:line="240" w:lineRule="auto"/>
+            </w:pPr>
             <w:r>
               <w:rPr>
-                <w:rFonts w:ascii="Arial" w:hAnsi="Arial"/>
-                <w:sz w:val="18"/>
+                <w:rFonts w:ascii="Times New Roman" w:hAnsi="Times New Roman"/>
+                <w:b w:val="0"/>
+                <w:i w:val="0"/>
+                <w:sz w:val="15"/>
               </w:rPr>
-              <w:t>Pending at least five records.</w:t>
+              <w:t>18 routes generated</w:t>
             </w:r>
           </w:p>
         </w:tc>
@@ -1585,46 +3031,61 @@
       <w:tr>
         <w:tc>
           <w:tcPr>
-            <w:tcW w:type="dxa" w:w="3264"/>
+            <w:tcW w:type="dxa" w:w="3408"/>
             <w:vAlign w:val="center"/>
           </w:tcPr>
           <w:p>
+            <w:pPr>
+              <w:spacing w:after="0" w:line="240" w:lineRule="auto"/>
+            </w:pPr>
             <w:r>
               <w:rPr>
-                <w:rFonts w:ascii="Arial" w:hAnsi="Arial"/>
-                <w:sz w:val="18"/>
+                <w:rFonts w:ascii="Times New Roman" w:hAnsi="Times New Roman"/>
+                <w:b w:val="0"/>
+                <w:i w:val="0"/>
+                <w:sz w:val="15"/>
               </w:rPr>
-              <w:t>Performance</w:t>
+              <w:t>Functional traceability rows</w:t>
             </w:r>
           </w:p>
         </w:tc>
         <w:tc>
           <w:tcPr>
-            <w:tcW w:type="dxa" w:w="3264"/>
+            <w:tcW w:type="dxa" w:w="3408"/>
             <w:vAlign w:val="center"/>
           </w:tcPr>
           <w:p>
+            <w:pPr>
+              <w:spacing w:after="0" w:line="240" w:lineRule="auto"/>
+            </w:pPr>
             <w:r>
               <w:rPr>
-                <w:rFonts w:ascii="Arial" w:hAnsi="Arial"/>
-                <w:sz w:val="18"/>
+                <w:rFonts w:ascii="Times New Roman" w:hAnsi="Times New Roman"/>
+                <w:b w:val="0"/>
+                <w:i w:val="0"/>
+                <w:sz w:val="15"/>
               </w:rPr>
-              <w:t>SRS targets PR-001 through PR-005, including concurrent connections.</w:t>
+              <w:t>Verified locally</w:t>
             </w:r>
           </w:p>
         </w:tc>
         <w:tc>
           <w:tcPr>
-            <w:tcW w:type="dxa" w:w="3264"/>
+            <w:tcW w:type="dxa" w:w="3408"/>
             <w:vAlign w:val="center"/>
           </w:tcPr>
           <w:p>
+            <w:pPr>
+              <w:spacing w:after="0" w:line="240" w:lineRule="auto"/>
+            </w:pPr>
             <w:r>
               <w:rPr>
-                <w:rFonts w:ascii="Arial" w:hAnsi="Arial"/>
-                <w:sz w:val="18"/>
+                <w:rFonts w:ascii="Times New Roman" w:hAnsi="Times New Roman"/>
+                <w:b w:val="0"/>
+                <w:i w:val="0"/>
+                <w:sz w:val="15"/>
               </w:rPr>
-              <w:t>Pending staging/production.</w:t>
+              <w:t>Full herb and KB CRUD, live RAG retrieval, profile/quick prompts and prior rehearsals</w:t>
             </w:r>
           </w:p>
         </w:tc>
@@ -1632,46 +3093,123 @@
       <w:tr>
         <w:tc>
           <w:tcPr>
-            <w:tcW w:type="dxa" w:w="3264"/>
+            <w:tcW w:type="dxa" w:w="3408"/>
             <w:vAlign w:val="center"/>
           </w:tcPr>
           <w:p>
+            <w:pPr>
+              <w:spacing w:after="0" w:line="240" w:lineRule="auto"/>
+            </w:pPr>
             <w:r>
               <w:rPr>
-                <w:rFonts w:ascii="Arial" w:hAnsi="Arial"/>
-                <w:sz w:val="18"/>
+                <w:rFonts w:ascii="Times New Roman" w:hAnsi="Times New Roman"/>
+                <w:b w:val="0"/>
+                <w:i w:val="0"/>
+                <w:sz w:val="15"/>
               </w:rPr>
-              <w:t>Deployment/recovery</w:t>
+              <w:t>Responsive checks</w:t>
             </w:r>
           </w:p>
         </w:tc>
         <w:tc>
           <w:tcPr>
-            <w:tcW w:type="dxa" w:w="3264"/>
+            <w:tcW w:type="dxa" w:w="3408"/>
             <w:vAlign w:val="center"/>
           </w:tcPr>
           <w:p>
+            <w:pPr>
+              <w:spacing w:after="0" w:line="240" w:lineRule="auto"/>
+            </w:pPr>
             <w:r>
               <w:rPr>
-                <w:rFonts w:ascii="Arial" w:hAnsi="Arial"/>
-                <w:sz w:val="18"/>
+                <w:rFonts w:ascii="Times New Roman" w:hAnsi="Times New Roman"/>
+                <w:b w:val="0"/>
+                <w:i w:val="0"/>
+                <w:sz w:val="15"/>
               </w:rPr>
-              <w:t>Health, TLS, logs, rollback, backup, and restore.</w:t>
+              <w:t>Passed in recorded scope</w:t>
             </w:r>
           </w:p>
         </w:tc>
         <w:tc>
           <w:tcPr>
-            <w:tcW w:type="dxa" w:w="3264"/>
+            <w:tcW w:type="dxa" w:w="3408"/>
             <w:vAlign w:val="center"/>
           </w:tcPr>
           <w:p>
+            <w:pPr>
+              <w:spacing w:after="0" w:line="240" w:lineRule="auto"/>
+            </w:pPr>
             <w:r>
               <w:rPr>
-                <w:rFonts w:ascii="Arial" w:hAnsi="Arial"/>
-                <w:sz w:val="18"/>
+                <w:rFonts w:ascii="Times New Roman" w:hAnsi="Times New Roman"/>
+                <w:b w:val="0"/>
+                <w:i w:val="0"/>
+                <w:sz w:val="15"/>
               </w:rPr>
-              <w:t>Pending target host.</w:t>
+              <w:t>63 layout checks, 26 accessibility width scans and mobile workflows</w:t>
+            </w:r>
+          </w:p>
+        </w:tc>
+      </w:tr>
+      <w:tr>
+        <w:tc>
+          <w:tcPr>
+            <w:tcW w:type="dxa" w:w="3408"/>
+            <w:vAlign w:val="center"/>
+          </w:tcPr>
+          <w:p>
+            <w:pPr>
+              <w:spacing w:after="0" w:line="240" w:lineRule="auto"/>
+            </w:pPr>
+            <w:r>
+              <w:rPr>
+                <w:rFonts w:ascii="Times New Roman" w:hAnsi="Times New Roman"/>
+                <w:b w:val="0"/>
+                <w:i w:val="0"/>
+                <w:sz w:val="15"/>
+              </w:rPr>
+              <w:t>Email recovery</w:t>
+            </w:r>
+          </w:p>
+        </w:tc>
+        <w:tc>
+          <w:tcPr>
+            <w:tcW w:type="dxa" w:w="3408"/>
+            <w:vAlign w:val="center"/>
+          </w:tcPr>
+          <w:p>
+            <w:pPr>
+              <w:spacing w:after="0" w:line="240" w:lineRule="auto"/>
+            </w:pPr>
+            <w:r>
+              <w:rPr>
+                <w:rFonts w:ascii="Times New Roman" w:hAnsi="Times New Roman"/>
+                <w:b w:val="0"/>
+                <w:i w:val="0"/>
+                <w:sz w:val="15"/>
+              </w:rPr>
+              <w:t>Passed with authorized Gmail</w:t>
+            </w:r>
+          </w:p>
+        </w:tc>
+        <w:tc>
+          <w:tcPr>
+            <w:tcW w:type="dxa" w:w="3408"/>
+            <w:vAlign w:val="center"/>
+          </w:tcPr>
+          <w:p>
+            <w:pPr>
+              <w:spacing w:after="0" w:line="240" w:lineRule="auto"/>
+            </w:pPr>
+            <w:r>
+              <w:rPr>
+                <w:rFonts w:ascii="Times New Roman" w:hAnsi="Times New Roman"/>
+                <w:b w:val="0"/>
+                <w:i w:val="0"/>
+                <w:sz w:val="15"/>
+              </w:rPr>
+              <w:t>Verification and password-reset links; reuse/expiry/concurrency checks</w:t>
             </w:r>
           </w:p>
         </w:tc>
@@ -1679,27 +3217,99 @@
     </w:tbl>
     <w:p>
       <w:pPr>
-        <w:pStyle w:val="Heading1"/>
+        <w:spacing w:before="100" w:after="100"/>
+        <w:shd w:fill="D9E2F3"/>
       </w:pPr>
       <w:r>
-        <w:t>4. Test Execution and Evidence</w:t>
+        <w:rPr>
+          <w:rFonts w:ascii="Times New Roman" w:hAnsi="Times New Roman"/>
+          <w:b/>
+          <w:i w:val="0"/>
+          <w:color w:val="1F4E79"/>
+          <w:sz w:val="21"/>
+        </w:rPr>
+        <w:t>2.3 Test Data and Safety</w:t>
+      </w:r>
+    </w:p>
+    <w:p>
+      <w:pPr>
+        <w:pStyle w:val="ListBullet"/>
+        <w:spacing w:after="40" w:line="245" w:lineRule="auto"/>
+      </w:pPr>
+      <w:r>
+        <w:rPr>
+          <w:rFonts w:ascii="Times New Roman" w:hAnsi="Times New Roman"/>
+          <w:b w:val="0"/>
+          <w:i w:val="0"/>
+          <w:sz w:val="19"/>
+        </w:rPr>
+        <w:t>Use temporary test accounts and uniquely named herb/knowledge records.</w:t>
+      </w:r>
+    </w:p>
+    <w:p>
+      <w:pPr>
+        <w:pStyle w:val="ListBullet"/>
+        <w:spacing w:after="40" w:line="245" w:lineRule="auto"/>
+      </w:pPr>
+      <w:r>
+        <w:rPr>
+          <w:rFonts w:ascii="Times New Roman" w:hAnsi="Times New Roman"/>
+          <w:b w:val="0"/>
+          <w:i w:val="0"/>
+          <w:sz w:val="19"/>
+        </w:rPr>
+        <w:t>Suppress email by default; use allowlisted recipient only for authorized delivery tests.</w:t>
+      </w:r>
+    </w:p>
+    <w:p>
+      <w:pPr>
+        <w:pStyle w:val="ListBullet"/>
+        <w:spacing w:after="40" w:line="245" w:lineRule="auto"/>
+      </w:pPr>
+      <w:r>
+        <w:rPr>
+          <w:rFonts w:ascii="Times New Roman" w:hAnsi="Times New Roman"/>
+          <w:b w:val="0"/>
+          <w:i w:val="0"/>
+          <w:sz w:val="19"/>
+        </w:rPr>
+        <w:t>Never store plaintext passwords, tokens, OAuth codes, API keys, or message content in evidence.</w:t>
+      </w:r>
+    </w:p>
+    <w:p>
+      <w:pPr>
+        <w:pStyle w:val="ListBullet"/>
+        <w:spacing w:after="40" w:line="245" w:lineRule="auto"/>
+      </w:pPr>
+      <w:r>
+        <w:rPr>
+          <w:rFonts w:ascii="Times New Roman" w:hAnsi="Times New Roman"/>
+          <w:b w:val="0"/>
+          <w:i w:val="0"/>
+          <w:sz w:val="19"/>
+        </w:rPr>
+        <w:t>Delete temporary records after lifecycle tests and preserve only non-sensitive results.</w:t>
       </w:r>
     </w:p>
     <w:p>
       <w:r>
-        <w:rPr>
-          <w:rFonts w:ascii="Arial" w:hAnsi="Arial"/>
-          <w:b w:val="0"/>
-        </w:rPr>
-        <w:t>For every test case, record the test ID, requirement ID, tester, preconditions, test data, expected result, actual result, evidence location, defect ID, result, date, and reviewer sign-off. The detailed mapping is maintained in the Requirements Traceability Matrix and Test Execution Log.</w:t>
+        <w:br w:type="page"/>
       </w:r>
     </w:p>
     <w:p>
       <w:pPr>
-        <w:pStyle w:val="Heading1"/>
+        <w:spacing w:before="100" w:after="100"/>
+        <w:shd w:fill="000000"/>
       </w:pPr>
       <w:r>
-        <w:t>5. Defect Classification</w:t>
+        <w:rPr>
+          <w:rFonts w:ascii="Times New Roman" w:hAnsi="Times New Roman"/>
+          <w:b/>
+          <w:i w:val="0"/>
+          <w:color w:val="FFFFFF"/>
+          <w:sz w:val="24"/>
+        </w:rPr>
+        <w:t>3. Functional Test Specification</w:t>
       </w:r>
     </w:p>
     <w:tbl>
@@ -1710,39 +3320,93 @@
         <w:tblLook w:firstColumn="1" w:firstRow="1" w:lastColumn="0" w:lastRow="0" w:noHBand="0" w:noVBand="1" w:val="04A0"/>
       </w:tblPr>
       <w:tblGrid>
-        <w:gridCol w:w="4896"/>
-        <w:gridCol w:w="4896"/>
+        <w:gridCol w:w="2556"/>
+        <w:gridCol w:w="2556"/>
+        <w:gridCol w:w="2556"/>
+        <w:gridCol w:w="2556"/>
       </w:tblGrid>
       <w:tr>
         <w:tc>
           <w:tcPr>
-            <w:tcW w:type="dxa" w:w="4896"/>
+            <w:tcW w:type="dxa" w:w="2556"/>
+            <w:shd w:fill="D9D9D9"/>
             <w:vAlign w:val="center"/>
           </w:tcPr>
           <w:p>
+            <w:pPr>
+              <w:jc w:val="center"/>
+            </w:pPr>
             <w:r>
               <w:rPr>
-                <w:rFonts w:ascii="Arial" w:hAnsi="Arial"/>
+                <w:rFonts w:ascii="Times New Roman" w:hAnsi="Times New Roman"/>
                 <w:b/>
-                <w:sz w:val="18"/>
+                <w:i w:val="0"/>
+                <w:sz w:val="14"/>
               </w:rPr>
-              <w:t>Severity</w:t>
+              <w:t>ID</w:t>
             </w:r>
           </w:p>
         </w:tc>
         <w:tc>
           <w:tcPr>
-            <w:tcW w:type="dxa" w:w="4896"/>
+            <w:tcW w:type="dxa" w:w="2556"/>
+            <w:shd w:fill="D9D9D9"/>
             <w:vAlign w:val="center"/>
           </w:tcPr>
           <w:p>
+            <w:pPr>
+              <w:jc w:val="center"/>
+            </w:pPr>
             <w:r>
               <w:rPr>
-                <w:rFonts w:ascii="Arial" w:hAnsi="Arial"/>
+                <w:rFonts w:ascii="Times New Roman" w:hAnsi="Times New Roman"/>
                 <w:b/>
-                <w:sz w:val="18"/>
+                <w:i w:val="0"/>
+                <w:sz w:val="14"/>
               </w:rPr>
-              <w:t>Definition</w:t>
+              <w:t>Feature</w:t>
+            </w:r>
+          </w:p>
+        </w:tc>
+        <w:tc>
+          <w:tcPr>
+            <w:tcW w:type="dxa" w:w="2556"/>
+            <w:shd w:fill="D9D9D9"/>
+            <w:vAlign w:val="center"/>
+          </w:tcPr>
+          <w:p>
+            <w:pPr>
+              <w:jc w:val="center"/>
+            </w:pPr>
+            <w:r>
+              <w:rPr>
+                <w:rFonts w:ascii="Times New Roman" w:hAnsi="Times New Roman"/>
+                <w:b/>
+                <w:i w:val="0"/>
+                <w:sz w:val="14"/>
+              </w:rPr>
+              <w:t>Procedure / Acceptance</w:t>
+            </w:r>
+          </w:p>
+        </w:tc>
+        <w:tc>
+          <w:tcPr>
+            <w:tcW w:type="dxa" w:w="2556"/>
+            <w:shd w:fill="D9D9D9"/>
+            <w:vAlign w:val="center"/>
+          </w:tcPr>
+          <w:p>
+            <w:pPr>
+              <w:jc w:val="center"/>
+            </w:pPr>
+            <w:r>
+              <w:rPr>
+                <w:rFonts w:ascii="Times New Roman" w:hAnsi="Times New Roman"/>
+                <w:b/>
+                <w:i w:val="0"/>
+                <w:sz w:val="14"/>
+              </w:rPr>
+              <w:t>Status</w:t>
             </w:r>
           </w:p>
         </w:tc>
@@ -1750,31 +3414,81 @@
       <w:tr>
         <w:tc>
           <w:tcPr>
-            <w:tcW w:type="dxa" w:w="4896"/>
+            <w:tcW w:type="dxa" w:w="2556"/>
             <w:vAlign w:val="center"/>
           </w:tcPr>
           <w:p>
+            <w:pPr>
+              <w:spacing w:after="0" w:line="240" w:lineRule="auto"/>
+            </w:pPr>
             <w:r>
               <w:rPr>
-                <w:rFonts w:ascii="Arial" w:hAnsi="Arial"/>
-                <w:sz w:val="18"/>
+                <w:rFonts w:ascii="Times New Roman" w:hAnsi="Times New Roman"/>
+                <w:b w:val="0"/>
+                <w:i w:val="0"/>
+                <w:sz w:val="14"/>
               </w:rPr>
-              <w:t>Critical</w:t>
+              <w:t>TC-AUTH-01–03</w:t>
             </w:r>
           </w:p>
         </w:tc>
         <w:tc>
           <w:tcPr>
-            <w:tcW w:type="dxa" w:w="4896"/>
+            <w:tcW w:type="dxa" w:w="2556"/>
             <w:vAlign w:val="center"/>
           </w:tcPr>
           <w:p>
+            <w:pPr>
+              <w:spacing w:after="0" w:line="240" w:lineRule="auto"/>
+            </w:pPr>
             <w:r>
               <w:rPr>
-                <w:rFonts w:ascii="Arial" w:hAnsi="Arial"/>
-                <w:sz w:val="18"/>
+                <w:rFonts w:ascii="Times New Roman" w:hAnsi="Times New Roman"/>
+                <w:b w:val="0"/>
+                <w:i w:val="0"/>
+                <w:sz w:val="14"/>
               </w:rPr>
-              <w:t>Credential exposure, unauthorized access, data loss, outage, or unsafe AI behavior.</w:t>
+              <w:t>Registration, login and RBAC</w:t>
+            </w:r>
+          </w:p>
+        </w:tc>
+        <w:tc>
+          <w:tcPr>
+            <w:tcW w:type="dxa" w:w="2556"/>
+            <w:vAlign w:val="center"/>
+          </w:tcPr>
+          <w:p>
+            <w:pPr>
+              <w:spacing w:after="0" w:line="240" w:lineRule="auto"/>
+            </w:pPr>
+            <w:r>
+              <w:rPr>
+                <w:rFonts w:ascii="Times New Roman" w:hAnsi="Times New Roman"/>
+                <w:b w:val="0"/>
+                <w:i w:val="0"/>
+                <w:sz w:val="14"/>
+              </w:rPr>
+              <w:t>Validate success/negative cases; protected admin routes deny anonymous/contributor access</w:t>
+            </w:r>
+          </w:p>
+        </w:tc>
+        <w:tc>
+          <w:tcPr>
+            <w:tcW w:type="dxa" w:w="2556"/>
+            <w:vAlign w:val="center"/>
+          </w:tcPr>
+          <w:p>
+            <w:pPr>
+              <w:spacing w:after="0" w:line="240" w:lineRule="auto"/>
+            </w:pPr>
+            <w:r>
+              <w:rPr>
+                <w:rFonts w:ascii="Times New Roman" w:hAnsi="Times New Roman"/>
+                <w:b w:val="0"/>
+                <w:i w:val="0"/>
+                <w:sz w:val="14"/>
+              </w:rPr>
+              <w:t>Verified</w:t>
             </w:r>
           </w:p>
         </w:tc>
@@ -1782,31 +3496,81 @@
       <w:tr>
         <w:tc>
           <w:tcPr>
-            <w:tcW w:type="dxa" w:w="4896"/>
+            <w:tcW w:type="dxa" w:w="2556"/>
             <w:vAlign w:val="center"/>
           </w:tcPr>
           <w:p>
+            <w:pPr>
+              <w:spacing w:after="0" w:line="240" w:lineRule="auto"/>
+            </w:pPr>
             <w:r>
               <w:rPr>
-                <w:rFonts w:ascii="Arial" w:hAnsi="Arial"/>
-                <w:sz w:val="18"/>
+                <w:rFonts w:ascii="Times New Roman" w:hAnsi="Times New Roman"/>
+                <w:b w:val="0"/>
+                <w:i w:val="0"/>
+                <w:sz w:val="14"/>
               </w:rPr>
-              <w:t>Major</w:t>
+              <w:t>TC-AUTH-04–06</w:t>
             </w:r>
           </w:p>
         </w:tc>
         <w:tc>
           <w:tcPr>
-            <w:tcW w:type="dxa" w:w="4896"/>
+            <w:tcW w:type="dxa" w:w="2556"/>
             <w:vAlign w:val="center"/>
           </w:tcPr>
           <w:p>
+            <w:pPr>
+              <w:spacing w:after="0" w:line="240" w:lineRule="auto"/>
+            </w:pPr>
             <w:r>
               <w:rPr>
-                <w:rFonts w:ascii="Arial" w:hAnsi="Arial"/>
-                <w:sz w:val="18"/>
+                <w:rFonts w:ascii="Times New Roman" w:hAnsi="Times New Roman"/>
+                <w:b w:val="0"/>
+                <w:i w:val="0"/>
+                <w:sz w:val="14"/>
               </w:rPr>
-              <w:t>Required feature fails or returns materially incorrect results.</w:t>
+              <w:t>Profile, logout and refresh</w:t>
+            </w:r>
+          </w:p>
+        </w:tc>
+        <w:tc>
+          <w:tcPr>
+            <w:tcW w:type="dxa" w:w="2556"/>
+            <w:vAlign w:val="center"/>
+          </w:tcPr>
+          <w:p>
+            <w:pPr>
+              <w:spacing w:after="0" w:line="240" w:lineRule="auto"/>
+            </w:pPr>
+            <w:r>
+              <w:rPr>
+                <w:rFonts w:ascii="Times New Roman" w:hAnsi="Times New Roman"/>
+                <w:b w:val="0"/>
+                <w:i w:val="0"/>
+                <w:sz w:val="14"/>
+              </w:rPr>
+              <w:t>Save only allowed fields; reject protected fields; revoke session and rotate/deny refresh tokens</w:t>
+            </w:r>
+          </w:p>
+        </w:tc>
+        <w:tc>
+          <w:tcPr>
+            <w:tcW w:type="dxa" w:w="2556"/>
+            <w:vAlign w:val="center"/>
+          </w:tcPr>
+          <w:p>
+            <w:pPr>
+              <w:spacing w:after="0" w:line="240" w:lineRule="auto"/>
+            </w:pPr>
+            <w:r>
+              <w:rPr>
+                <w:rFonts w:ascii="Times New Roman" w:hAnsi="Times New Roman"/>
+                <w:b w:val="0"/>
+                <w:i w:val="0"/>
+                <w:sz w:val="14"/>
+              </w:rPr>
+              <w:t>Verified</w:t>
             </w:r>
           </w:p>
         </w:tc>
@@ -1814,31 +3578,409 @@
       <w:tr>
         <w:tc>
           <w:tcPr>
-            <w:tcW w:type="dxa" w:w="4896"/>
+            <w:tcW w:type="dxa" w:w="2556"/>
             <w:vAlign w:val="center"/>
           </w:tcPr>
           <w:p>
+            <w:pPr>
+              <w:spacing w:after="0" w:line="240" w:lineRule="auto"/>
+            </w:pPr>
             <w:r>
               <w:rPr>
-                <w:rFonts w:ascii="Arial" w:hAnsi="Arial"/>
-                <w:sz w:val="18"/>
+                <w:rFonts w:ascii="Times New Roman" w:hAnsi="Times New Roman"/>
+                <w:b w:val="0"/>
+                <w:i w:val="0"/>
+                <w:sz w:val="14"/>
               </w:rPr>
-              <w:t>Minor</w:t>
+              <w:t>TC-AUTH-07–09</w:t>
             </w:r>
           </w:p>
         </w:tc>
         <w:tc>
           <w:tcPr>
-            <w:tcW w:type="dxa" w:w="4896"/>
+            <w:tcW w:type="dxa" w:w="2556"/>
             <w:vAlign w:val="center"/>
           </w:tcPr>
           <w:p>
+            <w:pPr>
+              <w:spacing w:after="0" w:line="240" w:lineRule="auto"/>
+            </w:pPr>
             <w:r>
               <w:rPr>
-                <w:rFonts w:ascii="Arial" w:hAnsi="Arial"/>
-                <w:sz w:val="18"/>
+                <w:rFonts w:ascii="Times New Roman" w:hAnsi="Times New Roman"/>
+                <w:b w:val="0"/>
+                <w:i w:val="0"/>
+                <w:sz w:val="14"/>
               </w:rPr>
-              <w:t>Usability/cosmetic issue with safe workaround.</w:t>
+              <w:t>Verification, reset and OAuth</w:t>
+            </w:r>
+          </w:p>
+        </w:tc>
+        <w:tc>
+          <w:tcPr>
+            <w:tcW w:type="dxa" w:w="2556"/>
+            <w:vAlign w:val="center"/>
+          </w:tcPr>
+          <w:p>
+            <w:pPr>
+              <w:spacing w:after="0" w:line="240" w:lineRule="auto"/>
+            </w:pPr>
+            <w:r>
+              <w:rPr>
+                <w:rFonts w:ascii="Times New Roman" w:hAnsi="Times New Roman"/>
+                <w:b w:val="0"/>
+                <w:i w:val="0"/>
+                <w:sz w:val="14"/>
+              </w:rPr>
+              <w:t>Single-use/expiry behavior; changed password; Google callback creates/signs in intended user</w:t>
+            </w:r>
+          </w:p>
+        </w:tc>
+        <w:tc>
+          <w:tcPr>
+            <w:tcW w:type="dxa" w:w="2556"/>
+            <w:vAlign w:val="center"/>
+          </w:tcPr>
+          <w:p>
+            <w:pPr>
+              <w:spacing w:after="0" w:line="240" w:lineRule="auto"/>
+            </w:pPr>
+            <w:r>
+              <w:rPr>
+                <w:rFonts w:ascii="Times New Roman" w:hAnsi="Times New Roman"/>
+                <w:b w:val="0"/>
+                <w:i w:val="0"/>
+                <w:sz w:val="14"/>
+              </w:rPr>
+              <w:t>Verified</w:t>
+            </w:r>
+          </w:p>
+        </w:tc>
+      </w:tr>
+      <w:tr>
+        <w:tc>
+          <w:tcPr>
+            <w:tcW w:type="dxa" w:w="2556"/>
+            <w:vAlign w:val="center"/>
+          </w:tcPr>
+          <w:p>
+            <w:pPr>
+              <w:spacing w:after="0" w:line="240" w:lineRule="auto"/>
+            </w:pPr>
+            <w:r>
+              <w:rPr>
+                <w:rFonts w:ascii="Times New Roman" w:hAnsi="Times New Roman"/>
+                <w:b w:val="0"/>
+                <w:i w:val="0"/>
+                <w:sz w:val="14"/>
+              </w:rPr>
+              <w:t>TC-HERB-01–05</w:t>
+            </w:r>
+          </w:p>
+        </w:tc>
+        <w:tc>
+          <w:tcPr>
+            <w:tcW w:type="dxa" w:w="2556"/>
+            <w:vAlign w:val="center"/>
+          </w:tcPr>
+          <w:p>
+            <w:pPr>
+              <w:spacing w:after="0" w:line="240" w:lineRule="auto"/>
+            </w:pPr>
+            <w:r>
+              <w:rPr>
+                <w:rFonts w:ascii="Times New Roman" w:hAnsi="Times New Roman"/>
+                <w:b w:val="0"/>
+                <w:i w:val="0"/>
+                <w:sz w:val="14"/>
+              </w:rPr>
+              <w:t>Library and details</w:t>
+            </w:r>
+          </w:p>
+        </w:tc>
+        <w:tc>
+          <w:tcPr>
+            <w:tcW w:type="dxa" w:w="2556"/>
+            <w:vAlign w:val="center"/>
+          </w:tcPr>
+          <w:p>
+            <w:pPr>
+              <w:spacing w:after="0" w:line="240" w:lineRule="auto"/>
+            </w:pPr>
+            <w:r>
+              <w:rPr>
+                <w:rFonts w:ascii="Times New Roman" w:hAnsi="Times New Roman"/>
+                <w:b w:val="0"/>
+                <w:i w:val="0"/>
+                <w:sz w:val="14"/>
+              </w:rPr>
+              <w:t>Approved pagination/search/filter; image, names, preparation, dosage, warnings and approval status</w:t>
+            </w:r>
+          </w:p>
+        </w:tc>
+        <w:tc>
+          <w:tcPr>
+            <w:tcW w:type="dxa" w:w="2556"/>
+            <w:vAlign w:val="center"/>
+          </w:tcPr>
+          <w:p>
+            <w:pPr>
+              <w:spacing w:after="0" w:line="240" w:lineRule="auto"/>
+            </w:pPr>
+            <w:r>
+              <w:rPr>
+                <w:rFonts w:ascii="Times New Roman" w:hAnsi="Times New Roman"/>
+                <w:b w:val="0"/>
+                <w:i w:val="0"/>
+                <w:sz w:val="14"/>
+              </w:rPr>
+              <w:t>Verified</w:t>
+            </w:r>
+          </w:p>
+        </w:tc>
+      </w:tr>
+      <w:tr>
+        <w:tc>
+          <w:tcPr>
+            <w:tcW w:type="dxa" w:w="2556"/>
+            <w:vAlign w:val="center"/>
+          </w:tcPr>
+          <w:p>
+            <w:pPr>
+              <w:spacing w:after="0" w:line="240" w:lineRule="auto"/>
+            </w:pPr>
+            <w:r>
+              <w:rPr>
+                <w:rFonts w:ascii="Times New Roman" w:hAnsi="Times New Roman"/>
+                <w:b w:val="0"/>
+                <w:i w:val="0"/>
+                <w:sz w:val="14"/>
+              </w:rPr>
+              <w:t>TC-CHAT-01–05</w:t>
+            </w:r>
+          </w:p>
+        </w:tc>
+        <w:tc>
+          <w:tcPr>
+            <w:tcW w:type="dxa" w:w="2556"/>
+            <w:vAlign w:val="center"/>
+          </w:tcPr>
+          <w:p>
+            <w:pPr>
+              <w:spacing w:after="0" w:line="240" w:lineRule="auto"/>
+            </w:pPr>
+            <w:r>
+              <w:rPr>
+                <w:rFonts w:ascii="Times New Roman" w:hAnsi="Times New Roman"/>
+                <w:b w:val="0"/>
+                <w:i w:val="0"/>
+                <w:sz w:val="14"/>
+              </w:rPr>
+              <w:t>Dr. AI / RAG</w:t>
+            </w:r>
+          </w:p>
+        </w:tc>
+        <w:tc>
+          <w:tcPr>
+            <w:tcW w:type="dxa" w:w="2556"/>
+            <w:vAlign w:val="center"/>
+          </w:tcPr>
+          <w:p>
+            <w:pPr>
+              <w:spacing w:after="0" w:line="240" w:lineRule="auto"/>
+            </w:pPr>
+            <w:r>
+              <w:rPr>
+                <w:rFonts w:ascii="Times New Roman" w:hAnsi="Times New Roman"/>
+                <w:b w:val="0"/>
+                <w:i w:val="0"/>
+                <w:sz w:val="14"/>
+              </w:rPr>
+              <w:t>Authenticated streamed answer, grounded preparation, disclaimer, exact quick prompts, active KB retrieval</w:t>
+            </w:r>
+          </w:p>
+        </w:tc>
+        <w:tc>
+          <w:tcPr>
+            <w:tcW w:type="dxa" w:w="2556"/>
+            <w:vAlign w:val="center"/>
+          </w:tcPr>
+          <w:p>
+            <w:pPr>
+              <w:spacing w:after="0" w:line="240" w:lineRule="auto"/>
+            </w:pPr>
+            <w:r>
+              <w:rPr>
+                <w:rFonts w:ascii="Times New Roman" w:hAnsi="Times New Roman"/>
+                <w:b w:val="0"/>
+                <w:i w:val="0"/>
+                <w:sz w:val="14"/>
+              </w:rPr>
+              <w:t>Verified</w:t>
+            </w:r>
+          </w:p>
+        </w:tc>
+      </w:tr>
+      <w:tr>
+        <w:tc>
+          <w:tcPr>
+            <w:tcW w:type="dxa" w:w="2556"/>
+            <w:vAlign w:val="center"/>
+          </w:tcPr>
+          <w:p>
+            <w:pPr>
+              <w:spacing w:after="0" w:line="240" w:lineRule="auto"/>
+            </w:pPr>
+            <w:r>
+              <w:rPr>
+                <w:rFonts w:ascii="Times New Roman" w:hAnsi="Times New Roman"/>
+                <w:b w:val="0"/>
+                <w:i w:val="0"/>
+                <w:sz w:val="14"/>
+              </w:rPr>
+              <w:t>TC-SUG-01–04</w:t>
+            </w:r>
+          </w:p>
+        </w:tc>
+        <w:tc>
+          <w:tcPr>
+            <w:tcW w:type="dxa" w:w="2556"/>
+            <w:vAlign w:val="center"/>
+          </w:tcPr>
+          <w:p>
+            <w:pPr>
+              <w:spacing w:after="0" w:line="240" w:lineRule="auto"/>
+            </w:pPr>
+            <w:r>
+              <w:rPr>
+                <w:rFonts w:ascii="Times New Roman" w:hAnsi="Times New Roman"/>
+                <w:b w:val="0"/>
+                <w:i w:val="0"/>
+                <w:sz w:val="14"/>
+              </w:rPr>
+              <w:t>Suggestion lifecycle</w:t>
+            </w:r>
+          </w:p>
+        </w:tc>
+        <w:tc>
+          <w:tcPr>
+            <w:tcW w:type="dxa" w:w="2556"/>
+            <w:vAlign w:val="center"/>
+          </w:tcPr>
+          <w:p>
+            <w:pPr>
+              <w:spacing w:after="0" w:line="240" w:lineRule="auto"/>
+            </w:pPr>
+            <w:r>
+              <w:rPr>
+                <w:rFonts w:ascii="Times New Roman" w:hAnsi="Times New Roman"/>
+                <w:b w:val="0"/>
+                <w:i w:val="0"/>
+                <w:sz w:val="14"/>
+              </w:rPr>
+              <w:t>Submit valid image/data, hide pending item, approve/reject, deliver status notification</w:t>
+            </w:r>
+          </w:p>
+        </w:tc>
+        <w:tc>
+          <w:tcPr>
+            <w:tcW w:type="dxa" w:w="2556"/>
+            <w:vAlign w:val="center"/>
+          </w:tcPr>
+          <w:p>
+            <w:pPr>
+              <w:spacing w:after="0" w:line="240" w:lineRule="auto"/>
+            </w:pPr>
+            <w:r>
+              <w:rPr>
+                <w:rFonts w:ascii="Times New Roman" w:hAnsi="Times New Roman"/>
+                <w:b w:val="0"/>
+                <w:i w:val="0"/>
+                <w:sz w:val="14"/>
+              </w:rPr>
+              <w:t>Verified</w:t>
+            </w:r>
+          </w:p>
+        </w:tc>
+      </w:tr>
+      <w:tr>
+        <w:tc>
+          <w:tcPr>
+            <w:tcW w:type="dxa" w:w="2556"/>
+            <w:vAlign w:val="center"/>
+          </w:tcPr>
+          <w:p>
+            <w:pPr>
+              <w:spacing w:after="0" w:line="240" w:lineRule="auto"/>
+            </w:pPr>
+            <w:r>
+              <w:rPr>
+                <w:rFonts w:ascii="Times New Roman" w:hAnsi="Times New Roman"/>
+                <w:b w:val="0"/>
+                <w:i w:val="0"/>
+                <w:sz w:val="14"/>
+              </w:rPr>
+              <w:t>TC-ADMIN-01–07</w:t>
+            </w:r>
+          </w:p>
+        </w:tc>
+        <w:tc>
+          <w:tcPr>
+            <w:tcW w:type="dxa" w:w="2556"/>
+            <w:vAlign w:val="center"/>
+          </w:tcPr>
+          <w:p>
+            <w:pPr>
+              <w:spacing w:after="0" w:line="240" w:lineRule="auto"/>
+            </w:pPr>
+            <w:r>
+              <w:rPr>
+                <w:rFonts w:ascii="Times New Roman" w:hAnsi="Times New Roman"/>
+                <w:b w:val="0"/>
+                <w:i w:val="0"/>
+                <w:sz w:val="14"/>
+              </w:rPr>
+              <w:t>Administration</w:t>
+            </w:r>
+          </w:p>
+        </w:tc>
+        <w:tc>
+          <w:tcPr>
+            <w:tcW w:type="dxa" w:w="2556"/>
+            <w:vAlign w:val="center"/>
+          </w:tcPr>
+          <w:p>
+            <w:pPr>
+              <w:spacing w:after="0" w:line="240" w:lineRule="auto"/>
+            </w:pPr>
+            <w:r>
+              <w:rPr>
+                <w:rFonts w:ascii="Times New Roman" w:hAnsi="Times New Roman"/>
+                <w:b w:val="0"/>
+                <w:i w:val="0"/>
+                <w:sz w:val="14"/>
+              </w:rPr>
+              <w:t>RBAC, decisions, herb CRUD, audit log, user state, statistics and KB CRUD</w:t>
+            </w:r>
+          </w:p>
+        </w:tc>
+        <w:tc>
+          <w:tcPr>
+            <w:tcW w:type="dxa" w:w="2556"/>
+            <w:vAlign w:val="center"/>
+          </w:tcPr>
+          <w:p>
+            <w:pPr>
+              <w:spacing w:after="0" w:line="240" w:lineRule="auto"/>
+            </w:pPr>
+            <w:r>
+              <w:rPr>
+                <w:rFonts w:ascii="Times New Roman" w:hAnsi="Times New Roman"/>
+                <w:b w:val="0"/>
+                <w:i w:val="0"/>
+                <w:sz w:val="14"/>
+              </w:rPr>
+              <w:t>Verified</w:t>
             </w:r>
           </w:p>
         </w:tc>
@@ -1846,10 +3988,69 @@
     </w:tbl>
     <w:p>
       <w:pPr>
-        <w:pStyle w:val="Heading2"/>
+        <w:spacing w:before="100" w:after="100"/>
+        <w:shd w:fill="D9E2F3"/>
       </w:pPr>
       <w:r>
-        <w:t>Feature Contribution Matrix</w:t>
+        <w:rPr>
+          <w:rFonts w:ascii="Times New Roman" w:hAnsi="Times New Roman"/>
+          <w:b/>
+          <w:i w:val="0"/>
+          <w:color w:val="1F4E79"/>
+          <w:sz w:val="21"/>
+        </w:rPr>
+        <w:t>3.1 Required Evidence per Case</w:t>
+      </w:r>
+    </w:p>
+    <w:p>
+      <w:pPr>
+        <w:spacing w:before="0" w:after="100" w:line="259" w:lineRule="auto"/>
+      </w:pPr>
+      <w:r>
+        <w:rPr>
+          <w:rFonts w:ascii="Times New Roman" w:hAnsi="Times New Roman"/>
+          <w:b w:val="0"/>
+          <w:i w:val="0"/>
+          <w:sz w:val="19"/>
+        </w:rPr>
+        <w:t>Record the requirement and test IDs, date, tester, test data identifier, preconditions, steps, expected result, actual result, evidence path, defect ID when applicable, cleanup, and reviewer sign-off.</w:t>
+      </w:r>
+    </w:p>
+    <w:p>
+      <w:r>
+        <w:br w:type="page"/>
+      </w:r>
+    </w:p>
+    <w:p>
+      <w:pPr>
+        <w:spacing w:before="100" w:after="100"/>
+        <w:shd w:fill="000000"/>
+      </w:pPr>
+      <w:r>
+        <w:rPr>
+          <w:rFonts w:ascii="Times New Roman" w:hAnsi="Times New Roman"/>
+          <w:b/>
+          <w:i w:val="0"/>
+          <w:color w:val="FFFFFF"/>
+          <w:sz w:val="24"/>
+        </w:rPr>
+        <w:t>4. Workflow and Quality Tests</w:t>
+      </w:r>
+    </w:p>
+    <w:p>
+      <w:pPr>
+        <w:spacing w:before="100" w:after="100"/>
+        <w:shd w:fill="D9E2F3"/>
+      </w:pPr>
+      <w:r>
+        <w:rPr>
+          <w:rFonts w:ascii="Times New Roman" w:hAnsi="Times New Roman"/>
+          <w:b/>
+          <w:i w:val="0"/>
+          <w:color w:val="1F4E79"/>
+          <w:sz w:val="21"/>
+        </w:rPr>
+        <w:t>4.1 Community, Messaging and Comments</w:t>
       </w:r>
     </w:p>
     <w:tbl>
@@ -1860,73 +4061,93 @@
         <w:tblLook w:firstColumn="1" w:firstRow="1" w:lastColumn="0" w:lastRow="0" w:noHBand="0" w:noVBand="1" w:val="04A0"/>
       </w:tblPr>
       <w:tblGrid>
-        <w:gridCol w:w="2448"/>
-        <w:gridCol w:w="2448"/>
-        <w:gridCol w:w="2448"/>
-        <w:gridCol w:w="2448"/>
+        <w:gridCol w:w="2556"/>
+        <w:gridCol w:w="2556"/>
+        <w:gridCol w:w="2556"/>
+        <w:gridCol w:w="2556"/>
       </w:tblGrid>
       <w:tr>
         <w:tc>
           <w:tcPr>
-            <w:tcW w:type="dxa" w:w="2448"/>
+            <w:tcW w:type="dxa" w:w="2556"/>
+            <w:shd w:fill="D9D9D9"/>
             <w:vAlign w:val="center"/>
           </w:tcPr>
           <w:p>
+            <w:pPr>
+              <w:jc w:val="center"/>
+            </w:pPr>
             <w:r>
               <w:rPr>
-                <w:rFonts w:ascii="Arial" w:hAnsi="Arial"/>
+                <w:rFonts w:ascii="Times New Roman" w:hAnsi="Times New Roman"/>
                 <w:b/>
-                <w:sz w:val="18"/>
+                <w:i w:val="0"/>
+                <w:sz w:val="16"/>
               </w:rPr>
-              <w:t>Feature / Deliverable</w:t>
+              <w:t>ID</w:t>
             </w:r>
           </w:p>
         </w:tc>
         <w:tc>
           <w:tcPr>
-            <w:tcW w:type="dxa" w:w="2448"/>
+            <w:tcW w:type="dxa" w:w="2556"/>
+            <w:shd w:fill="D9D9D9"/>
             <w:vAlign w:val="center"/>
           </w:tcPr>
           <w:p>
+            <w:pPr>
+              <w:jc w:val="center"/>
+            </w:pPr>
             <w:r>
               <w:rPr>
-                <w:rFonts w:ascii="Arial" w:hAnsi="Arial"/>
+                <w:rFonts w:ascii="Times New Roman" w:hAnsi="Times New Roman"/>
                 <w:b/>
-                <w:sz w:val="18"/>
+                <w:i w:val="0"/>
+                <w:sz w:val="16"/>
               </w:rPr>
-              <w:t>Primary Contributor</w:t>
+              <w:t>Workflow</w:t>
             </w:r>
           </w:p>
         </w:tc>
         <w:tc>
           <w:tcPr>
-            <w:tcW w:type="dxa" w:w="2448"/>
+            <w:tcW w:type="dxa" w:w="2556"/>
+            <w:shd w:fill="D9D9D9"/>
             <w:vAlign w:val="center"/>
           </w:tcPr>
           <w:p>
+            <w:pPr>
+              <w:jc w:val="center"/>
+            </w:pPr>
             <w:r>
               <w:rPr>
-                <w:rFonts w:ascii="Arial" w:hAnsi="Arial"/>
+                <w:rFonts w:ascii="Times New Roman" w:hAnsi="Times New Roman"/>
                 <w:b/>
-                <w:sz w:val="18"/>
+                <w:i w:val="0"/>
+                <w:sz w:val="16"/>
               </w:rPr>
-              <w:t>Supporting Contributor</w:t>
+              <w:t>Acceptance</w:t>
             </w:r>
           </w:p>
         </w:tc>
         <w:tc>
           <w:tcPr>
-            <w:tcW w:type="dxa" w:w="2448"/>
+            <w:tcW w:type="dxa" w:w="2556"/>
+            <w:shd w:fill="D9D9D9"/>
             <w:vAlign w:val="center"/>
           </w:tcPr>
           <w:p>
+            <w:pPr>
+              <w:jc w:val="center"/>
+            </w:pPr>
             <w:r>
               <w:rPr>
-                <w:rFonts w:ascii="Arial" w:hAnsi="Arial"/>
+                <w:rFonts w:ascii="Times New Roman" w:hAnsi="Times New Roman"/>
                 <w:b/>
-                <w:sz w:val="18"/>
+                <w:i w:val="0"/>
+                <w:sz w:val="16"/>
               </w:rPr>
-              <w:t>Contribution Evidence</w:t>
+              <w:t>Status</w:t>
             </w:r>
           </w:p>
         </w:tc>
@@ -1934,29 +4155,2235 @@
       <w:tr>
         <w:tc>
           <w:tcPr>
-            <w:tcW w:type="dxa" w:w="2448"/>
+            <w:tcW w:type="dxa" w:w="2556"/>
             <w:vAlign w:val="center"/>
           </w:tcPr>
           <w:p>
+            <w:pPr>
+              <w:spacing w:after="0" w:line="240" w:lineRule="auto"/>
+            </w:pPr>
             <w:r>
               <w:rPr>
-                <w:rFonts w:ascii="Arial" w:hAnsi="Arial"/>
-                <w:sz w:val="18"/>
+                <w:rFonts w:ascii="Times New Roman" w:hAnsi="Times New Roman"/>
+                <w:b w:val="0"/>
+                <w:i w:val="0"/>
+                <w:sz w:val="16"/>
               </w:rPr>
-              <w:t>Project planning, SRS, SPMP, coordination</w:t>
+              <w:t>TC-COMM-01–03</w:t>
             </w:r>
           </w:p>
         </w:tc>
         <w:tc>
           <w:tcPr>
-            <w:tcW w:type="dxa" w:w="2448"/>
+            <w:tcW w:type="dxa" w:w="2556"/>
             <w:vAlign w:val="center"/>
           </w:tcPr>
           <w:p>
+            <w:pPr>
+              <w:spacing w:after="0" w:line="240" w:lineRule="auto"/>
+            </w:pPr>
             <w:r>
               <w:rPr>
-                <w:rFonts w:ascii="Arial" w:hAnsi="Arial"/>
-                <w:sz w:val="18"/>
+                <w:rFonts w:ascii="Times New Roman" w:hAnsi="Times New Roman"/>
+                <w:b w:val="0"/>
+                <w:i w:val="0"/>
+                <w:sz w:val="16"/>
+              </w:rPr>
+              <w:t>Forum create/reply/like</w:t>
+            </w:r>
+          </w:p>
+        </w:tc>
+        <w:tc>
+          <w:tcPr>
+            <w:tcW w:type="dxa" w:w="2556"/>
+            <w:vAlign w:val="center"/>
+          </w:tcPr>
+          <w:p>
+            <w:pPr>
+              <w:spacing w:after="0" w:line="240" w:lineRule="auto"/>
+            </w:pPr>
+            <w:r>
+              <w:rPr>
+                <w:rFonts w:ascii="Times New Roman" w:hAnsi="Times New Roman"/>
+                <w:b w:val="0"/>
+                <w:i w:val="0"/>
+                <w:sz w:val="16"/>
+              </w:rPr>
+              <w:t>Persists, reloads correctly, controls duplicate likes and safely masks deleted replies</w:t>
+            </w:r>
+          </w:p>
+        </w:tc>
+        <w:tc>
+          <w:tcPr>
+            <w:tcW w:type="dxa" w:w="2556"/>
+            <w:vAlign w:val="center"/>
+          </w:tcPr>
+          <w:p>
+            <w:pPr>
+              <w:spacing w:after="0" w:line="240" w:lineRule="auto"/>
+            </w:pPr>
+            <w:r>
+              <w:rPr>
+                <w:rFonts w:ascii="Times New Roman" w:hAnsi="Times New Roman"/>
+                <w:b w:val="0"/>
+                <w:i w:val="0"/>
+                <w:sz w:val="16"/>
+              </w:rPr>
+              <w:t>Verified</w:t>
+            </w:r>
+          </w:p>
+        </w:tc>
+      </w:tr>
+      <w:tr>
+        <w:tc>
+          <w:tcPr>
+            <w:tcW w:type="dxa" w:w="2556"/>
+            <w:vAlign w:val="center"/>
+          </w:tcPr>
+          <w:p>
+            <w:pPr>
+              <w:spacing w:after="0" w:line="240" w:lineRule="auto"/>
+            </w:pPr>
+            <w:r>
+              <w:rPr>
+                <w:rFonts w:ascii="Times New Roman" w:hAnsi="Times New Roman"/>
+                <w:b w:val="0"/>
+                <w:i w:val="0"/>
+                <w:sz w:val="16"/>
+              </w:rPr>
+              <w:t>TC-MSG-01–03</w:t>
+            </w:r>
+          </w:p>
+        </w:tc>
+        <w:tc>
+          <w:tcPr>
+            <w:tcW w:type="dxa" w:w="2556"/>
+            <w:vAlign w:val="center"/>
+          </w:tcPr>
+          <w:p>
+            <w:pPr>
+              <w:spacing w:after="0" w:line="240" w:lineRule="auto"/>
+            </w:pPr>
+            <w:r>
+              <w:rPr>
+                <w:rFonts w:ascii="Times New Roman" w:hAnsi="Times New Roman"/>
+                <w:b w:val="0"/>
+                <w:i w:val="0"/>
+                <w:sz w:val="16"/>
+              </w:rPr>
+              <w:t>Private messaging</w:t>
+            </w:r>
+          </w:p>
+        </w:tc>
+        <w:tc>
+          <w:tcPr>
+            <w:tcW w:type="dxa" w:w="2556"/>
+            <w:vAlign w:val="center"/>
+          </w:tcPr>
+          <w:p>
+            <w:pPr>
+              <w:spacing w:after="0" w:line="240" w:lineRule="auto"/>
+            </w:pPr>
+            <w:r>
+              <w:rPr>
+                <w:rFonts w:ascii="Times New Roman" w:hAnsi="Times New Roman"/>
+                <w:b w:val="0"/>
+                <w:i w:val="0"/>
+                <w:sz w:val="16"/>
+              </w:rPr>
+              <w:t>Two users exchange and receive real-time messages; history is participant-isolated</w:t>
+            </w:r>
+          </w:p>
+        </w:tc>
+        <w:tc>
+          <w:tcPr>
+            <w:tcW w:type="dxa" w:w="2556"/>
+            <w:vAlign w:val="center"/>
+          </w:tcPr>
+          <w:p>
+            <w:pPr>
+              <w:spacing w:after="0" w:line="240" w:lineRule="auto"/>
+            </w:pPr>
+            <w:r>
+              <w:rPr>
+                <w:rFonts w:ascii="Times New Roman" w:hAnsi="Times New Roman"/>
+                <w:b w:val="0"/>
+                <w:i w:val="0"/>
+                <w:sz w:val="16"/>
+              </w:rPr>
+              <w:t>Verified</w:t>
+            </w:r>
+          </w:p>
+        </w:tc>
+      </w:tr>
+      <w:tr>
+        <w:tc>
+          <w:tcPr>
+            <w:tcW w:type="dxa" w:w="2556"/>
+            <w:vAlign w:val="center"/>
+          </w:tcPr>
+          <w:p>
+            <w:pPr>
+              <w:spacing w:after="0" w:line="240" w:lineRule="auto"/>
+            </w:pPr>
+            <w:r>
+              <w:rPr>
+                <w:rFonts w:ascii="Times New Roman" w:hAnsi="Times New Roman"/>
+                <w:b w:val="0"/>
+                <w:i w:val="0"/>
+                <w:sz w:val="16"/>
+              </w:rPr>
+              <w:t>TC-COM-01–03</w:t>
+            </w:r>
+          </w:p>
+        </w:tc>
+        <w:tc>
+          <w:tcPr>
+            <w:tcW w:type="dxa" w:w="2556"/>
+            <w:vAlign w:val="center"/>
+          </w:tcPr>
+          <w:p>
+            <w:pPr>
+              <w:spacing w:after="0" w:line="240" w:lineRule="auto"/>
+            </w:pPr>
+            <w:r>
+              <w:rPr>
+                <w:rFonts w:ascii="Times New Roman" w:hAnsi="Times New Roman"/>
+                <w:b w:val="0"/>
+                <w:i w:val="0"/>
+                <w:sz w:val="16"/>
+              </w:rPr>
+              <w:t>Herb comment/reply/like</w:t>
+            </w:r>
+          </w:p>
+        </w:tc>
+        <w:tc>
+          <w:tcPr>
+            <w:tcW w:type="dxa" w:w="2556"/>
+            <w:vAlign w:val="center"/>
+          </w:tcPr>
+          <w:p>
+            <w:pPr>
+              <w:spacing w:after="0" w:line="240" w:lineRule="auto"/>
+            </w:pPr>
+            <w:r>
+              <w:rPr>
+                <w:rFonts w:ascii="Times New Roman" w:hAnsi="Times New Roman"/>
+                <w:b w:val="0"/>
+                <w:i w:val="0"/>
+                <w:sz w:val="16"/>
+              </w:rPr>
+              <w:t>Authenticated actions persist and display accurately</w:t>
+            </w:r>
+          </w:p>
+        </w:tc>
+        <w:tc>
+          <w:tcPr>
+            <w:tcW w:type="dxa" w:w="2556"/>
+            <w:vAlign w:val="center"/>
+          </w:tcPr>
+          <w:p>
+            <w:pPr>
+              <w:spacing w:after="0" w:line="240" w:lineRule="auto"/>
+            </w:pPr>
+            <w:r>
+              <w:rPr>
+                <w:rFonts w:ascii="Times New Roman" w:hAnsi="Times New Roman"/>
+                <w:b w:val="0"/>
+                <w:i w:val="0"/>
+                <w:sz w:val="16"/>
+              </w:rPr>
+              <w:t>Verified</w:t>
+            </w:r>
+          </w:p>
+        </w:tc>
+      </w:tr>
+    </w:tbl>
+    <w:p>
+      <w:pPr>
+        <w:spacing w:before="100" w:after="100"/>
+        <w:shd w:fill="D9E2F3"/>
+      </w:pPr>
+      <w:r>
+        <w:rPr>
+          <w:rFonts w:ascii="Times New Roman" w:hAnsi="Times New Roman"/>
+          <w:b/>
+          <w:i w:val="0"/>
+          <w:color w:val="1F4E79"/>
+          <w:sz w:val="21"/>
+        </w:rPr>
+        <w:t>4.2 Usability and Accessibility</w:t>
+      </w:r>
+    </w:p>
+    <w:tbl>
+      <w:tblPr>
+        <w:tblStyle w:val="TableGrid"/>
+        <w:tblW w:type="auto" w:w="0"/>
+        <w:jc w:val="center"/>
+        <w:tblLook w:firstColumn="1" w:firstRow="1" w:lastColumn="0" w:lastRow="0" w:noHBand="0" w:noVBand="1" w:val="04A0"/>
+      </w:tblPr>
+      <w:tblGrid>
+        <w:gridCol w:w="3408"/>
+        <w:gridCol w:w="3408"/>
+        <w:gridCol w:w="3408"/>
+      </w:tblGrid>
+      <w:tr>
+        <w:tc>
+          <w:tcPr>
+            <w:tcW w:type="dxa" w:w="3408"/>
+            <w:shd w:fill="D9D9D9"/>
+            <w:vAlign w:val="center"/>
+          </w:tcPr>
+          <w:p>
+            <w:pPr>
+              <w:jc w:val="center"/>
+            </w:pPr>
+            <w:r>
+              <w:rPr>
+                <w:rFonts w:ascii="Times New Roman" w:hAnsi="Times New Roman"/>
+                <w:b/>
+                <w:i w:val="0"/>
+                <w:sz w:val="16"/>
+              </w:rPr>
+              <w:t>ID</w:t>
+            </w:r>
+          </w:p>
+        </w:tc>
+        <w:tc>
+          <w:tcPr>
+            <w:tcW w:type="dxa" w:w="3408"/>
+            <w:shd w:fill="D9D9D9"/>
+            <w:vAlign w:val="center"/>
+          </w:tcPr>
+          <w:p>
+            <w:pPr>
+              <w:jc w:val="center"/>
+            </w:pPr>
+            <w:r>
+              <w:rPr>
+                <w:rFonts w:ascii="Times New Roman" w:hAnsi="Times New Roman"/>
+                <w:b/>
+                <w:i w:val="0"/>
+                <w:sz w:val="16"/>
+              </w:rPr>
+              <w:t>Criterion</w:t>
+            </w:r>
+          </w:p>
+        </w:tc>
+        <w:tc>
+          <w:tcPr>
+            <w:tcW w:type="dxa" w:w="3408"/>
+            <w:shd w:fill="D9D9D9"/>
+            <w:vAlign w:val="center"/>
+          </w:tcPr>
+          <w:p>
+            <w:pPr>
+              <w:jc w:val="center"/>
+            </w:pPr>
+            <w:r>
+              <w:rPr>
+                <w:rFonts w:ascii="Times New Roman" w:hAnsi="Times New Roman"/>
+                <w:b/>
+                <w:i w:val="0"/>
+                <w:sz w:val="16"/>
+              </w:rPr>
+              <w:t>Recorded Result</w:t>
+            </w:r>
+          </w:p>
+        </w:tc>
+      </w:tr>
+      <w:tr>
+        <w:tc>
+          <w:tcPr>
+            <w:tcW w:type="dxa" w:w="3408"/>
+            <w:vAlign w:val="center"/>
+          </w:tcPr>
+          <w:p>
+            <w:pPr>
+              <w:spacing w:after="0" w:line="240" w:lineRule="auto"/>
+            </w:pPr>
+            <w:r>
+              <w:rPr>
+                <w:rFonts w:ascii="Times New Roman" w:hAnsi="Times New Roman"/>
+                <w:b w:val="0"/>
+                <w:i w:val="0"/>
+                <w:sz w:val="16"/>
+              </w:rPr>
+              <w:t>UR-001</w:t>
+            </w:r>
+          </w:p>
+        </w:tc>
+        <w:tc>
+          <w:tcPr>
+            <w:tcW w:type="dxa" w:w="3408"/>
+            <w:vAlign w:val="center"/>
+          </w:tcPr>
+          <w:p>
+            <w:pPr>
+              <w:spacing w:after="0" w:line="240" w:lineRule="auto"/>
+            </w:pPr>
+            <w:r>
+              <w:rPr>
+                <w:rFonts w:ascii="Times New Roman" w:hAnsi="Times New Roman"/>
+                <w:b w:val="0"/>
+                <w:i w:val="0"/>
+                <w:sz w:val="16"/>
+              </w:rPr>
+              <w:t>At least five UAT participants complete core tasks without assistance</w:t>
+            </w:r>
+          </w:p>
+        </w:tc>
+        <w:tc>
+          <w:tcPr>
+            <w:tcW w:type="dxa" w:w="3408"/>
+            <w:vAlign w:val="center"/>
+          </w:tcPr>
+          <w:p>
+            <w:pPr>
+              <w:spacing w:after="0" w:line="240" w:lineRule="auto"/>
+            </w:pPr>
+            <w:r>
+              <w:rPr>
+                <w:rFonts w:ascii="Times New Roman" w:hAnsi="Times New Roman"/>
+                <w:b w:val="0"/>
+                <w:i w:val="0"/>
+                <w:sz w:val="16"/>
+              </w:rPr>
+              <w:t>Pending — 0/5</w:t>
+            </w:r>
+          </w:p>
+        </w:tc>
+      </w:tr>
+      <w:tr>
+        <w:tc>
+          <w:tcPr>
+            <w:tcW w:type="dxa" w:w="3408"/>
+            <w:vAlign w:val="center"/>
+          </w:tcPr>
+          <w:p>
+            <w:pPr>
+              <w:spacing w:after="0" w:line="240" w:lineRule="auto"/>
+            </w:pPr>
+            <w:r>
+              <w:rPr>
+                <w:rFonts w:ascii="Times New Roman" w:hAnsi="Times New Roman"/>
+                <w:b w:val="0"/>
+                <w:i w:val="0"/>
+                <w:sz w:val="16"/>
+              </w:rPr>
+              <w:t>UR-002</w:t>
+            </w:r>
+          </w:p>
+        </w:tc>
+        <w:tc>
+          <w:tcPr>
+            <w:tcW w:type="dxa" w:w="3408"/>
+            <w:vAlign w:val="center"/>
+          </w:tcPr>
+          <w:p>
+            <w:pPr>
+              <w:spacing w:after="0" w:line="240" w:lineRule="auto"/>
+            </w:pPr>
+            <w:r>
+              <w:rPr>
+                <w:rFonts w:ascii="Times New Roman" w:hAnsi="Times New Roman"/>
+                <w:b w:val="0"/>
+                <w:i w:val="0"/>
+                <w:sz w:val="16"/>
+              </w:rPr>
+              <w:t>Core pages operate at 320, 768, 1024 and 1440 px</w:t>
+            </w:r>
+          </w:p>
+        </w:tc>
+        <w:tc>
+          <w:tcPr>
+            <w:tcW w:type="dxa" w:w="3408"/>
+            <w:vAlign w:val="center"/>
+          </w:tcPr>
+          <w:p>
+            <w:pPr>
+              <w:spacing w:after="0" w:line="240" w:lineRule="auto"/>
+            </w:pPr>
+            <w:r>
+              <w:rPr>
+                <w:rFonts w:ascii="Times New Roman" w:hAnsi="Times New Roman"/>
+                <w:b w:val="0"/>
+                <w:i w:val="0"/>
+                <w:sz w:val="16"/>
+              </w:rPr>
+              <w:t>Verified in emulated scope</w:t>
+            </w:r>
+          </w:p>
+        </w:tc>
+      </w:tr>
+      <w:tr>
+        <w:tc>
+          <w:tcPr>
+            <w:tcW w:type="dxa" w:w="3408"/>
+            <w:vAlign w:val="center"/>
+          </w:tcPr>
+          <w:p>
+            <w:pPr>
+              <w:spacing w:after="0" w:line="240" w:lineRule="auto"/>
+            </w:pPr>
+            <w:r>
+              <w:rPr>
+                <w:rFonts w:ascii="Times New Roman" w:hAnsi="Times New Roman"/>
+                <w:b w:val="0"/>
+                <w:i w:val="0"/>
+                <w:sz w:val="16"/>
+              </w:rPr>
+              <w:t>UR-003</w:t>
+            </w:r>
+          </w:p>
+        </w:tc>
+        <w:tc>
+          <w:tcPr>
+            <w:tcW w:type="dxa" w:w="3408"/>
+            <w:vAlign w:val="center"/>
+          </w:tcPr>
+          <w:p>
+            <w:pPr>
+              <w:spacing w:after="0" w:line="240" w:lineRule="auto"/>
+            </w:pPr>
+            <w:r>
+              <w:rPr>
+                <w:rFonts w:ascii="Times New Roman" w:hAnsi="Times New Roman"/>
+                <w:b w:val="0"/>
+                <w:i w:val="0"/>
+                <w:sz w:val="16"/>
+              </w:rPr>
+              <w:t>Meaningful herb images have descriptive alt text</w:t>
+            </w:r>
+          </w:p>
+        </w:tc>
+        <w:tc>
+          <w:tcPr>
+            <w:tcW w:type="dxa" w:w="3408"/>
+            <w:vAlign w:val="center"/>
+          </w:tcPr>
+          <w:p>
+            <w:pPr>
+              <w:spacing w:after="0" w:line="240" w:lineRule="auto"/>
+            </w:pPr>
+            <w:r>
+              <w:rPr>
+                <w:rFonts w:ascii="Times New Roman" w:hAnsi="Times New Roman"/>
+                <w:b w:val="0"/>
+                <w:i w:val="0"/>
+                <w:sz w:val="16"/>
+              </w:rPr>
+              <w:t>Verified — 21/21 sampled rendered images</w:t>
+            </w:r>
+          </w:p>
+        </w:tc>
+      </w:tr>
+      <w:tr>
+        <w:tc>
+          <w:tcPr>
+            <w:tcW w:type="dxa" w:w="3408"/>
+            <w:vAlign w:val="center"/>
+          </w:tcPr>
+          <w:p>
+            <w:pPr>
+              <w:spacing w:after="0" w:line="240" w:lineRule="auto"/>
+            </w:pPr>
+            <w:r>
+              <w:rPr>
+                <w:rFonts w:ascii="Times New Roman" w:hAnsi="Times New Roman"/>
+                <w:b w:val="0"/>
+                <w:i w:val="0"/>
+                <w:sz w:val="16"/>
+              </w:rPr>
+              <w:t>UR-004</w:t>
+            </w:r>
+          </w:p>
+        </w:tc>
+        <w:tc>
+          <w:tcPr>
+            <w:tcW w:type="dxa" w:w="3408"/>
+            <w:vAlign w:val="center"/>
+          </w:tcPr>
+          <w:p>
+            <w:pPr>
+              <w:spacing w:after="0" w:line="240" w:lineRule="auto"/>
+            </w:pPr>
+            <w:r>
+              <w:rPr>
+                <w:rFonts w:ascii="Times New Roman" w:hAnsi="Times New Roman"/>
+                <w:b w:val="0"/>
+                <w:i w:val="0"/>
+                <w:sz w:val="16"/>
+              </w:rPr>
+              <w:t>Invalid submissions show actionable feedback</w:t>
+            </w:r>
+          </w:p>
+        </w:tc>
+        <w:tc>
+          <w:tcPr>
+            <w:tcW w:type="dxa" w:w="3408"/>
+            <w:vAlign w:val="center"/>
+          </w:tcPr>
+          <w:p>
+            <w:pPr>
+              <w:spacing w:after="0" w:line="240" w:lineRule="auto"/>
+            </w:pPr>
+            <w:r>
+              <w:rPr>
+                <w:rFonts w:ascii="Times New Roman" w:hAnsi="Times New Roman"/>
+                <w:b w:val="0"/>
+                <w:i w:val="0"/>
+                <w:sz w:val="16"/>
+              </w:rPr>
+              <w:t>Verified</w:t>
+            </w:r>
+          </w:p>
+        </w:tc>
+      </w:tr>
+      <w:tr>
+        <w:tc>
+          <w:tcPr>
+            <w:tcW w:type="dxa" w:w="3408"/>
+            <w:vAlign w:val="center"/>
+          </w:tcPr>
+          <w:p>
+            <w:pPr>
+              <w:spacing w:after="0" w:line="240" w:lineRule="auto"/>
+            </w:pPr>
+            <w:r>
+              <w:rPr>
+                <w:rFonts w:ascii="Times New Roman" w:hAnsi="Times New Roman"/>
+                <w:b w:val="0"/>
+                <w:i w:val="0"/>
+                <w:sz w:val="16"/>
+              </w:rPr>
+              <w:t>UR-005</w:t>
+            </w:r>
+          </w:p>
+        </w:tc>
+        <w:tc>
+          <w:tcPr>
+            <w:tcW w:type="dxa" w:w="3408"/>
+            <w:vAlign w:val="center"/>
+          </w:tcPr>
+          <w:p>
+            <w:pPr>
+              <w:spacing w:after="0" w:line="240" w:lineRule="auto"/>
+            </w:pPr>
+            <w:r>
+              <w:rPr>
+                <w:rFonts w:ascii="Times New Roman" w:hAnsi="Times New Roman"/>
+                <w:b w:val="0"/>
+                <w:i w:val="0"/>
+                <w:sz w:val="16"/>
+              </w:rPr>
+              <w:t>Navigation is consistent and role-appropriate</w:t>
+            </w:r>
+          </w:p>
+        </w:tc>
+        <w:tc>
+          <w:tcPr>
+            <w:tcW w:type="dxa" w:w="3408"/>
+            <w:vAlign w:val="center"/>
+          </w:tcPr>
+          <w:p>
+            <w:pPr>
+              <w:spacing w:after="0" w:line="240" w:lineRule="auto"/>
+            </w:pPr>
+            <w:r>
+              <w:rPr>
+                <w:rFonts w:ascii="Times New Roman" w:hAnsi="Times New Roman"/>
+                <w:b w:val="0"/>
+                <w:i w:val="0"/>
+                <w:sz w:val="16"/>
+              </w:rPr>
+              <w:t>Verified</w:t>
+            </w:r>
+          </w:p>
+        </w:tc>
+      </w:tr>
+    </w:tbl>
+    <w:p>
+      <w:pPr>
+        <w:spacing w:before="100" w:after="100"/>
+        <w:shd w:fill="D9E2F3"/>
+      </w:pPr>
+      <w:r>
+        <w:rPr>
+          <w:rFonts w:ascii="Times New Roman" w:hAnsi="Times New Roman"/>
+          <w:b/>
+          <w:i w:val="0"/>
+          <w:color w:val="1F4E79"/>
+          <w:sz w:val="21"/>
+        </w:rPr>
+        <w:t>4.3 Manual Workflow Rehearsal</w:t>
+      </w:r>
+    </w:p>
+    <w:p>
+      <w:pPr>
+        <w:pStyle w:val="ListBullet"/>
+        <w:spacing w:after="40" w:line="245" w:lineRule="auto"/>
+      </w:pPr>
+      <w:r>
+        <w:rPr>
+          <w:rFonts w:ascii="Times New Roman" w:hAnsi="Times New Roman"/>
+          <w:b w:val="0"/>
+          <w:i w:val="0"/>
+          <w:sz w:val="19"/>
+        </w:rPr>
+        <w:t>Public: home, library, filtering, herb detail, About, sign in and Dr. AI shell.</w:t>
+      </w:r>
+    </w:p>
+    <w:p>
+      <w:pPr>
+        <w:pStyle w:val="ListBullet"/>
+        <w:spacing w:after="40" w:line="245" w:lineRule="auto"/>
+      </w:pPr>
+      <w:r>
+        <w:rPr>
+          <w:rFonts w:ascii="Times New Roman" w:hAnsi="Times New Roman"/>
+          <w:b w:val="0"/>
+          <w:i w:val="0"/>
+          <w:sz w:val="19"/>
+        </w:rPr>
+        <w:t>Contributor: profile, suggestion upload, community/comment flows, Messenger, notifications and logout.</w:t>
+      </w:r>
+    </w:p>
+    <w:p>
+      <w:pPr>
+        <w:pStyle w:val="ListBullet"/>
+        <w:spacing w:after="40" w:line="245" w:lineRule="auto"/>
+      </w:pPr>
+      <w:r>
+        <w:rPr>
+          <w:rFonts w:ascii="Times New Roman" w:hAnsi="Times New Roman"/>
+          <w:b w:val="0"/>
+          <w:i w:val="0"/>
+          <w:sz w:val="19"/>
+        </w:rPr>
+        <w:t>Administrator: pending decisions, herb CRUD, KB CRUD/status, user state, statistics and audit history.</w:t>
+      </w:r>
+    </w:p>
+    <w:p>
+      <w:pPr>
+        <w:pStyle w:val="ListBullet"/>
+        <w:spacing w:after="40" w:line="245" w:lineRule="auto"/>
+      </w:pPr>
+      <w:r>
+        <w:rPr>
+          <w:rFonts w:ascii="Times New Roman" w:hAnsi="Times New Roman"/>
+          <w:b w:val="0"/>
+          <w:i w:val="0"/>
+          <w:sz w:val="19"/>
+        </w:rPr>
+        <w:t>Recovery: Gmail delivery, verification, password reset, invalid/reused link handling.</w:t>
+      </w:r>
+    </w:p>
+    <w:p>
+      <w:r>
+        <w:br w:type="page"/>
+      </w:r>
+    </w:p>
+    <w:p>
+      <w:pPr>
+        <w:spacing w:before="100" w:after="100"/>
+        <w:shd w:fill="000000"/>
+      </w:pPr>
+      <w:r>
+        <w:rPr>
+          <w:rFonts w:ascii="Times New Roman" w:hAnsi="Times New Roman"/>
+          <w:b/>
+          <w:i w:val="0"/>
+          <w:color w:val="FFFFFF"/>
+          <w:sz w:val="24"/>
+        </w:rPr>
+        <w:t>5. Performance, Security and Defects</w:t>
+      </w:r>
+    </w:p>
+    <w:p>
+      <w:pPr>
+        <w:spacing w:before="100" w:after="100"/>
+        <w:shd w:fill="D9E2F3"/>
+      </w:pPr>
+      <w:r>
+        <w:rPr>
+          <w:rFonts w:ascii="Times New Roman" w:hAnsi="Times New Roman"/>
+          <w:b/>
+          <w:i w:val="0"/>
+          <w:color w:val="1F4E79"/>
+          <w:sz w:val="21"/>
+        </w:rPr>
+        <w:t>5.1 Quality and Performance Status</w:t>
+      </w:r>
+    </w:p>
+    <w:tbl>
+      <w:tblPr>
+        <w:tblStyle w:val="TableGrid"/>
+        <w:tblW w:type="auto" w:w="0"/>
+        <w:jc w:val="center"/>
+        <w:tblLook w:firstColumn="1" w:firstRow="1" w:lastColumn="0" w:lastRow="0" w:noHBand="0" w:noVBand="1" w:val="04A0"/>
+      </w:tblPr>
+      <w:tblGrid>
+        <w:gridCol w:w="2556"/>
+        <w:gridCol w:w="2556"/>
+        <w:gridCol w:w="2556"/>
+        <w:gridCol w:w="2556"/>
+      </w:tblGrid>
+      <w:tr>
+        <w:tc>
+          <w:tcPr>
+            <w:tcW w:type="dxa" w:w="2556"/>
+            <w:shd w:fill="D9D9D9"/>
+            <w:vAlign w:val="center"/>
+          </w:tcPr>
+          <w:p>
+            <w:pPr>
+              <w:jc w:val="center"/>
+            </w:pPr>
+            <w:r>
+              <w:rPr>
+                <w:rFonts w:ascii="Times New Roman" w:hAnsi="Times New Roman"/>
+                <w:b/>
+                <w:i w:val="0"/>
+                <w:sz w:val="15"/>
+              </w:rPr>
+              <w:t>ID</w:t>
+            </w:r>
+          </w:p>
+        </w:tc>
+        <w:tc>
+          <w:tcPr>
+            <w:tcW w:type="dxa" w:w="2556"/>
+            <w:shd w:fill="D9D9D9"/>
+            <w:vAlign w:val="center"/>
+          </w:tcPr>
+          <w:p>
+            <w:pPr>
+              <w:jc w:val="center"/>
+            </w:pPr>
+            <w:r>
+              <w:rPr>
+                <w:rFonts w:ascii="Times New Roman" w:hAnsi="Times New Roman"/>
+                <w:b/>
+                <w:i w:val="0"/>
+                <w:sz w:val="15"/>
+              </w:rPr>
+              <w:t>Target</w:t>
+            </w:r>
+          </w:p>
+        </w:tc>
+        <w:tc>
+          <w:tcPr>
+            <w:tcW w:type="dxa" w:w="2556"/>
+            <w:shd w:fill="D9D9D9"/>
+            <w:vAlign w:val="center"/>
+          </w:tcPr>
+          <w:p>
+            <w:pPr>
+              <w:jc w:val="center"/>
+            </w:pPr>
+            <w:r>
+              <w:rPr>
+                <w:rFonts w:ascii="Times New Roman" w:hAnsi="Times New Roman"/>
+                <w:b/>
+                <w:i w:val="0"/>
+                <w:sz w:val="15"/>
+              </w:rPr>
+              <w:t>Current Result</w:t>
+            </w:r>
+          </w:p>
+        </w:tc>
+        <w:tc>
+          <w:tcPr>
+            <w:tcW w:type="dxa" w:w="2556"/>
+            <w:shd w:fill="D9D9D9"/>
+            <w:vAlign w:val="center"/>
+          </w:tcPr>
+          <w:p>
+            <w:pPr>
+              <w:jc w:val="center"/>
+            </w:pPr>
+            <w:r>
+              <w:rPr>
+                <w:rFonts w:ascii="Times New Roman" w:hAnsi="Times New Roman"/>
+                <w:b/>
+                <w:i w:val="0"/>
+                <w:sz w:val="15"/>
+              </w:rPr>
+              <w:t>Disposition</w:t>
+            </w:r>
+          </w:p>
+        </w:tc>
+      </w:tr>
+      <w:tr>
+        <w:tc>
+          <w:tcPr>
+            <w:tcW w:type="dxa" w:w="2556"/>
+            <w:vAlign w:val="center"/>
+          </w:tcPr>
+          <w:p>
+            <w:pPr>
+              <w:spacing w:after="0" w:line="240" w:lineRule="auto"/>
+            </w:pPr>
+            <w:r>
+              <w:rPr>
+                <w:rFonts w:ascii="Times New Roman" w:hAnsi="Times New Roman"/>
+                <w:b w:val="0"/>
+                <w:i w:val="0"/>
+                <w:sz w:val="15"/>
+              </w:rPr>
+              <w:t>PR-001</w:t>
+            </w:r>
+          </w:p>
+        </w:tc>
+        <w:tc>
+          <w:tcPr>
+            <w:tcW w:type="dxa" w:w="2556"/>
+            <w:vAlign w:val="center"/>
+          </w:tcPr>
+          <w:p>
+            <w:pPr>
+              <w:spacing w:after="0" w:line="240" w:lineRule="auto"/>
+            </w:pPr>
+            <w:r>
+              <w:rPr>
+                <w:rFonts w:ascii="Times New Roman" w:hAnsi="Times New Roman"/>
+                <w:b w:val="0"/>
+                <w:i w:val="0"/>
+                <w:sz w:val="15"/>
+              </w:rPr>
+              <w:t>Landing page ≤3 s</w:t>
+            </w:r>
+          </w:p>
+        </w:tc>
+        <w:tc>
+          <w:tcPr>
+            <w:tcW w:type="dxa" w:w="2556"/>
+            <w:vAlign w:val="center"/>
+          </w:tcPr>
+          <w:p>
+            <w:pPr>
+              <w:spacing w:after="0" w:line="240" w:lineRule="auto"/>
+            </w:pPr>
+            <w:r>
+              <w:rPr>
+                <w:rFonts w:ascii="Times New Roman" w:hAnsi="Times New Roman"/>
+                <w:b w:val="0"/>
+                <w:i w:val="0"/>
+                <w:sz w:val="15"/>
+              </w:rPr>
+              <w:t>Fresh-Chrome p95 reached 3.588–4.552 s</w:t>
+            </w:r>
+          </w:p>
+        </w:tc>
+        <w:tc>
+          <w:tcPr>
+            <w:tcW w:type="dxa" w:w="2556"/>
+            <w:vAlign w:val="center"/>
+          </w:tcPr>
+          <w:p>
+            <w:pPr>
+              <w:spacing w:after="0" w:line="240" w:lineRule="auto"/>
+            </w:pPr>
+            <w:r>
+              <w:rPr>
+                <w:rFonts w:ascii="Times New Roman" w:hAnsi="Times New Roman"/>
+                <w:b w:val="0"/>
+                <w:i w:val="0"/>
+                <w:sz w:val="15"/>
+              </w:rPr>
+              <w:t>Failed / unstable</w:t>
+            </w:r>
+          </w:p>
+        </w:tc>
+      </w:tr>
+      <w:tr>
+        <w:tc>
+          <w:tcPr>
+            <w:tcW w:type="dxa" w:w="2556"/>
+            <w:vAlign w:val="center"/>
+          </w:tcPr>
+          <w:p>
+            <w:pPr>
+              <w:spacing w:after="0" w:line="240" w:lineRule="auto"/>
+            </w:pPr>
+            <w:r>
+              <w:rPr>
+                <w:rFonts w:ascii="Times New Roman" w:hAnsi="Times New Roman"/>
+                <w:b w:val="0"/>
+                <w:i w:val="0"/>
+                <w:sz w:val="15"/>
+              </w:rPr>
+              <w:t>PR-002</w:t>
+            </w:r>
+          </w:p>
+        </w:tc>
+        <w:tc>
+          <w:tcPr>
+            <w:tcW w:type="dxa" w:w="2556"/>
+            <w:vAlign w:val="center"/>
+          </w:tcPr>
+          <w:p>
+            <w:pPr>
+              <w:spacing w:after="0" w:line="240" w:lineRule="auto"/>
+            </w:pPr>
+            <w:r>
+              <w:rPr>
+                <w:rFonts w:ascii="Times New Roman" w:hAnsi="Times New Roman"/>
+                <w:b w:val="0"/>
+                <w:i w:val="0"/>
+                <w:sz w:val="15"/>
+              </w:rPr>
+              <w:t>Herb search ≤2 s</w:t>
+            </w:r>
+          </w:p>
+        </w:tc>
+        <w:tc>
+          <w:tcPr>
+            <w:tcW w:type="dxa" w:w="2556"/>
+            <w:vAlign w:val="center"/>
+          </w:tcPr>
+          <w:p>
+            <w:pPr>
+              <w:spacing w:after="0" w:line="240" w:lineRule="auto"/>
+            </w:pPr>
+            <w:r>
+              <w:rPr>
+                <w:rFonts w:ascii="Times New Roman" w:hAnsi="Times New Roman"/>
+                <w:b w:val="0"/>
+                <w:i w:val="0"/>
+                <w:sz w:val="15"/>
+              </w:rPr>
+              <w:t>Rendered Lagundi filter p95 32.1 ms</w:t>
+            </w:r>
+          </w:p>
+        </w:tc>
+        <w:tc>
+          <w:tcPr>
+            <w:tcW w:type="dxa" w:w="2556"/>
+            <w:vAlign w:val="center"/>
+          </w:tcPr>
+          <w:p>
+            <w:pPr>
+              <w:spacing w:after="0" w:line="240" w:lineRule="auto"/>
+            </w:pPr>
+            <w:r>
+              <w:rPr>
+                <w:rFonts w:ascii="Times New Roman" w:hAnsi="Times New Roman"/>
+                <w:b w:val="0"/>
+                <w:i w:val="0"/>
+                <w:sz w:val="15"/>
+              </w:rPr>
+              <w:t>Provisional pass</w:t>
+            </w:r>
+          </w:p>
+        </w:tc>
+      </w:tr>
+      <w:tr>
+        <w:tc>
+          <w:tcPr>
+            <w:tcW w:type="dxa" w:w="2556"/>
+            <w:vAlign w:val="center"/>
+          </w:tcPr>
+          <w:p>
+            <w:pPr>
+              <w:spacing w:after="0" w:line="240" w:lineRule="auto"/>
+            </w:pPr>
+            <w:r>
+              <w:rPr>
+                <w:rFonts w:ascii="Times New Roman" w:hAnsi="Times New Roman"/>
+                <w:b w:val="0"/>
+                <w:i w:val="0"/>
+                <w:sz w:val="15"/>
+              </w:rPr>
+              <w:t>PR-003</w:t>
+            </w:r>
+          </w:p>
+        </w:tc>
+        <w:tc>
+          <w:tcPr>
+            <w:tcW w:type="dxa" w:w="2556"/>
+            <w:vAlign w:val="center"/>
+          </w:tcPr>
+          <w:p>
+            <w:pPr>
+              <w:spacing w:after="0" w:line="240" w:lineRule="auto"/>
+            </w:pPr>
+            <w:r>
+              <w:rPr>
+                <w:rFonts w:ascii="Times New Roman" w:hAnsi="Times New Roman"/>
+                <w:b w:val="0"/>
+                <w:i w:val="0"/>
+                <w:sz w:val="15"/>
+              </w:rPr>
+              <w:t>Dr. AI first render ≤1.5 s p95</w:t>
+            </w:r>
+          </w:p>
+        </w:tc>
+        <w:tc>
+          <w:tcPr>
+            <w:tcW w:type="dxa" w:w="2556"/>
+            <w:vAlign w:val="center"/>
+          </w:tcPr>
+          <w:p>
+            <w:pPr>
+              <w:spacing w:after="0" w:line="240" w:lineRule="auto"/>
+            </w:pPr>
+            <w:r>
+              <w:rPr>
+                <w:rFonts w:ascii="Times New Roman" w:hAnsi="Times New Roman"/>
+                <w:b w:val="0"/>
+                <w:i w:val="0"/>
+                <w:sz w:val="15"/>
+              </w:rPr>
+              <w:t>Three local prompts p95 529.9 ms</w:t>
+            </w:r>
+          </w:p>
+        </w:tc>
+        <w:tc>
+          <w:tcPr>
+            <w:tcW w:type="dxa" w:w="2556"/>
+            <w:vAlign w:val="center"/>
+          </w:tcPr>
+          <w:p>
+            <w:pPr>
+              <w:spacing w:after="0" w:line="240" w:lineRule="auto"/>
+            </w:pPr>
+            <w:r>
+              <w:rPr>
+                <w:rFonts w:ascii="Times New Roman" w:hAnsi="Times New Roman"/>
+                <w:b w:val="0"/>
+                <w:i w:val="0"/>
+                <w:sz w:val="15"/>
+              </w:rPr>
+              <w:t>Provisional pass</w:t>
+            </w:r>
+          </w:p>
+        </w:tc>
+      </w:tr>
+      <w:tr>
+        <w:tc>
+          <w:tcPr>
+            <w:tcW w:type="dxa" w:w="2556"/>
+            <w:vAlign w:val="center"/>
+          </w:tcPr>
+          <w:p>
+            <w:pPr>
+              <w:spacing w:after="0" w:line="240" w:lineRule="auto"/>
+            </w:pPr>
+            <w:r>
+              <w:rPr>
+                <w:rFonts w:ascii="Times New Roman" w:hAnsi="Times New Roman"/>
+                <w:b w:val="0"/>
+                <w:i w:val="0"/>
+                <w:sz w:val="15"/>
+              </w:rPr>
+              <w:t>PR-004</w:t>
+            </w:r>
+          </w:p>
+        </w:tc>
+        <w:tc>
+          <w:tcPr>
+            <w:tcW w:type="dxa" w:w="2556"/>
+            <w:vAlign w:val="center"/>
+          </w:tcPr>
+          <w:p>
+            <w:pPr>
+              <w:spacing w:after="0" w:line="240" w:lineRule="auto"/>
+            </w:pPr>
+            <w:r>
+              <w:rPr>
+                <w:rFonts w:ascii="Times New Roman" w:hAnsi="Times New Roman"/>
+                <w:b w:val="0"/>
+                <w:i w:val="0"/>
+                <w:sz w:val="15"/>
+              </w:rPr>
+              <w:t>95% standard auth/data requests ≤1 s</w:t>
+            </w:r>
+          </w:p>
+        </w:tc>
+        <w:tc>
+          <w:tcPr>
+            <w:tcW w:type="dxa" w:w="2556"/>
+            <w:vAlign w:val="center"/>
+          </w:tcPr>
+          <w:p>
+            <w:pPr>
+              <w:spacing w:after="0" w:line="240" w:lineRule="auto"/>
+            </w:pPr>
+            <w:r>
+              <w:rPr>
+                <w:rFonts w:ascii="Times New Roman" w:hAnsi="Times New Roman"/>
+                <w:b w:val="0"/>
+                <w:i w:val="0"/>
+                <w:sz w:val="15"/>
+              </w:rPr>
+              <w:t>Warmed /api/auth/me exceeded target</w:t>
+            </w:r>
+          </w:p>
+        </w:tc>
+        <w:tc>
+          <w:tcPr>
+            <w:tcW w:type="dxa" w:w="2556"/>
+            <w:vAlign w:val="center"/>
+          </w:tcPr>
+          <w:p>
+            <w:pPr>
+              <w:spacing w:after="0" w:line="240" w:lineRule="auto"/>
+            </w:pPr>
+            <w:r>
+              <w:rPr>
+                <w:rFonts w:ascii="Times New Roman" w:hAnsi="Times New Roman"/>
+                <w:b w:val="0"/>
+                <w:i w:val="0"/>
+                <w:sz w:val="15"/>
+              </w:rPr>
+              <w:t>Failed</w:t>
+            </w:r>
+          </w:p>
+        </w:tc>
+      </w:tr>
+      <w:tr>
+        <w:tc>
+          <w:tcPr>
+            <w:tcW w:type="dxa" w:w="2556"/>
+            <w:vAlign w:val="center"/>
+          </w:tcPr>
+          <w:p>
+            <w:pPr>
+              <w:spacing w:after="0" w:line="240" w:lineRule="auto"/>
+            </w:pPr>
+            <w:r>
+              <w:rPr>
+                <w:rFonts w:ascii="Times New Roman" w:hAnsi="Times New Roman"/>
+                <w:b w:val="0"/>
+                <w:i w:val="0"/>
+                <w:sz w:val="15"/>
+              </w:rPr>
+              <w:t>PR-005</w:t>
+            </w:r>
+          </w:p>
+        </w:tc>
+        <w:tc>
+          <w:tcPr>
+            <w:tcW w:type="dxa" w:w="2556"/>
+            <w:vAlign w:val="center"/>
+          </w:tcPr>
+          <w:p>
+            <w:pPr>
+              <w:spacing w:after="0" w:line="240" w:lineRule="auto"/>
+            </w:pPr>
+            <w:r>
+              <w:rPr>
+                <w:rFonts w:ascii="Times New Roman" w:hAnsi="Times New Roman"/>
+                <w:b w:val="0"/>
+                <w:i w:val="0"/>
+                <w:sz w:val="15"/>
+              </w:rPr>
+              <w:t>500 connections meet latency/error target</w:t>
+            </w:r>
+          </w:p>
+        </w:tc>
+        <w:tc>
+          <w:tcPr>
+            <w:tcW w:type="dxa" w:w="2556"/>
+            <w:vAlign w:val="center"/>
+          </w:tcPr>
+          <w:p>
+            <w:pPr>
+              <w:spacing w:after="0" w:line="240" w:lineRule="auto"/>
+            </w:pPr>
+            <w:r>
+              <w:rPr>
+                <w:rFonts w:ascii="Times New Roman" w:hAnsi="Times New Roman"/>
+                <w:b w:val="0"/>
+                <w:i w:val="0"/>
+                <w:sz w:val="15"/>
+              </w:rPr>
+              <w:t>0% errors; p95 2,219.8 ms</w:t>
+            </w:r>
+          </w:p>
+        </w:tc>
+        <w:tc>
+          <w:tcPr>
+            <w:tcW w:type="dxa" w:w="2556"/>
+            <w:vAlign w:val="center"/>
+          </w:tcPr>
+          <w:p>
+            <w:pPr>
+              <w:spacing w:after="0" w:line="240" w:lineRule="auto"/>
+            </w:pPr>
+            <w:r>
+              <w:rPr>
+                <w:rFonts w:ascii="Times New Roman" w:hAnsi="Times New Roman"/>
+                <w:b w:val="0"/>
+                <w:i w:val="0"/>
+                <w:sz w:val="15"/>
+              </w:rPr>
+              <w:t>Failed / improved</w:t>
+            </w:r>
+          </w:p>
+        </w:tc>
+      </w:tr>
+    </w:tbl>
+    <w:p>
+      <w:pPr>
+        <w:spacing w:before="100" w:after="100"/>
+        <w:shd w:fill="D9E2F3"/>
+      </w:pPr>
+      <w:r>
+        <w:rPr>
+          <w:rFonts w:ascii="Times New Roman" w:hAnsi="Times New Roman"/>
+          <w:b/>
+          <w:i w:val="0"/>
+          <w:color w:val="1F4E79"/>
+          <w:sz w:val="21"/>
+        </w:rPr>
+        <w:t>5.2 Security Tests</w:t>
+      </w:r>
+    </w:p>
+    <w:p>
+      <w:pPr>
+        <w:pStyle w:val="ListBullet"/>
+        <w:spacing w:after="40" w:line="245" w:lineRule="auto"/>
+      </w:pPr>
+      <w:r>
+        <w:rPr>
+          <w:rFonts w:ascii="Times New Roman" w:hAnsi="Times New Roman"/>
+          <w:b w:val="0"/>
+          <w:i w:val="0"/>
+          <w:sz w:val="19"/>
+        </w:rPr>
+        <w:t>Authentication and RBAC negative cases, refresh revocation and production-error sanitization.</w:t>
+      </w:r>
+    </w:p>
+    <w:p>
+      <w:pPr>
+        <w:pStyle w:val="ListBullet"/>
+        <w:spacing w:after="40" w:line="245" w:lineRule="auto"/>
+      </w:pPr>
+      <w:r>
+        <w:rPr>
+          <w:rFonts w:ascii="Times New Roman" w:hAnsi="Times New Roman"/>
+          <w:b w:val="0"/>
+          <w:i w:val="0"/>
+          <w:sz w:val="19"/>
+        </w:rPr>
+        <w:t>Input validation, SQL/ORM parameterization, XSS-safe rendering and upload signature/type/size controls.</w:t>
+      </w:r>
+    </w:p>
+    <w:p>
+      <w:pPr>
+        <w:pStyle w:val="ListBullet"/>
+        <w:spacing w:after="40" w:line="245" w:lineRule="auto"/>
+      </w:pPr>
+      <w:r>
+        <w:rPr>
+          <w:rFonts w:ascii="Times New Roman" w:hAnsi="Times New Roman"/>
+          <w:b w:val="0"/>
+          <w:i w:val="0"/>
+          <w:sz w:val="19"/>
+        </w:rPr>
+        <w:t>Secret exposure checks for tracked files, frontend bundles and evidence reports.</w:t>
+      </w:r>
+    </w:p>
+    <w:p>
+      <w:pPr>
+        <w:pStyle w:val="ListBullet"/>
+        <w:spacing w:after="40" w:line="245" w:lineRule="auto"/>
+      </w:pPr>
+      <w:r>
+        <w:rPr>
+          <w:rFonts w:ascii="Times New Roman" w:hAnsi="Times New Roman"/>
+          <w:b w:val="0"/>
+          <w:i w:val="0"/>
+          <w:sz w:val="19"/>
+        </w:rPr>
+        <w:t>AI no-source behavior, active-source grounding, safety disclaimer, provider timeout and fallback.</w:t>
+      </w:r>
+    </w:p>
+    <w:p>
+      <w:pPr>
+        <w:spacing w:before="100" w:after="100"/>
+        <w:shd w:fill="D9E2F3"/>
+      </w:pPr>
+      <w:r>
+        <w:rPr>
+          <w:rFonts w:ascii="Times New Roman" w:hAnsi="Times New Roman"/>
+          <w:b/>
+          <w:i w:val="0"/>
+          <w:color w:val="1F4E79"/>
+          <w:sz w:val="21"/>
+        </w:rPr>
+        <w:t>5.3 Defect Classification</w:t>
+      </w:r>
+    </w:p>
+    <w:tbl>
+      <w:tblPr>
+        <w:tblStyle w:val="TableGrid"/>
+        <w:tblW w:type="auto" w:w="0"/>
+        <w:jc w:val="center"/>
+        <w:tblLook w:firstColumn="1" w:firstRow="1" w:lastColumn="0" w:lastRow="0" w:noHBand="0" w:noVBand="1" w:val="04A0"/>
+      </w:tblPr>
+      <w:tblGrid>
+        <w:gridCol w:w="3408"/>
+        <w:gridCol w:w="3408"/>
+        <w:gridCol w:w="3408"/>
+      </w:tblGrid>
+      <w:tr>
+        <w:tc>
+          <w:tcPr>
+            <w:tcW w:type="dxa" w:w="3408"/>
+            <w:shd w:fill="D9D9D9"/>
+            <w:vAlign w:val="center"/>
+          </w:tcPr>
+          <w:p>
+            <w:pPr>
+              <w:jc w:val="center"/>
+            </w:pPr>
+            <w:r>
+              <w:rPr>
+                <w:rFonts w:ascii="Times New Roman" w:hAnsi="Times New Roman"/>
+                <w:b/>
+                <w:i w:val="0"/>
+                <w:sz w:val="16"/>
+              </w:rPr>
+              <w:t>Severity</w:t>
+            </w:r>
+          </w:p>
+        </w:tc>
+        <w:tc>
+          <w:tcPr>
+            <w:tcW w:type="dxa" w:w="3408"/>
+            <w:shd w:fill="D9D9D9"/>
+            <w:vAlign w:val="center"/>
+          </w:tcPr>
+          <w:p>
+            <w:pPr>
+              <w:jc w:val="center"/>
+            </w:pPr>
+            <w:r>
+              <w:rPr>
+                <w:rFonts w:ascii="Times New Roman" w:hAnsi="Times New Roman"/>
+                <w:b/>
+                <w:i w:val="0"/>
+                <w:sz w:val="16"/>
+              </w:rPr>
+              <w:t>Definition</w:t>
+            </w:r>
+          </w:p>
+        </w:tc>
+        <w:tc>
+          <w:tcPr>
+            <w:tcW w:type="dxa" w:w="3408"/>
+            <w:shd w:fill="D9D9D9"/>
+            <w:vAlign w:val="center"/>
+          </w:tcPr>
+          <w:p>
+            <w:pPr>
+              <w:jc w:val="center"/>
+            </w:pPr>
+            <w:r>
+              <w:rPr>
+                <w:rFonts w:ascii="Times New Roman" w:hAnsi="Times New Roman"/>
+                <w:b/>
+                <w:i w:val="0"/>
+                <w:sz w:val="16"/>
+              </w:rPr>
+              <w:t>Response</w:t>
+            </w:r>
+          </w:p>
+        </w:tc>
+      </w:tr>
+      <w:tr>
+        <w:tc>
+          <w:tcPr>
+            <w:tcW w:type="dxa" w:w="3408"/>
+            <w:vAlign w:val="center"/>
+          </w:tcPr>
+          <w:p>
+            <w:pPr>
+              <w:spacing w:after="0" w:line="240" w:lineRule="auto"/>
+            </w:pPr>
+            <w:r>
+              <w:rPr>
+                <w:rFonts w:ascii="Times New Roman" w:hAnsi="Times New Roman"/>
+                <w:b w:val="0"/>
+                <w:i w:val="0"/>
+                <w:sz w:val="16"/>
+              </w:rPr>
+              <w:t>Critical</w:t>
+            </w:r>
+          </w:p>
+        </w:tc>
+        <w:tc>
+          <w:tcPr>
+            <w:tcW w:type="dxa" w:w="3408"/>
+            <w:vAlign w:val="center"/>
+          </w:tcPr>
+          <w:p>
+            <w:pPr>
+              <w:spacing w:after="0" w:line="240" w:lineRule="auto"/>
+            </w:pPr>
+            <w:r>
+              <w:rPr>
+                <w:rFonts w:ascii="Times New Roman" w:hAnsi="Times New Roman"/>
+                <w:b w:val="0"/>
+                <w:i w:val="0"/>
+                <w:sz w:val="16"/>
+              </w:rPr>
+              <w:t>Security compromise, data loss, broken authentication or unusable release</w:t>
+            </w:r>
+          </w:p>
+        </w:tc>
+        <w:tc>
+          <w:tcPr>
+            <w:tcW w:type="dxa" w:w="3408"/>
+            <w:vAlign w:val="center"/>
+          </w:tcPr>
+          <w:p>
+            <w:pPr>
+              <w:spacing w:after="0" w:line="240" w:lineRule="auto"/>
+            </w:pPr>
+            <w:r>
+              <w:rPr>
+                <w:rFonts w:ascii="Times New Roman" w:hAnsi="Times New Roman"/>
+                <w:b w:val="0"/>
+                <w:i w:val="0"/>
+                <w:sz w:val="16"/>
+              </w:rPr>
+              <w:t>Stop release; immediate correction and full regression</w:t>
+            </w:r>
+          </w:p>
+        </w:tc>
+      </w:tr>
+      <w:tr>
+        <w:tc>
+          <w:tcPr>
+            <w:tcW w:type="dxa" w:w="3408"/>
+            <w:vAlign w:val="center"/>
+          </w:tcPr>
+          <w:p>
+            <w:pPr>
+              <w:spacing w:after="0" w:line="240" w:lineRule="auto"/>
+            </w:pPr>
+            <w:r>
+              <w:rPr>
+                <w:rFonts w:ascii="Times New Roman" w:hAnsi="Times New Roman"/>
+                <w:b w:val="0"/>
+                <w:i w:val="0"/>
+                <w:sz w:val="16"/>
+              </w:rPr>
+              <w:t>Major</w:t>
+            </w:r>
+          </w:p>
+        </w:tc>
+        <w:tc>
+          <w:tcPr>
+            <w:tcW w:type="dxa" w:w="3408"/>
+            <w:vAlign w:val="center"/>
+          </w:tcPr>
+          <w:p>
+            <w:pPr>
+              <w:spacing w:after="0" w:line="240" w:lineRule="auto"/>
+            </w:pPr>
+            <w:r>
+              <w:rPr>
+                <w:rFonts w:ascii="Times New Roman" w:hAnsi="Times New Roman"/>
+                <w:b w:val="0"/>
+                <w:i w:val="0"/>
+                <w:sz w:val="16"/>
+              </w:rPr>
+              <w:t>Required feature or safety behavior fails</w:t>
+            </w:r>
+          </w:p>
+        </w:tc>
+        <w:tc>
+          <w:tcPr>
+            <w:tcW w:type="dxa" w:w="3408"/>
+            <w:vAlign w:val="center"/>
+          </w:tcPr>
+          <w:p>
+            <w:pPr>
+              <w:spacing w:after="0" w:line="240" w:lineRule="auto"/>
+            </w:pPr>
+            <w:r>
+              <w:rPr>
+                <w:rFonts w:ascii="Times New Roman" w:hAnsi="Times New Roman"/>
+                <w:b w:val="0"/>
+                <w:i w:val="0"/>
+                <w:sz w:val="16"/>
+              </w:rPr>
+              <w:t>Correct before acceptance; rerun affected suite</w:t>
+            </w:r>
+          </w:p>
+        </w:tc>
+      </w:tr>
+      <w:tr>
+        <w:tc>
+          <w:tcPr>
+            <w:tcW w:type="dxa" w:w="3408"/>
+            <w:vAlign w:val="center"/>
+          </w:tcPr>
+          <w:p>
+            <w:pPr>
+              <w:spacing w:after="0" w:line="240" w:lineRule="auto"/>
+            </w:pPr>
+            <w:r>
+              <w:rPr>
+                <w:rFonts w:ascii="Times New Roman" w:hAnsi="Times New Roman"/>
+                <w:b w:val="0"/>
+                <w:i w:val="0"/>
+                <w:sz w:val="16"/>
+              </w:rPr>
+              <w:t>Minor</w:t>
+            </w:r>
+          </w:p>
+        </w:tc>
+        <w:tc>
+          <w:tcPr>
+            <w:tcW w:type="dxa" w:w="3408"/>
+            <w:vAlign w:val="center"/>
+          </w:tcPr>
+          <w:p>
+            <w:pPr>
+              <w:spacing w:after="0" w:line="240" w:lineRule="auto"/>
+            </w:pPr>
+            <w:r>
+              <w:rPr>
+                <w:rFonts w:ascii="Times New Roman" w:hAnsi="Times New Roman"/>
+                <w:b w:val="0"/>
+                <w:i w:val="0"/>
+                <w:sz w:val="16"/>
+              </w:rPr>
+              <w:t>Cosmetic/usability issue with safe workaround</w:t>
+            </w:r>
+          </w:p>
+        </w:tc>
+        <w:tc>
+          <w:tcPr>
+            <w:tcW w:type="dxa" w:w="3408"/>
+            <w:vAlign w:val="center"/>
+          </w:tcPr>
+          <w:p>
+            <w:pPr>
+              <w:spacing w:after="0" w:line="240" w:lineRule="auto"/>
+            </w:pPr>
+            <w:r>
+              <w:rPr>
+                <w:rFonts w:ascii="Times New Roman" w:hAnsi="Times New Roman"/>
+                <w:b w:val="0"/>
+                <w:i w:val="0"/>
+                <w:sz w:val="16"/>
+              </w:rPr>
+              <w:t>Record, prioritize and verify correction</w:t>
+            </w:r>
+          </w:p>
+        </w:tc>
+      </w:tr>
+    </w:tbl>
+    <w:p>
+      <w:r>
+        <w:br w:type="page"/>
+      </w:r>
+    </w:p>
+    <w:p>
+      <w:pPr>
+        <w:spacing w:before="100" w:after="100"/>
+        <w:shd w:fill="000000"/>
+      </w:pPr>
+      <w:r>
+        <w:rPr>
+          <w:rFonts w:ascii="Times New Roman" w:hAnsi="Times New Roman"/>
+          <w:b/>
+          <w:i w:val="0"/>
+          <w:color w:val="FFFFFF"/>
+          <w:sz w:val="24"/>
+        </w:rPr>
+        <w:t>6. Evidence, Acceptance and Sign-off</w:t>
+      </w:r>
+    </w:p>
+    <w:p>
+      <w:pPr>
+        <w:spacing w:before="100" w:after="100"/>
+        <w:shd w:fill="D9E2F3"/>
+      </w:pPr>
+      <w:r>
+        <w:rPr>
+          <w:rFonts w:ascii="Times New Roman" w:hAnsi="Times New Roman"/>
+          <w:b/>
+          <w:i w:val="0"/>
+          <w:color w:val="1F4E79"/>
+          <w:sz w:val="21"/>
+        </w:rPr>
+        <w:t>6.1 Evidence Register</w:t>
+      </w:r>
+    </w:p>
+    <w:tbl>
+      <w:tblPr>
+        <w:tblStyle w:val="TableGrid"/>
+        <w:tblW w:type="auto" w:w="0"/>
+        <w:jc w:val="center"/>
+        <w:tblLook w:firstColumn="1" w:firstRow="1" w:lastColumn="0" w:lastRow="0" w:noHBand="0" w:noVBand="1" w:val="04A0"/>
+      </w:tblPr>
+      <w:tblGrid>
+        <w:gridCol w:w="5112"/>
+        <w:gridCol w:w="5112"/>
+      </w:tblGrid>
+      <w:tr>
+        <w:tc>
+          <w:tcPr>
+            <w:tcW w:type="dxa" w:w="5112"/>
+            <w:shd w:fill="D9D9D9"/>
+            <w:vAlign w:val="center"/>
+          </w:tcPr>
+          <w:p>
+            <w:pPr>
+              <w:jc w:val="center"/>
+            </w:pPr>
+            <w:r>
+              <w:rPr>
+                <w:rFonts w:ascii="Times New Roman" w:hAnsi="Times New Roman"/>
+                <w:b/>
+                <w:i w:val="0"/>
+                <w:sz w:val="16"/>
+              </w:rPr>
+              <w:t>Evidence</w:t>
+            </w:r>
+          </w:p>
+        </w:tc>
+        <w:tc>
+          <w:tcPr>
+            <w:tcW w:type="dxa" w:w="5112"/>
+            <w:shd w:fill="D9D9D9"/>
+            <w:vAlign w:val="center"/>
+          </w:tcPr>
+          <w:p>
+            <w:pPr>
+              <w:jc w:val="center"/>
+            </w:pPr>
+            <w:r>
+              <w:rPr>
+                <w:rFonts w:ascii="Times New Roman" w:hAnsi="Times New Roman"/>
+                <w:b/>
+                <w:i w:val="0"/>
+                <w:sz w:val="16"/>
+              </w:rPr>
+              <w:t>Purpose</w:t>
+            </w:r>
+          </w:p>
+        </w:tc>
+      </w:tr>
+      <w:tr>
+        <w:tc>
+          <w:tcPr>
+            <w:tcW w:type="dxa" w:w="5112"/>
+            <w:vAlign w:val="center"/>
+          </w:tcPr>
+          <w:p>
+            <w:pPr>
+              <w:spacing w:after="0" w:line="240" w:lineRule="auto"/>
+            </w:pPr>
+            <w:r>
+              <w:rPr>
+                <w:rFonts w:ascii="Times New Roman" w:hAnsi="Times New Roman"/>
+                <w:b w:val="0"/>
+                <w:i w:val="0"/>
+                <w:sz w:val="16"/>
+              </w:rPr>
+              <w:t>Requirements Traceability Matrix</w:t>
+            </w:r>
+          </w:p>
+        </w:tc>
+        <w:tc>
+          <w:tcPr>
+            <w:tcW w:type="dxa" w:w="5112"/>
+            <w:vAlign w:val="center"/>
+          </w:tcPr>
+          <w:p>
+            <w:pPr>
+              <w:spacing w:after="0" w:line="240" w:lineRule="auto"/>
+            </w:pPr>
+            <w:r>
+              <w:rPr>
+                <w:rFonts w:ascii="Times New Roman" w:hAnsi="Times New Roman"/>
+                <w:b w:val="0"/>
+                <w:i w:val="0"/>
+                <w:sz w:val="16"/>
+              </w:rPr>
+              <w:t>Maps every requirement to implementation, test case, criterion and status</w:t>
+            </w:r>
+          </w:p>
+        </w:tc>
+      </w:tr>
+      <w:tr>
+        <w:tc>
+          <w:tcPr>
+            <w:tcW w:type="dxa" w:w="5112"/>
+            <w:vAlign w:val="center"/>
+          </w:tcPr>
+          <w:p>
+            <w:pPr>
+              <w:spacing w:after="0" w:line="240" w:lineRule="auto"/>
+            </w:pPr>
+            <w:r>
+              <w:rPr>
+                <w:rFonts w:ascii="Times New Roman" w:hAnsi="Times New Roman"/>
+                <w:b w:val="0"/>
+                <w:i w:val="0"/>
+                <w:sz w:val="16"/>
+              </w:rPr>
+              <w:t>Verification and Validation Report</w:t>
+            </w:r>
+          </w:p>
+        </w:tc>
+        <w:tc>
+          <w:tcPr>
+            <w:tcW w:type="dxa" w:w="5112"/>
+            <w:vAlign w:val="center"/>
+          </w:tcPr>
+          <w:p>
+            <w:pPr>
+              <w:spacing w:after="0" w:line="240" w:lineRule="auto"/>
+            </w:pPr>
+            <w:r>
+              <w:rPr>
+                <w:rFonts w:ascii="Times New Roman" w:hAnsi="Times New Roman"/>
+                <w:b w:val="0"/>
+                <w:i w:val="0"/>
+                <w:sz w:val="16"/>
+              </w:rPr>
+              <w:t>Records suite totals, browser evidence and release gates</w:t>
+            </w:r>
+          </w:p>
+        </w:tc>
+      </w:tr>
+      <w:tr>
+        <w:tc>
+          <w:tcPr>
+            <w:tcW w:type="dxa" w:w="5112"/>
+            <w:vAlign w:val="center"/>
+          </w:tcPr>
+          <w:p>
+            <w:pPr>
+              <w:spacing w:after="0" w:line="240" w:lineRule="auto"/>
+            </w:pPr>
+            <w:r>
+              <w:rPr>
+                <w:rFonts w:ascii="Times New Roman" w:hAnsi="Times New Roman"/>
+                <w:b w:val="0"/>
+                <w:i w:val="0"/>
+                <w:sz w:val="16"/>
+              </w:rPr>
+              <w:t>Test Execution Log / Testing Scratchpad</w:t>
+            </w:r>
+          </w:p>
+        </w:tc>
+        <w:tc>
+          <w:tcPr>
+            <w:tcW w:type="dxa" w:w="5112"/>
+            <w:vAlign w:val="center"/>
+          </w:tcPr>
+          <w:p>
+            <w:pPr>
+              <w:spacing w:after="0" w:line="240" w:lineRule="auto"/>
+            </w:pPr>
+            <w:r>
+              <w:rPr>
+                <w:rFonts w:ascii="Times New Roman" w:hAnsi="Times New Roman"/>
+                <w:b w:val="0"/>
+                <w:i w:val="0"/>
+                <w:sz w:val="16"/>
+              </w:rPr>
+              <w:t>Chronological confirmed outcomes and working checklist</w:t>
+            </w:r>
+          </w:p>
+        </w:tc>
+      </w:tr>
+      <w:tr>
+        <w:tc>
+          <w:tcPr>
+            <w:tcW w:type="dxa" w:w="5112"/>
+            <w:vAlign w:val="center"/>
+          </w:tcPr>
+          <w:p>
+            <w:pPr>
+              <w:spacing w:after="0" w:line="240" w:lineRule="auto"/>
+            </w:pPr>
+            <w:r>
+              <w:rPr>
+                <w:rFonts w:ascii="Times New Roman" w:hAnsi="Times New Roman"/>
+                <w:b w:val="0"/>
+                <w:i w:val="0"/>
+                <w:sz w:val="16"/>
+              </w:rPr>
+              <w:t>Dated browser rehearsal reports</w:t>
+            </w:r>
+          </w:p>
+        </w:tc>
+        <w:tc>
+          <w:tcPr>
+            <w:tcW w:type="dxa" w:w="5112"/>
+            <w:vAlign w:val="center"/>
+          </w:tcPr>
+          <w:p>
+            <w:pPr>
+              <w:spacing w:after="0" w:line="240" w:lineRule="auto"/>
+            </w:pPr>
+            <w:r>
+              <w:rPr>
+                <w:rFonts w:ascii="Times New Roman" w:hAnsi="Times New Roman"/>
+                <w:b w:val="0"/>
+                <w:i w:val="0"/>
+                <w:sz w:val="16"/>
+              </w:rPr>
+              <w:t>Preserve user/admin workflow results and cleanup</w:t>
+            </w:r>
+          </w:p>
+        </w:tc>
+      </w:tr>
+      <w:tr>
+        <w:tc>
+          <w:tcPr>
+            <w:tcW w:type="dxa" w:w="5112"/>
+            <w:vAlign w:val="center"/>
+          </w:tcPr>
+          <w:p>
+            <w:pPr>
+              <w:spacing w:after="0" w:line="240" w:lineRule="auto"/>
+            </w:pPr>
+            <w:r>
+              <w:rPr>
+                <w:rFonts w:ascii="Times New Roman" w:hAnsi="Times New Roman"/>
+                <w:b w:val="0"/>
+                <w:i w:val="0"/>
+                <w:sz w:val="16"/>
+              </w:rPr>
+              <w:t>Performance reports</w:t>
+            </w:r>
+          </w:p>
+        </w:tc>
+        <w:tc>
+          <w:tcPr>
+            <w:tcW w:type="dxa" w:w="5112"/>
+            <w:vAlign w:val="center"/>
+          </w:tcPr>
+          <w:p>
+            <w:pPr>
+              <w:spacing w:after="0" w:line="240" w:lineRule="auto"/>
+            </w:pPr>
+            <w:r>
+              <w:rPr>
+                <w:rFonts w:ascii="Times New Roman" w:hAnsi="Times New Roman"/>
+                <w:b w:val="0"/>
+                <w:i w:val="0"/>
+                <w:sz w:val="16"/>
+              </w:rPr>
+              <w:t>Record load shape, latency percentiles, errors and environment</w:t>
+            </w:r>
+          </w:p>
+        </w:tc>
+      </w:tr>
+      <w:tr>
+        <w:tc>
+          <w:tcPr>
+            <w:tcW w:type="dxa" w:w="5112"/>
+            <w:vAlign w:val="center"/>
+          </w:tcPr>
+          <w:p>
+            <w:pPr>
+              <w:spacing w:after="0" w:line="240" w:lineRule="auto"/>
+            </w:pPr>
+            <w:r>
+              <w:rPr>
+                <w:rFonts w:ascii="Times New Roman" w:hAnsi="Times New Roman"/>
+                <w:b w:val="0"/>
+                <w:i w:val="0"/>
+                <w:sz w:val="16"/>
+              </w:rPr>
+              <w:t>UAT forms and summary</w:t>
+            </w:r>
+          </w:p>
+        </w:tc>
+        <w:tc>
+          <w:tcPr>
+            <w:tcW w:type="dxa" w:w="5112"/>
+            <w:vAlign w:val="center"/>
+          </w:tcPr>
+          <w:p>
+            <w:pPr>
+              <w:spacing w:after="0" w:line="240" w:lineRule="auto"/>
+            </w:pPr>
+            <w:r>
+              <w:rPr>
+                <w:rFonts w:ascii="Times New Roman" w:hAnsi="Times New Roman"/>
+                <w:b w:val="0"/>
+                <w:i w:val="0"/>
+                <w:sz w:val="16"/>
+              </w:rPr>
+              <w:t>Capture participant outcomes, defects, corrections and approval</w:t>
+            </w:r>
+          </w:p>
+        </w:tc>
+      </w:tr>
+    </w:tbl>
+    <w:p>
+      <w:pPr>
+        <w:spacing w:before="100" w:after="100"/>
+        <w:shd w:fill="D9E2F3"/>
+      </w:pPr>
+      <w:r>
+        <w:rPr>
+          <w:rFonts w:ascii="Times New Roman" w:hAnsi="Times New Roman"/>
+          <w:b/>
+          <w:i w:val="0"/>
+          <w:color w:val="1F4E79"/>
+          <w:sz w:val="21"/>
+        </w:rPr>
+        <w:t>6.2 Acceptance Criteria</w:t>
+      </w:r>
+    </w:p>
+    <w:p>
+      <w:pPr>
+        <w:pStyle w:val="ListBullet"/>
+        <w:spacing w:after="40" w:line="245" w:lineRule="auto"/>
+      </w:pPr>
+      <w:r>
+        <w:rPr>
+          <w:rFonts w:ascii="Times New Roman" w:hAnsi="Times New Roman"/>
+          <w:b w:val="0"/>
+          <w:i w:val="0"/>
+          <w:sz w:val="19"/>
+        </w:rPr>
+        <w:t>All required functional tests pass with repeatable evidence.</w:t>
+      </w:r>
+    </w:p>
+    <w:p>
+      <w:pPr>
+        <w:pStyle w:val="ListBullet"/>
+        <w:spacing w:after="40" w:line="245" w:lineRule="auto"/>
+      </w:pPr>
+      <w:r>
+        <w:rPr>
+          <w:rFonts w:ascii="Times New Roman" w:hAnsi="Times New Roman"/>
+          <w:b w:val="0"/>
+          <w:i w:val="0"/>
+          <w:sz w:val="19"/>
+        </w:rPr>
+        <w:t>Critical and major defects are closed; accepted minor defects are documented.</w:t>
+      </w:r>
+    </w:p>
+    <w:p>
+      <w:pPr>
+        <w:pStyle w:val="ListBullet"/>
+        <w:spacing w:after="40" w:line="245" w:lineRule="auto"/>
+      </w:pPr>
+      <w:r>
+        <w:rPr>
+          <w:rFonts w:ascii="Times New Roman" w:hAnsi="Times New Roman"/>
+          <w:b w:val="0"/>
+          <w:i w:val="0"/>
+          <w:sz w:val="19"/>
+        </w:rPr>
+        <w:t>UAT reaches 5/5 participants and adviser/reviewer sign-off is recorded.</w:t>
+      </w:r>
+    </w:p>
+    <w:p>
+      <w:pPr>
+        <w:pStyle w:val="ListBullet"/>
+        <w:spacing w:after="40" w:line="245" w:lineRule="auto"/>
+      </w:pPr>
+      <w:r>
+        <w:rPr>
+          <w:rFonts w:ascii="Times New Roman" w:hAnsi="Times New Roman"/>
+          <w:b w:val="0"/>
+          <w:i w:val="0"/>
+          <w:sz w:val="19"/>
+        </w:rPr>
+        <w:t>Performance targets are remediated and accepted in staging.</w:t>
+      </w:r>
+    </w:p>
+    <w:p>
+      <w:pPr>
+        <w:pStyle w:val="ListBullet"/>
+        <w:spacing w:after="40" w:line="245" w:lineRule="auto"/>
+      </w:pPr>
+      <w:r>
+        <w:rPr>
+          <w:rFonts w:ascii="Times New Roman" w:hAnsi="Times New Roman"/>
+          <w:b w:val="0"/>
+          <w:i w:val="0"/>
+          <w:sz w:val="19"/>
+        </w:rPr>
+        <w:t>Deployment, health checks, backup, restore and rollback are executed once.</w:t>
+      </w:r>
+    </w:p>
+    <w:p>
+      <w:pPr>
+        <w:pStyle w:val="ListBullet"/>
+        <w:spacing w:after="40" w:line="245" w:lineRule="auto"/>
+      </w:pPr>
+      <w:r>
+        <w:rPr>
+          <w:rFonts w:ascii="Times New Roman" w:hAnsi="Times New Roman"/>
+          <w:b w:val="0"/>
+          <w:i w:val="0"/>
+          <w:sz w:val="19"/>
+        </w:rPr>
+        <w:t>SRS, SPMP, SDD, STD and technical guides are visually reviewed and version-consistent.</w:t>
+      </w:r>
+    </w:p>
+    <w:p>
+      <w:pPr>
+        <w:spacing w:before="100" w:after="100"/>
+        <w:shd w:fill="D9E2F3"/>
+      </w:pPr>
+      <w:r>
+        <w:rPr>
+          <w:rFonts w:ascii="Times New Roman" w:hAnsi="Times New Roman"/>
+          <w:b/>
+          <w:i w:val="0"/>
+          <w:color w:val="1F4E79"/>
+          <w:sz w:val="21"/>
+        </w:rPr>
+        <w:t>6.3 Verification Contribution Matrix</w:t>
+      </w:r>
+    </w:p>
+    <w:tbl>
+      <w:tblPr>
+        <w:tblStyle w:val="TableGrid"/>
+        <w:tblW w:type="auto" w:w="0"/>
+        <w:jc w:val="center"/>
+        <w:tblLook w:firstColumn="1" w:firstRow="1" w:lastColumn="0" w:lastRow="0" w:noHBand="0" w:noVBand="1" w:val="04A0"/>
+      </w:tblPr>
+      <w:tblGrid>
+        <w:gridCol w:w="2556"/>
+        <w:gridCol w:w="2556"/>
+        <w:gridCol w:w="2556"/>
+        <w:gridCol w:w="2556"/>
+      </w:tblGrid>
+      <w:tr>
+        <w:tc>
+          <w:tcPr>
+            <w:tcW w:type="dxa" w:w="2556"/>
+            <w:shd w:fill="D9D9D9"/>
+            <w:vAlign w:val="center"/>
+          </w:tcPr>
+          <w:p>
+            <w:pPr>
+              <w:jc w:val="center"/>
+            </w:pPr>
+            <w:r>
+              <w:rPr>
+                <w:rFonts w:ascii="Times New Roman" w:hAnsi="Times New Roman"/>
+                <w:b/>
+                <w:i w:val="0"/>
+                <w:sz w:val="15"/>
+              </w:rPr>
+              <w:t>Activity</w:t>
+            </w:r>
+          </w:p>
+        </w:tc>
+        <w:tc>
+          <w:tcPr>
+            <w:tcW w:type="dxa" w:w="2556"/>
+            <w:shd w:fill="D9D9D9"/>
+            <w:vAlign w:val="center"/>
+          </w:tcPr>
+          <w:p>
+            <w:pPr>
+              <w:jc w:val="center"/>
+            </w:pPr>
+            <w:r>
+              <w:rPr>
+                <w:rFonts w:ascii="Times New Roman" w:hAnsi="Times New Roman"/>
+                <w:b/>
+                <w:i w:val="0"/>
+                <w:sz w:val="15"/>
+              </w:rPr>
+              <w:t>Primary</w:t>
+            </w:r>
+          </w:p>
+        </w:tc>
+        <w:tc>
+          <w:tcPr>
+            <w:tcW w:type="dxa" w:w="2556"/>
+            <w:shd w:fill="D9D9D9"/>
+            <w:vAlign w:val="center"/>
+          </w:tcPr>
+          <w:p>
+            <w:pPr>
+              <w:jc w:val="center"/>
+            </w:pPr>
+            <w:r>
+              <w:rPr>
+                <w:rFonts w:ascii="Times New Roman" w:hAnsi="Times New Roman"/>
+                <w:b/>
+                <w:i w:val="0"/>
+                <w:sz w:val="15"/>
+              </w:rPr>
+              <w:t>Support</w:t>
+            </w:r>
+          </w:p>
+        </w:tc>
+        <w:tc>
+          <w:tcPr>
+            <w:tcW w:type="dxa" w:w="2556"/>
+            <w:shd w:fill="D9D9D9"/>
+            <w:vAlign w:val="center"/>
+          </w:tcPr>
+          <w:p>
+            <w:pPr>
+              <w:jc w:val="center"/>
+            </w:pPr>
+            <w:r>
+              <w:rPr>
+                <w:rFonts w:ascii="Times New Roman" w:hAnsi="Times New Roman"/>
+                <w:b/>
+                <w:i w:val="0"/>
+                <w:sz w:val="15"/>
+              </w:rPr>
+              <w:t>Evidence</w:t>
+            </w:r>
+          </w:p>
+        </w:tc>
+      </w:tr>
+      <w:tr>
+        <w:tc>
+          <w:tcPr>
+            <w:tcW w:type="dxa" w:w="2556"/>
+            <w:vAlign w:val="center"/>
+          </w:tcPr>
+          <w:p>
+            <w:pPr>
+              <w:spacing w:after="0" w:line="240" w:lineRule="auto"/>
+            </w:pPr>
+            <w:r>
+              <w:rPr>
+                <w:rFonts w:ascii="Times New Roman" w:hAnsi="Times New Roman"/>
+                <w:b w:val="0"/>
+                <w:i w:val="0"/>
+                <w:sz w:val="15"/>
+              </w:rPr>
+              <w:t>Planning, traceability and consolidation</w:t>
+            </w:r>
+          </w:p>
+        </w:tc>
+        <w:tc>
+          <w:tcPr>
+            <w:tcW w:type="dxa" w:w="2556"/>
+            <w:vAlign w:val="center"/>
+          </w:tcPr>
+          <w:p>
+            <w:pPr>
+              <w:spacing w:after="0" w:line="240" w:lineRule="auto"/>
+            </w:pPr>
+            <w:r>
+              <w:rPr>
+                <w:rFonts w:ascii="Times New Roman" w:hAnsi="Times New Roman"/>
+                <w:b w:val="0"/>
+                <w:i w:val="0"/>
+                <w:sz w:val="15"/>
               </w:rPr>
               <w:t>Kevin C. Mercado</w:t>
             </w:r>
@@ -1964,14 +6391,19 @@
         </w:tc>
         <w:tc>
           <w:tcPr>
-            <w:tcW w:type="dxa" w:w="2448"/>
+            <w:tcW w:type="dxa" w:w="2556"/>
             <w:vAlign w:val="center"/>
           </w:tcPr>
           <w:p>
+            <w:pPr>
+              <w:spacing w:after="0" w:line="240" w:lineRule="auto"/>
+            </w:pPr>
             <w:r>
               <w:rPr>
-                <w:rFonts w:ascii="Arial" w:hAnsi="Arial"/>
-                <w:sz w:val="18"/>
+                <w:rFonts w:ascii="Times New Roman" w:hAnsi="Times New Roman"/>
+                <w:b w:val="0"/>
+                <w:i w:val="0"/>
+                <w:sz w:val="15"/>
               </w:rPr>
               <w:t>Devon Descipulo; Eumar Cabaluna</w:t>
             </w:r>
@@ -1979,16 +6411,21 @@
         </w:tc>
         <w:tc>
           <w:tcPr>
-            <w:tcW w:type="dxa" w:w="2448"/>
+            <w:tcW w:type="dxa" w:w="2556"/>
             <w:vAlign w:val="center"/>
           </w:tcPr>
           <w:p>
+            <w:pPr>
+              <w:spacing w:after="0" w:line="240" w:lineRule="auto"/>
+            </w:pPr>
             <w:r>
               <w:rPr>
-                <w:rFonts w:ascii="Arial" w:hAnsi="Arial"/>
-                <w:sz w:val="18"/>
+                <w:rFonts w:ascii="Times New Roman" w:hAnsi="Times New Roman"/>
+                <w:b w:val="0"/>
+                <w:i w:val="0"/>
+                <w:sz w:val="15"/>
               </w:rPr>
-              <w:t>Project documents and planning artifacts</w:t>
+              <w:t>Requirements/tests/reports</w:t>
             </w:r>
           </w:p>
         </w:tc>
@@ -1996,29 +6433,39 @@
       <w:tr>
         <w:tc>
           <w:tcPr>
-            <w:tcW w:type="dxa" w:w="2448"/>
+            <w:tcW w:type="dxa" w:w="2556"/>
             <w:vAlign w:val="center"/>
           </w:tcPr>
           <w:p>
+            <w:pPr>
+              <w:spacing w:after="0" w:line="240" w:lineRule="auto"/>
+            </w:pPr>
             <w:r>
               <w:rPr>
-                <w:rFonts w:ascii="Arial" w:hAnsi="Arial"/>
-                <w:sz w:val="18"/>
+                <w:rFonts w:ascii="Times New Roman" w:hAnsi="Times New Roman"/>
+                <w:b w:val="0"/>
+                <w:i w:val="0"/>
+                <w:sz w:val="15"/>
               </w:rPr>
-              <w:t>Authentication, JWT, RBAC, account flows</w:t>
+              <w:t>Backend/API/database verification</w:t>
             </w:r>
           </w:p>
         </w:tc>
         <w:tc>
           <w:tcPr>
-            <w:tcW w:type="dxa" w:w="2448"/>
+            <w:tcW w:type="dxa" w:w="2556"/>
             <w:vAlign w:val="center"/>
           </w:tcPr>
           <w:p>
+            <w:pPr>
+              <w:spacing w:after="0" w:line="240" w:lineRule="auto"/>
+            </w:pPr>
             <w:r>
               <w:rPr>
-                <w:rFonts w:ascii="Arial" w:hAnsi="Arial"/>
-                <w:sz w:val="18"/>
+                <w:rFonts w:ascii="Times New Roman" w:hAnsi="Times New Roman"/>
+                <w:b w:val="0"/>
+                <w:i w:val="0"/>
+                <w:sz w:val="15"/>
               </w:rPr>
               <w:t>Kevin C. Mercado</w:t>
             </w:r>
@@ -2026,14 +6473,19 @@
         </w:tc>
         <w:tc>
           <w:tcPr>
-            <w:tcW w:type="dxa" w:w="2448"/>
+            <w:tcW w:type="dxa" w:w="2556"/>
             <w:vAlign w:val="center"/>
           </w:tcPr>
           <w:p>
+            <w:pPr>
+              <w:spacing w:after="0" w:line="240" w:lineRule="auto"/>
+            </w:pPr>
             <w:r>
               <w:rPr>
-                <w:rFonts w:ascii="Arial" w:hAnsi="Arial"/>
-                <w:sz w:val="18"/>
+                <w:rFonts w:ascii="Times New Roman" w:hAnsi="Times New Roman"/>
+                <w:b w:val="0"/>
+                <w:i w:val="0"/>
+                <w:sz w:val="15"/>
               </w:rPr>
               <w:t>Devon Descipulo</w:t>
             </w:r>
@@ -2041,16 +6493,21 @@
         </w:tc>
         <w:tc>
           <w:tcPr>
-            <w:tcW w:type="dxa" w:w="2448"/>
+            <w:tcW w:type="dxa" w:w="2556"/>
             <w:vAlign w:val="center"/>
           </w:tcPr>
           <w:p>
+            <w:pPr>
+              <w:spacing w:after="0" w:line="240" w:lineRule="auto"/>
+            </w:pPr>
             <w:r>
               <w:rPr>
-                <w:rFonts w:ascii="Arial" w:hAnsi="Arial"/>
-                <w:sz w:val="18"/>
+                <w:rFonts w:ascii="Times New Roman" w:hAnsi="Times New Roman"/>
+                <w:b w:val="0"/>
+                <w:i w:val="0"/>
+                <w:sz w:val="15"/>
               </w:rPr>
-              <w:t>Backend auth services, controllers, middleware, tests</w:t>
+              <w:t>82-test suite and API rehearsals</w:t>
             </w:r>
           </w:p>
         </w:tc>
@@ -2058,29 +6515,59 @@
       <w:tr>
         <w:tc>
           <w:tcPr>
-            <w:tcW w:type="dxa" w:w="2448"/>
+            <w:tcW w:type="dxa" w:w="2556"/>
             <w:vAlign w:val="center"/>
           </w:tcPr>
           <w:p>
+            <w:pPr>
+              <w:spacing w:after="0" w:line="240" w:lineRule="auto"/>
+            </w:pPr>
             <w:r>
               <w:rPr>
-                <w:rFonts w:ascii="Arial" w:hAnsi="Arial"/>
-                <w:sz w:val="18"/>
+                <w:rFonts w:ascii="Times New Roman" w:hAnsi="Times New Roman"/>
+                <w:b w:val="0"/>
+                <w:i w:val="0"/>
+                <w:sz w:val="15"/>
               </w:rPr>
-              <w:t>Herb library, catalog, search, database model</w:t>
+              <w:t>Frontend responsive/usability verification</w:t>
             </w:r>
           </w:p>
         </w:tc>
         <w:tc>
           <w:tcPr>
-            <w:tcW w:type="dxa" w:w="2448"/>
+            <w:tcW w:type="dxa" w:w="2556"/>
             <w:vAlign w:val="center"/>
           </w:tcPr>
           <w:p>
+            <w:pPr>
+              <w:spacing w:after="0" w:line="240" w:lineRule="auto"/>
+            </w:pPr>
             <w:r>
               <w:rPr>
-                <w:rFonts w:ascii="Arial" w:hAnsi="Arial"/>
-                <w:sz w:val="18"/>
+                <w:rFonts w:ascii="Times New Roman" w:hAnsi="Times New Roman"/>
+                <w:b w:val="0"/>
+                <w:i w:val="0"/>
+                <w:sz w:val="15"/>
+              </w:rPr>
+              <w:t>Eumar Cabaluna</w:t>
+            </w:r>
+          </w:p>
+        </w:tc>
+        <w:tc>
+          <w:tcPr>
+            <w:tcW w:type="dxa" w:w="2556"/>
+            <w:vAlign w:val="center"/>
+          </w:tcPr>
+          <w:p>
+            <w:pPr>
+              <w:spacing w:after="0" w:line="240" w:lineRule="auto"/>
+            </w:pPr>
+            <w:r>
+              <w:rPr>
+                <w:rFonts w:ascii="Times New Roman" w:hAnsi="Times New Roman"/>
+                <w:b w:val="0"/>
+                <w:i w:val="0"/>
+                <w:sz w:val="15"/>
               </w:rPr>
               <w:t>Kevin C. Mercado</w:t>
             </w:r>
@@ -2088,14 +6575,81 @@
         </w:tc>
         <w:tc>
           <w:tcPr>
-            <w:tcW w:type="dxa" w:w="2448"/>
+            <w:tcW w:type="dxa" w:w="2556"/>
             <w:vAlign w:val="center"/>
           </w:tcPr>
           <w:p>
+            <w:pPr>
+              <w:spacing w:after="0" w:line="240" w:lineRule="auto"/>
+            </w:pPr>
             <w:r>
               <w:rPr>
-                <w:rFonts w:ascii="Arial" w:hAnsi="Arial"/>
-                <w:sz w:val="18"/>
+                <w:rFonts w:ascii="Times New Roman" w:hAnsi="Times New Roman"/>
+                <w:b w:val="0"/>
+                <w:i w:val="0"/>
+                <w:sz w:val="15"/>
+              </w:rPr>
+              <w:t>Build, width scans and browser workflows</w:t>
+            </w:r>
+          </w:p>
+        </w:tc>
+      </w:tr>
+      <w:tr>
+        <w:tc>
+          <w:tcPr>
+            <w:tcW w:type="dxa" w:w="2556"/>
+            <w:vAlign w:val="center"/>
+          </w:tcPr>
+          <w:p>
+            <w:pPr>
+              <w:spacing w:after="0" w:line="240" w:lineRule="auto"/>
+            </w:pPr>
+            <w:r>
+              <w:rPr>
+                <w:rFonts w:ascii="Times New Roman" w:hAnsi="Times New Roman"/>
+                <w:b w:val="0"/>
+                <w:i w:val="0"/>
+                <w:sz w:val="15"/>
+              </w:rPr>
+              <w:t>Integration and admin/RAG verification</w:t>
+            </w:r>
+          </w:p>
+        </w:tc>
+        <w:tc>
+          <w:tcPr>
+            <w:tcW w:type="dxa" w:w="2556"/>
+            <w:vAlign w:val="center"/>
+          </w:tcPr>
+          <w:p>
+            <w:pPr>
+              <w:spacing w:after="0" w:line="240" w:lineRule="auto"/>
+            </w:pPr>
+            <w:r>
+              <w:rPr>
+                <w:rFonts w:ascii="Times New Roman" w:hAnsi="Times New Roman"/>
+                <w:b w:val="0"/>
+                <w:i w:val="0"/>
+                <w:sz w:val="15"/>
+              </w:rPr>
+              <w:t>Kevin C. Mercado</w:t>
+            </w:r>
+          </w:p>
+        </w:tc>
+        <w:tc>
+          <w:tcPr>
+            <w:tcW w:type="dxa" w:w="2556"/>
+            <w:vAlign w:val="center"/>
+          </w:tcPr>
+          <w:p>
+            <w:pPr>
+              <w:spacing w:after="0" w:line="240" w:lineRule="auto"/>
+            </w:pPr>
+            <w:r>
+              <w:rPr>
+                <w:rFonts w:ascii="Times New Roman" w:hAnsi="Times New Roman"/>
+                <w:b w:val="0"/>
+                <w:i w:val="0"/>
+                <w:sz w:val="15"/>
               </w:rPr>
               <w:t>Devon Descipulo; Eumar Cabaluna</w:t>
             </w:r>
@@ -2103,326 +6657,21 @@
         </w:tc>
         <w:tc>
           <w:tcPr>
-            <w:tcW w:type="dxa" w:w="2448"/>
+            <w:tcW w:type="dxa" w:w="2556"/>
             <w:vAlign w:val="center"/>
           </w:tcPr>
           <w:p>
+            <w:pPr>
+              <w:spacing w:after="0" w:line="240" w:lineRule="auto"/>
+            </w:pPr>
             <w:r>
               <w:rPr>
-                <w:rFonts w:ascii="Arial" w:hAnsi="Arial"/>
-                <w:sz w:val="18"/>
+                <w:rFonts w:ascii="Times New Roman" w:hAnsi="Times New Roman"/>
+                <w:b w:val="0"/>
+                <w:i w:val="0"/>
+                <w:sz w:val="15"/>
               </w:rPr>
-              <w:t>Herb API, Prisma schema, library UI</w:t>
-            </w:r>
-          </w:p>
-        </w:tc>
-      </w:tr>
-      <w:tr>
-        <w:tc>
-          <w:tcPr>
-            <w:tcW w:type="dxa" w:w="2448"/>
-            <w:vAlign w:val="center"/>
-          </w:tcPr>
-          <w:p>
-            <w:r>
-              <w:rPr>
-                <w:rFonts w:ascii="Arial" w:hAnsi="Arial"/>
-                <w:sz w:val="18"/>
-              </w:rPr>
-              <w:t>Dr. Ai and knowledge-base integration</w:t>
-            </w:r>
-          </w:p>
-        </w:tc>
-        <w:tc>
-          <w:tcPr>
-            <w:tcW w:type="dxa" w:w="2448"/>
-            <w:vAlign w:val="center"/>
-          </w:tcPr>
-          <w:p>
-            <w:r>
-              <w:rPr>
-                <w:rFonts w:ascii="Arial" w:hAnsi="Arial"/>
-                <w:sz w:val="18"/>
-              </w:rPr>
-              <w:t>Kevin C. Mercado</w:t>
-            </w:r>
-          </w:p>
-        </w:tc>
-        <w:tc>
-          <w:tcPr>
-            <w:tcW w:type="dxa" w:w="2448"/>
-            <w:vAlign w:val="center"/>
-          </w:tcPr>
-          <w:p>
-            <w:r>
-              <w:rPr>
-                <w:rFonts w:ascii="Arial" w:hAnsi="Arial"/>
-                <w:sz w:val="18"/>
-              </w:rPr>
-              <w:t>Devon Descipulo; Eumar Cabaluna</w:t>
-            </w:r>
-          </w:p>
-        </w:tc>
-        <w:tc>
-          <w:tcPr>
-            <w:tcW w:type="dxa" w:w="2448"/>
-            <w:vAlign w:val="center"/>
-          </w:tcPr>
-          <w:p>
-            <w:r>
-              <w:rPr>
-                <w:rFonts w:ascii="Arial" w:hAnsi="Arial"/>
-                <w:sz w:val="18"/>
-              </w:rPr>
-              <w:t>AI services, chat API, chat UI</w:t>
-            </w:r>
-          </w:p>
-        </w:tc>
-      </w:tr>
-      <w:tr>
-        <w:tc>
-          <w:tcPr>
-            <w:tcW w:type="dxa" w:w="2448"/>
-            <w:vAlign w:val="center"/>
-          </w:tcPr>
-          <w:p>
-            <w:r>
-              <w:rPr>
-                <w:rFonts w:ascii="Arial" w:hAnsi="Arial"/>
-                <w:sz w:val="18"/>
-              </w:rPr>
-              <w:t>Admin moderation, audit, statistics</w:t>
-            </w:r>
-          </w:p>
-        </w:tc>
-        <w:tc>
-          <w:tcPr>
-            <w:tcW w:type="dxa" w:w="2448"/>
-            <w:vAlign w:val="center"/>
-          </w:tcPr>
-          <w:p>
-            <w:r>
-              <w:rPr>
-                <w:rFonts w:ascii="Arial" w:hAnsi="Arial"/>
-                <w:sz w:val="18"/>
-              </w:rPr>
-              <w:t>Kevin C. Mercado</w:t>
-            </w:r>
-          </w:p>
-        </w:tc>
-        <w:tc>
-          <w:tcPr>
-            <w:tcW w:type="dxa" w:w="2448"/>
-            <w:vAlign w:val="center"/>
-          </w:tcPr>
-          <w:p>
-            <w:r>
-              <w:rPr>
-                <w:rFonts w:ascii="Arial" w:hAnsi="Arial"/>
-                <w:sz w:val="18"/>
-              </w:rPr>
-              <w:t>Devon Descipulo; Eumar Cabaluna</w:t>
-            </w:r>
-          </w:p>
-        </w:tc>
-        <w:tc>
-          <w:tcPr>
-            <w:tcW w:type="dxa" w:w="2448"/>
-            <w:vAlign w:val="center"/>
-          </w:tcPr>
-          <w:p>
-            <w:r>
-              <w:rPr>
-                <w:rFonts w:ascii="Arial" w:hAnsi="Arial"/>
-                <w:sz w:val="18"/>
-              </w:rPr>
-              <w:t>Admin API/controllers and dashboard</w:t>
-            </w:r>
-          </w:p>
-        </w:tc>
-      </w:tr>
-      <w:tr>
-        <w:tc>
-          <w:tcPr>
-            <w:tcW w:type="dxa" w:w="2448"/>
-            <w:vAlign w:val="center"/>
-          </w:tcPr>
-          <w:p>
-            <w:r>
-              <w:rPr>
-                <w:rFonts w:ascii="Arial" w:hAnsi="Arial"/>
-                <w:sz w:val="18"/>
-              </w:rPr>
-              <w:t>Forum, comments, notifications, messaging</w:t>
-            </w:r>
-          </w:p>
-        </w:tc>
-        <w:tc>
-          <w:tcPr>
-            <w:tcW w:type="dxa" w:w="2448"/>
-            <w:vAlign w:val="center"/>
-          </w:tcPr>
-          <w:p>
-            <w:r>
-              <w:rPr>
-                <w:rFonts w:ascii="Arial" w:hAnsi="Arial"/>
-                <w:sz w:val="18"/>
-              </w:rPr>
-              <w:t>Devon Descipulo</w:t>
-            </w:r>
-          </w:p>
-        </w:tc>
-        <w:tc>
-          <w:tcPr>
-            <w:tcW w:type="dxa" w:w="2448"/>
-            <w:vAlign w:val="center"/>
-          </w:tcPr>
-          <w:p>
-            <w:r>
-              <w:rPr>
-                <w:rFonts w:ascii="Arial" w:hAnsi="Arial"/>
-                <w:sz w:val="18"/>
-              </w:rPr>
-              <w:t>Kevin C. Mercado; Eumar Cabaluna</w:t>
-            </w:r>
-          </w:p>
-        </w:tc>
-        <w:tc>
-          <w:tcPr>
-            <w:tcW w:type="dxa" w:w="2448"/>
-            <w:vAlign w:val="center"/>
-          </w:tcPr>
-          <w:p>
-            <w:r>
-              <w:rPr>
-                <w:rFonts w:ascii="Arial" w:hAnsi="Arial"/>
-                <w:sz w:val="18"/>
-              </w:rPr>
-              <w:t>Routes/controllers, Socket.io, frontend pages</w:t>
-            </w:r>
-          </w:p>
-        </w:tc>
-      </w:tr>
-      <w:tr>
-        <w:tc>
-          <w:tcPr>
-            <w:tcW w:type="dxa" w:w="2448"/>
-            <w:vAlign w:val="center"/>
-          </w:tcPr>
-          <w:p>
-            <w:r>
-              <w:rPr>
-                <w:rFonts w:ascii="Arial" w:hAnsi="Arial"/>
-                <w:sz w:val="18"/>
-              </w:rPr>
-              <w:t>Frontend UI, responsive design, user flow</w:t>
-            </w:r>
-          </w:p>
-        </w:tc>
-        <w:tc>
-          <w:tcPr>
-            <w:tcW w:type="dxa" w:w="2448"/>
-            <w:vAlign w:val="center"/>
-          </w:tcPr>
-          <w:p>
-            <w:r>
-              <w:rPr>
-                <w:rFonts w:ascii="Arial" w:hAnsi="Arial"/>
-                <w:sz w:val="18"/>
-              </w:rPr>
-              <w:t>Eumar Cabaluna</w:t>
-            </w:r>
-          </w:p>
-        </w:tc>
-        <w:tc>
-          <w:tcPr>
-            <w:tcW w:type="dxa" w:w="2448"/>
-            <w:vAlign w:val="center"/>
-          </w:tcPr>
-          <w:p>
-            <w:r>
-              <w:rPr>
-                <w:rFonts w:ascii="Arial" w:hAnsi="Arial"/>
-                <w:sz w:val="18"/>
-              </w:rPr>
-              <w:t>Kevin C. Mercado</w:t>
-            </w:r>
-          </w:p>
-        </w:tc>
-        <w:tc>
-          <w:tcPr>
-            <w:tcW w:type="dxa" w:w="2448"/>
-            <w:vAlign w:val="center"/>
-          </w:tcPr>
-          <w:p>
-            <w:r>
-              <w:rPr>
-                <w:rFonts w:ascii="Arial" w:hAnsi="Arial"/>
-                <w:sz w:val="18"/>
-              </w:rPr>
-              <w:t>Next.js pages, components, styles</w:t>
-            </w:r>
-          </w:p>
-        </w:tc>
-      </w:tr>
-      <w:tr>
-        <w:tc>
-          <w:tcPr>
-            <w:tcW w:type="dxa" w:w="2448"/>
-            <w:vAlign w:val="center"/>
-          </w:tcPr>
-          <w:p>
-            <w:r>
-              <w:rPr>
-                <w:rFonts w:ascii="Arial" w:hAnsi="Arial"/>
-                <w:sz w:val="18"/>
-              </w:rPr>
-              <w:t>Testing, technical documents, defense evidence</w:t>
-            </w:r>
-          </w:p>
-        </w:tc>
-        <w:tc>
-          <w:tcPr>
-            <w:tcW w:type="dxa" w:w="2448"/>
-            <w:vAlign w:val="center"/>
-          </w:tcPr>
-          <w:p>
-            <w:r>
-              <w:rPr>
-                <w:rFonts w:ascii="Arial" w:hAnsi="Arial"/>
-                <w:sz w:val="18"/>
-              </w:rPr>
-              <w:t>Kevin C. Mercado</w:t>
-            </w:r>
-          </w:p>
-        </w:tc>
-        <w:tc>
-          <w:tcPr>
-            <w:tcW w:type="dxa" w:w="2448"/>
-            <w:vAlign w:val="center"/>
-          </w:tcPr>
-          <w:p>
-            <w:r>
-              <w:rPr>
-                <w:rFonts w:ascii="Arial" w:hAnsi="Arial"/>
-                <w:sz w:val="18"/>
-              </w:rPr>
-              <w:t>Devon Descipulo; Eumar Cabaluna</w:t>
-            </w:r>
-          </w:p>
-        </w:tc>
-        <w:tc>
-          <w:tcPr>
-            <w:tcW w:type="dxa" w:w="2448"/>
-            <w:vAlign w:val="center"/>
-          </w:tcPr>
-          <w:p>
-            <w:r>
-              <w:rPr>
-                <w:rFonts w:ascii="Arial" w:hAnsi="Arial"/>
-                <w:sz w:val="18"/>
-              </w:rPr>
-              <w:t>Vitest tests, SDD, STD, V&amp;V, manuals</w:t>
+              <w:t>CRUD, audit and live retrieval evidence</w:t>
             </w:r>
           </w:p>
         </w:tc>
@@ -2430,29 +6679,166 @@
     </w:tbl>
     <w:p>
       <w:pPr>
-        <w:pStyle w:val="Heading1"/>
+        <w:spacing w:before="100" w:after="100"/>
+        <w:shd w:fill="D9E2F3"/>
       </w:pPr>
       <w:r>
-        <w:t>6. Acceptance Criteria</w:t>
+        <w:rPr>
+          <w:rFonts w:ascii="Times New Roman" w:hAnsi="Times New Roman"/>
+          <w:b/>
+          <w:i w:val="0"/>
+          <w:color w:val="1F4E79"/>
+          <w:sz w:val="21"/>
+        </w:rPr>
+        <w:t>6.4 Current Release Decision</w:t>
       </w:r>
     </w:p>
     <w:p>
+      <w:pPr>
+        <w:spacing w:before="0" w:after="100" w:line="259" w:lineRule="auto"/>
+      </w:pPr>
       <w:r>
         <w:rPr>
-          <w:rFonts w:ascii="Arial" w:hAnsi="Arial"/>
-          <w:b w:val="0"/>
+          <w:rFonts w:ascii="Times New Roman" w:hAnsi="Times New Roman"/>
+          <w:b/>
+          <w:i w:val="0"/>
+          <w:sz w:val="19"/>
         </w:rPr>
-        <w:t>Final acceptance requires complete requirement traceability, passed required test cases, recorded UAT, performance and deployment/recovery evidence, resolved critical/major defects, and adviser/panel approval of any exception.</w:t>
+        <w:t>The local functional baseline is verified and suitable for a capstone rehearsal. Final acceptance remains conditional because UAT, staging performance, production deployment/recovery, physical-device/full WCAG, and formal reviewer signatures are pending.</w:t>
       </w:r>
     </w:p>
     <w:sectPr>
+      <w:headerReference w:type="default" r:id="rId9"/>
+      <w:footerReference w:type="default" r:id="rId10"/>
       <w:pgSz w:w="12240" w:h="15840"/>
-      <w:pgMar w:top="1152" w:right="1224" w:bottom="1152" w:left="1224" w:header="720" w:footer="720" w:gutter="0"/>
+      <w:pgMar w:top="893" w:right="1008" w:bottom="835" w:left="1008" w:header="720" w:footer="720" w:gutter="0"/>
       <w:cols w:space="720"/>
       <w:docGrid w:linePitch="360"/>
     </w:sectPr>
   </w:body>
 </w:document>
+</file>
+
+<file path=word/footer1.xml><?xml version="1.0" encoding="utf-8"?>
+<w:ftr xmlns:m="http://schemas.openxmlformats.org/officeDocument/2006/math" xmlns:mc="http://schemas.openxmlformats.org/markup-compatibility/2006" xmlns:mo="http://schemas.microsoft.com/office/mac/office/2008/main" xmlns:mv="urn:schemas-microsoft-com:mac:vml" xmlns:o="urn:schemas-microsoft-com:office:office" xmlns:r="http://schemas.openxmlformats.org/officeDocument/2006/relationships" xmlns:v="urn:schemas-microsoft-com:vml" xmlns:w10="urn:schemas-microsoft-com:office:word" xmlns:w14="http://schemas.microsoft.com/office/word/2010/wordml" xmlns:w="http://schemas.openxmlformats.org/wordprocessingml/2006/main" xmlns:wne="http://schemas.microsoft.com/office/word/2006/wordml" xmlns:wp14="http://schemas.microsoft.com/office/word/2010/wordprocessingDrawing" xmlns:wp="http://schemas.openxmlformats.org/drawingml/2006/wordprocessingDrawing" xmlns:wpc="http://schemas.microsoft.com/office/word/2010/wordprocessingCanvas" xmlns:wpg="http://schemas.microsoft.com/office/word/2010/wordprocessingGroup" xmlns:wpi="http://schemas.microsoft.com/office/word/2010/wordprocessingInk" xmlns:wps="http://schemas.microsoft.com/office/word/2010/wordprocessingShape" mc:Ignorable="w14 wp14">
+  <w:p>
+    <w:pPr>
+      <w:pStyle w:val="Footer"/>
+    </w:pPr>
+  </w:p>
+  <w:tbl>
+    <w:tblPr>
+      <w:tblW w:type="auto" w:w="0"/>
+      <w:tblLayout w:type="fixed"/>
+      <w:tblLook w:firstColumn="1" w:firstRow="1" w:lastColumn="0" w:lastRow="0" w:noHBand="0" w:noVBand="1" w:val="04A0"/>
+    </w:tblPr>
+    <w:tblGrid>
+      <w:gridCol w:w="3744"/>
+      <w:gridCol w:w="4032"/>
+      <w:gridCol w:w="2016"/>
+    </w:tblGrid>
+    <w:tr>
+      <w:tc>
+        <w:tcPr>
+          <w:tcW w:type="dxa" w:w="3264"/>
+        </w:tcPr>
+        <w:p>
+          <w:pPr>
+            <w:jc w:val="left"/>
+          </w:pPr>
+          <w:r>
+            <w:rPr>
+              <w:rFonts w:ascii="Times New Roman" w:hAnsi="Times New Roman"/>
+              <w:b w:val="0"/>
+              <w:i/>
+              <w:sz w:val="14"/>
+            </w:rPr>
+            <w:t>Herbal AI Project</w:t>
+          </w:r>
+        </w:p>
+      </w:tc>
+      <w:tc>
+        <w:tcPr>
+          <w:tcW w:type="dxa" w:w="3264"/>
+        </w:tcPr>
+        <w:p>
+          <w:pPr>
+            <w:jc w:val="center"/>
+          </w:pPr>
+          <w:r>
+            <w:rPr>
+              <w:rFonts w:ascii="Times New Roman" w:hAnsi="Times New Roman"/>
+              <w:b w:val="0"/>
+              <w:i/>
+              <w:sz w:val="14"/>
+            </w:rPr>
+            <w:t>Cordova Public College</w:t>
+          </w:r>
+        </w:p>
+      </w:tc>
+      <w:tc>
+        <w:tcPr>
+          <w:tcW w:type="dxa" w:w="3264"/>
+        </w:tcPr>
+        <w:p>
+          <w:pPr>
+            <w:jc w:val="right"/>
+          </w:pPr>
+          <w:r>
+            <w:rPr>
+              <w:rFonts w:ascii="Times New Roman" w:hAnsi="Times New Roman"/>
+              <w:b w:val="0"/>
+              <w:i w:val="0"/>
+              <w:sz w:val="14"/>
+            </w:rPr>
+            <w:t xml:space="preserve">Page </w:t>
+          </w:r>
+          <w:r>
+            <w:fldChar w:fldCharType="begin"/>
+            <w:instrText xml:space="preserve">PAGE</w:instrText>
+            <w:fldChar w:fldCharType="separate"/>
+            <w:fldChar w:fldCharType="end"/>
+          </w:r>
+          <w:r>
+            <w:rPr>
+              <w:rFonts w:ascii="Times New Roman" w:hAnsi="Times New Roman"/>
+              <w:b w:val="0"/>
+              <w:i w:val="0"/>
+              <w:sz w:val="14"/>
+            </w:rPr>
+            <w:t xml:space="preserve"> of </w:t>
+          </w:r>
+          <w:r>
+            <w:fldChar w:fldCharType="begin"/>
+            <w:instrText xml:space="preserve">NUMPAGES</w:instrText>
+            <w:fldChar w:fldCharType="separate"/>
+            <w:fldChar w:fldCharType="end"/>
+          </w:r>
+        </w:p>
+      </w:tc>
+    </w:tr>
+  </w:tbl>
+</w:ftr>
+</file>
+
+<file path=word/header1.xml><?xml version="1.0" encoding="utf-8"?>
+<w:hdr xmlns:m="http://schemas.openxmlformats.org/officeDocument/2006/math" xmlns:mc="http://schemas.openxmlformats.org/markup-compatibility/2006" xmlns:mo="http://schemas.microsoft.com/office/mac/office/2008/main" xmlns:mv="urn:schemas-microsoft-com:mac:vml" xmlns:o="urn:schemas-microsoft-com:office:office" xmlns:r="http://schemas.openxmlformats.org/officeDocument/2006/relationships" xmlns:v="urn:schemas-microsoft-com:vml" xmlns:w10="urn:schemas-microsoft-com:office:word" xmlns:w14="http://schemas.microsoft.com/office/word/2010/wordml" xmlns:w="http://schemas.openxmlformats.org/wordprocessingml/2006/main" xmlns:wne="http://schemas.microsoft.com/office/word/2006/wordml" xmlns:wp14="http://schemas.microsoft.com/office/word/2010/wordprocessingDrawing" xmlns:wp="http://schemas.openxmlformats.org/drawingml/2006/wordprocessingDrawing" xmlns:wpc="http://schemas.microsoft.com/office/word/2010/wordprocessingCanvas" xmlns:wpg="http://schemas.microsoft.com/office/word/2010/wordprocessingGroup" xmlns:wpi="http://schemas.microsoft.com/office/word/2010/wordprocessingInk" xmlns:wps="http://schemas.microsoft.com/office/word/2010/wordprocessingShape" mc:Ignorable="w14 wp14">
+  <w:p>
+    <w:pPr>
+      <w:pStyle w:val="Header"/>
+      <w:jc w:val="center"/>
+    </w:pPr>
+    <w:r>
+      <w:rPr>
+        <w:rFonts w:ascii="Times New Roman" w:hAnsi="Times New Roman"/>
+        <w:b/>
+        <w:i w:val="0"/>
+        <w:sz w:val="15"/>
+      </w:rPr>
+      <w:t>CORDOVA PUBLIC COLLEGE  |  COLLEGE OF COMPUTER STUDIES  |  IEEE 829-aligned STD</w:t>
+    </w:r>
+  </w:p>
+</w:hdr>
 </file>
 
 <file path=word/numbering.xml><?xml version="1.0" encoding="utf-8"?>
@@ -2819,7 +7205,7 @@
     <w:qFormat/>
     <w:rsid w:val="00FC693F"/>
     <w:rPr>
-      <w:rFonts w:ascii="Arial" w:hAnsi="Arial"/>
+      <w:rFonts w:ascii="Times New Roman" w:hAnsi="Times New Roman"/>
       <w:sz w:val="20"/>
     </w:rPr>
   </w:style>
@@ -2882,7 +7268,7 @@
       <w:outlineLvl w:val="0"/>
     </w:pPr>
     <w:rPr>
-      <w:rFonts w:asciiTheme="majorHAnsi" w:eastAsiaTheme="majorEastAsia" w:hAnsiTheme="majorHAnsi" w:cstheme="majorBidi" w:ascii="Arial" w:hAnsi="Arial"/>
+      <w:rFonts w:asciiTheme="majorHAnsi" w:eastAsiaTheme="majorEastAsia" w:hAnsiTheme="majorHAnsi" w:cstheme="majorBidi"/>
       <w:b/>
       <w:bCs/>
       <w:color w:val="365F91" w:themeColor="accent1" w:themeShade="BF"/>
@@ -2906,11 +7292,11 @@
       <w:outlineLvl w:val="1"/>
     </w:pPr>
     <w:rPr>
-      <w:rFonts w:asciiTheme="majorHAnsi" w:eastAsiaTheme="majorEastAsia" w:hAnsiTheme="majorHAnsi" w:cstheme="majorBidi" w:ascii="Arial" w:hAnsi="Arial"/>
+      <w:rFonts w:asciiTheme="majorHAnsi" w:eastAsiaTheme="majorEastAsia" w:hAnsiTheme="majorHAnsi" w:cstheme="majorBidi"/>
       <w:b/>
       <w:bCs/>
       <w:color w:val="4F81BD" w:themeColor="accent1"/>
-      <w:sz w:val="24"/>
+      <w:sz w:val="26"/>
       <w:szCs w:val="26"/>
     </w:rPr>
   </w:style>
@@ -2930,11 +7316,10 @@
       <w:outlineLvl w:val="2"/>
     </w:pPr>
     <w:rPr>
-      <w:rFonts w:asciiTheme="majorHAnsi" w:eastAsiaTheme="majorEastAsia" w:hAnsiTheme="majorHAnsi" w:cstheme="majorBidi" w:ascii="Arial" w:hAnsi="Arial"/>
+      <w:rFonts w:asciiTheme="majorHAnsi" w:eastAsiaTheme="majorEastAsia" w:hAnsiTheme="majorHAnsi" w:cstheme="majorBidi"/>
       <w:b/>
       <w:bCs/>
       <w:color w:val="4F81BD" w:themeColor="accent1"/>
-      <w:sz w:val="22"/>
     </w:rPr>
   </w:style>
   <w:style w:type="paragraph" w:styleId="Heading4">
